--- a/induccion-aire-express/guiones/docs/01_SPEECH_CONTACTABILIDAD.docx
+++ b/induccion-aire-express/guiones/docs/01_SPEECH_CONTACTABILIDAD.docx
@@ -54,7 +54,7 @@
           <w:sz w:val="20"/>
           <w:szCs w:val="20"/>
         </w:rPr>
-        <w:t xml:space="preserve"> agendar la visita en el calendario. Se termina con la visita agendada o con el motivo anotado.</w:t>
+        <w:t xml:space="preserve"> agendar la visita en el calendario o, en reemplazo de furnace, dejar los 4 datos de la casa para que Juan David dé el precio por teléfono. Se termina con la visita agendada, los datos completos o el motivo anotado.</w:t>
       </w:r>
     </w:p>
     <w:p>
@@ -772,7 +772,36 @@
           <w:sz w:val="20"/>
           <w:szCs w:val="20"/>
         </w:rPr>
-        <w:t xml:space="preserve">Furnace (cambio o nuevo):</w:t>
+        <w:t xml:space="preserve">Furnace (cambio o nuevo) — se cotiza por teléfono (Juan David, 15-oct; solo la línea de furnace):</w:t>
+      </w:r>
+      <w:r>
+        <w:rPr>
+          <w:rFonts w:ascii="Arial" w:cs="Arial" w:eastAsia="Arial" w:hAnsi="Arial"/>
+          <w:color w:val="333333"/>
+          <w:sz w:val="20"/>
+          <w:szCs w:val="20"/>
+        </w:rPr>
+        <w:t xml:space="preserve"> Antes de marcar, mira si el lead ya trae los datos de la casa (el formulario de Meta pregunta pisos, basement y chimenea). Lo que ya respondió </w:t>
+      </w:r>
+      <w:r>
+        <w:rPr>
+          <w:rFonts w:ascii="Arial" w:cs="Arial" w:eastAsia="Arial" w:hAnsi="Arial"/>
+          <w:b/>
+          <w:bCs/>
+          <w:color w:val="333333"/>
+          <w:sz w:val="20"/>
+          <w:szCs w:val="20"/>
+        </w:rPr>
+        <w:t xml:space="preserve">no se vuelve a preguntar</w:t>
+      </w:r>
+      <w:r>
+        <w:rPr>
+          <w:rFonts w:ascii="Arial" w:cs="Arial" w:eastAsia="Arial" w:hAnsi="Arial"/>
+          <w:color w:val="333333"/>
+          <w:sz w:val="20"/>
+          <w:szCs w:val="20"/>
+        </w:rPr>
+        <w:t xml:space="preserve">.</w:t>
       </w:r>
     </w:p>
     <w:p>
@@ -891,41 +920,24 @@
           <w:sz w:val="17"/>
           <w:szCs w:val="17"/>
         </w:rPr>
-        <w:t xml:space="preserve">"Furnaces start at $2,350, installed in about one day, with a 5-year warranty, and the first 3 months parts and labor are free.</w:t>
-      </w:r>
-    </w:p>
-    <w:p>
-      <w:pPr>
-        <w:keepLines/>
-        <w:shd w:fill="F2F4F7" w:val="clear"/>
-        <w:spacing w:after="0"/>
-        <w:ind w:left="100" w:right="100"/>
-      </w:pPr>
-      <w:r>
-        <w:rPr>
-          <w:rFonts w:ascii="Courier New" w:cs="Courier New" w:eastAsia="Courier New" w:hAnsi="Courier New"/>
-          <w:color w:val="1B2A4A"/>
-          <w:sz w:val="17"/>
-          <w:szCs w:val="17"/>
-        </w:rPr>
-        <w:t xml:space="preserve">Your exact price depends on your home, so we confirm it at a free visit — it takes about 20 minutes."</w:t>
-      </w:r>
-    </w:p>
-    <w:p>
-      <w:pPr>
-        <w:keepLines/>
-        <w:shd w:fill="F2F4F7" w:val="clear"/>
-        <w:spacing w:after="0"/>
-        <w:ind w:left="100" w:right="100"/>
-      </w:pPr>
-      <w:r>
-        <w:rPr>
-          <w:rFonts w:ascii="Courier New" w:cs="Courier New" w:eastAsia="Courier New" w:hAnsi="Courier New"/>
-          <w:color w:val="1B2A4A"/>
-          <w:sz w:val="17"/>
-          <w:szCs w:val="17"/>
-        </w:rPr>
-        <w:t xml:space="preserve">(El furnace arranca en $2,350, instalado en un día, 5 años de garantía y 3 meses gratis. El precio exacto lo confirmamos en una visita gratis de 20 minutos.)</w:t>
+        <w:t xml:space="preserve">"Good news: we can give you your exact price over the phone, so you don't have to wait for a visit. I just need 4 quick things about your home."</w:t>
+      </w:r>
+    </w:p>
+    <w:p>
+      <w:pPr>
+        <w:keepLines/>
+        <w:shd w:fill="F2F4F7" w:val="clear"/>
+        <w:spacing w:after="0"/>
+        <w:ind w:left="100" w:right="100"/>
+      </w:pPr>
+      <w:r>
+        <w:rPr>
+          <w:rFonts w:ascii="Courier New" w:cs="Courier New" w:eastAsia="Courier New" w:hAnsi="Courier New"/>
+          <w:color w:val="1B2A4A"/>
+          <w:sz w:val="17"/>
+          <w:szCs w:val="17"/>
+        </w:rPr>
+        <w:t xml:space="preserve">(Buena noticia: te podemos dar el precio exacto por teléfono, sin esperar una visita. Solo necesito 4 datos de tu casa.)</w:t>
       </w:r>
     </w:p>
     <w:p>
@@ -959,24 +971,265 @@
           <w:sz w:val="17"/>
           <w:szCs w:val="17"/>
         </w:rPr>
-        <w:t xml:space="preserve">"I have [Day] at [morning time] or [Day] at [afternoon time]. Which one works better?"</w:t>
-      </w:r>
-    </w:p>
-    <w:p>
-      <w:pPr>
-        <w:keepLines/>
-        <w:shd w:fill="F2F4F7" w:val="clear"/>
-        <w:spacing w:after="0"/>
-        <w:ind w:left="100" w:right="100"/>
-      </w:pPr>
-      <w:r>
-        <w:rPr>
-          <w:rFonts w:ascii="Courier New" w:cs="Courier New" w:eastAsia="Courier New" w:hAnsi="Courier New"/>
-          <w:color w:val="1B2A4A"/>
-          <w:sz w:val="17"/>
-          <w:szCs w:val="17"/>
-        </w:rPr>
-        <w:t xml:space="preserve">(Tengo [día] a [hora de la mañana] o [día] a [hora de la tarde]. ¿Cuál te sirve?)</w:t>
+        <w:t xml:space="preserve">1. "How many stories is your home — 1, 2 or 3?"  (¿Cuántos pisos tiene tu casa: 1, 2 o 3?)</w:t>
+      </w:r>
+    </w:p>
+    <w:p>
+      <w:pPr>
+        <w:keepLines/>
+        <w:shd w:fill="F2F4F7" w:val="clear"/>
+        <w:spacing w:after="0"/>
+        <w:ind w:left="100" w:right="100"/>
+      </w:pPr>
+      <w:r>
+        <w:rPr>
+          <w:rFonts w:ascii="Courier New" w:cs="Courier New" w:eastAsia="Courier New" w:hAnsi="Courier New"/>
+          <w:color w:val="1B2A4A"/>
+          <w:sz w:val="17"/>
+          <w:szCs w:val="17"/>
+        </w:rPr>
+        <w:t xml:space="preserve">2. "Do you have a basement?" → if yes: "Is it finished, like a living space, or unfinished?"</w:t>
+      </w:r>
+    </w:p>
+    <w:p>
+      <w:pPr>
+        <w:keepLines/>
+        <w:shd w:fill="F2F4F7" w:val="clear"/>
+        <w:spacing w:after="0"/>
+        <w:ind w:left="100" w:right="100"/>
+      </w:pPr>
+      <w:r>
+        <w:rPr>
+          <w:rFonts w:ascii="Courier New" w:cs="Courier New" w:eastAsia="Courier New" w:hAnsi="Courier New"/>
+          <w:color w:val="1B2A4A"/>
+          <w:sz w:val="17"/>
+          <w:szCs w:val="17"/>
+        </w:rPr>
+        <w:t xml:space="preserve">   (¿Tiene basement? → si dice que sí: ¿es habitable o no está terminado?)</w:t>
+      </w:r>
+    </w:p>
+    <w:p>
+      <w:pPr>
+        <w:keepLines/>
+        <w:shd w:fill="F2F4F7" w:val="clear"/>
+        <w:spacing w:after="0"/>
+        <w:ind w:left="100" w:right="100"/>
+      </w:pPr>
+      <w:r>
+        <w:rPr>
+          <w:rFonts w:ascii="Courier New" w:cs="Courier New" w:eastAsia="Courier New" w:hAnsi="Courier New"/>
+          <w:color w:val="1B2A4A"/>
+          <w:sz w:val="17"/>
+          <w:szCs w:val="17"/>
+        </w:rPr>
+        <w:t xml:space="preserve">3. "Does your home have a chimney?"  (¿La casa tiene chimenea?)  ← para conectar la ventilación de monóxido del furnace</w:t>
+      </w:r>
+    </w:p>
+    <w:p>
+      <w:pPr>
+        <w:keepLines/>
+        <w:shd w:fill="F2F4F7" w:val="clear"/>
+        <w:spacing w:after="0"/>
+        <w:ind w:left="100" w:right="100"/>
+      </w:pPr>
+      <w:r>
+        <w:rPr>
+          <w:rFonts w:ascii="Courier New" w:cs="Courier New" w:eastAsia="Courier New" w:hAnsi="Courier New"/>
+          <w:color w:val="1B2A4A"/>
+          <w:sz w:val="17"/>
+          <w:szCs w:val="17"/>
+        </w:rPr>
+        <w:t xml:space="preserve">4. "Is it a gas furnace? And about how old is the one you have now?"</w:t>
+      </w:r>
+    </w:p>
+    <w:p>
+      <w:pPr>
+        <w:keepLines/>
+        <w:shd w:fill="F2F4F7" w:val="clear"/>
+        <w:spacing w:after="0"/>
+        <w:ind w:left="100" w:right="100"/>
+      </w:pPr>
+      <w:r>
+        <w:rPr>
+          <w:rFonts w:ascii="Courier New" w:cs="Courier New" w:eastAsia="Courier New" w:hAnsi="Courier New"/>
+          <w:color w:val="1B2A4A"/>
+          <w:sz w:val="17"/>
+          <w:szCs w:val="17"/>
+        </w:rPr>
+        <w:t xml:space="preserve">   (¿Es un furnace de gas? ¿Y cuántos años tiene el que tienes ahora?)</w:t>
+      </w:r>
+    </w:p>
+    <w:p>
+      <w:pPr>
+        <w:keepLines/>
+        <w:shd w:fill="F2F4F7" w:val="clear"/>
+        <w:spacing w:after="0"/>
+        <w:ind w:left="100" w:right="100"/>
+      </w:pPr>
+      <w:r>
+        <w:rPr>
+          <w:rFonts w:ascii="Courier New" w:cs="Courier New" w:eastAsia="Courier New" w:hAnsi="Courier New"/>
+          <w:color w:val="1B2A4A"/>
+          <w:sz w:val="17"/>
+          <w:szCs w:val="17"/>
+        </w:rPr>
+        <w:t xml:space="preserve"> </w:t>
+      </w:r>
+    </w:p>
+    <w:p>
+      <w:pPr>
+        <w:keepLines/>
+        <w:shd w:fill="F2F4F7" w:val="clear"/>
+        <w:spacing w:after="0"/>
+        <w:ind w:left="100" w:right="100"/>
+      </w:pPr>
+      <w:r>
+        <w:rPr>
+          <w:rFonts w:ascii="Courier New" w:cs="Courier New" w:eastAsia="Courier New" w:hAnsi="Courier New"/>
+          <w:color w:val="1B2A4A"/>
+          <w:sz w:val="17"/>
+          <w:szCs w:val="17"/>
+        </w:rPr>
+        <w:t xml:space="preserve">"And the address is [address from the form or what he/she sent]? What's the </w:t>
+      </w:r>
+      <w:r>
+        <w:rPr>
+          <w:rFonts w:ascii="Courier New" w:cs="Courier New" w:eastAsia="Courier New" w:hAnsi="Courier New"/>
+          <w:b w:val="false"/>
+          <w:bCs w:val="false"/>
+          <w:color w:val="1B2A4A"/>
+          <w:sz w:val="17"/>
+          <w:szCs w:val="17"/>
+        </w:rPr>
+        <w:t xml:space="preserve">ZIP</w:t>
+      </w:r>
+      <w:r>
+        <w:rPr>
+          <w:rFonts w:ascii="Courier New" w:cs="Courier New" w:eastAsia="Courier New" w:hAnsi="Courier New"/>
+          <w:color w:val="1B2A4A"/>
+          <w:sz w:val="17"/>
+          <w:szCs w:val="17"/>
+        </w:rPr>
+        <w:t xml:space="preserve"> code?"</w:t>
+      </w:r>
+    </w:p>
+    <w:p>
+      <w:pPr>
+        <w:keepLines/>
+        <w:shd w:fill="F2F4F7" w:val="clear"/>
+        <w:spacing w:after="0"/>
+        <w:ind w:left="100" w:right="100"/>
+      </w:pPr>
+      <w:r>
+        <w:rPr>
+          <w:rFonts w:ascii="Courier New" w:cs="Courier New" w:eastAsia="Courier New" w:hAnsi="Courier New"/>
+          <w:color w:val="1B2A4A"/>
+          <w:sz w:val="17"/>
+          <w:szCs w:val="17"/>
+        </w:rPr>
+        <w:t xml:space="preserve">(¿Y la dirección es [dirección]? ¿Cuál es el código postal?)</w:t>
+      </w:r>
+    </w:p>
+    <w:p>
+      <w:pPr>
+        <w:keepLines/>
+        <w:shd w:fill="F2F4F7" w:val="clear"/>
+        <w:spacing w:after="0"/>
+        <w:ind w:left="100" w:right="100"/>
+      </w:pPr>
+      <w:r>
+        <w:rPr>
+          <w:rFonts w:ascii="Courier New" w:cs="Courier New" w:eastAsia="Courier New" w:hAnsi="Courier New"/>
+          <w:color w:val="1B2A4A"/>
+          <w:sz w:val="17"/>
+          <w:szCs w:val="17"/>
+        </w:rPr>
+        <w:t xml:space="preserve"> </w:t>
+      </w:r>
+    </w:p>
+    <w:p>
+      <w:pPr>
+        <w:keepLines/>
+        <w:shd w:fill="F2F4F7" w:val="clear"/>
+        <w:spacing w:after="0"/>
+        <w:ind w:left="100" w:right="100"/>
+      </w:pPr>
+      <w:r>
+        <w:rPr>
+          <w:rFonts w:ascii="Courier New" w:cs="Courier New" w:eastAsia="Courier New" w:hAnsi="Courier New"/>
+          <w:color w:val="1B2A4A"/>
+          <w:sz w:val="17"/>
+          <w:szCs w:val="17"/>
+        </w:rPr>
+        <w:t xml:space="preserve">"Perfect. Juan David, our installer, will review this and we'll call you back [today / tomorrow morning] with your exact price.</w:t>
+      </w:r>
+    </w:p>
+    <w:p>
+      <w:pPr>
+        <w:keepLines/>
+        <w:shd w:fill="F2F4F7" w:val="clear"/>
+        <w:spacing w:after="0"/>
+        <w:ind w:left="100" w:right="100"/>
+      </w:pPr>
+      <w:r>
+        <w:rPr>
+          <w:rFonts w:ascii="Courier New" w:cs="Courier New" w:eastAsia="Courier New" w:hAnsi="Courier New"/>
+          <w:color w:val="1B2A4A"/>
+          <w:sz w:val="17"/>
+          <w:szCs w:val="17"/>
+        </w:rPr>
+        <w:t xml:space="preserve">Furnaces start at $2,350, installed in about one day, with a 5-year warranty, and the first 3 months parts and labor are free.</w:t>
+      </w:r>
+    </w:p>
+    <w:p>
+      <w:pPr>
+        <w:keepLines/>
+        <w:shd w:fill="F2F4F7" w:val="clear"/>
+        <w:spacing w:after="0"/>
+        <w:ind w:left="100" w:right="100"/>
+      </w:pPr>
+      <w:r>
+        <w:rPr>
+          <w:rFonts w:ascii="Courier New" w:cs="Courier New" w:eastAsia="Courier New" w:hAnsi="Courier New"/>
+          <w:color w:val="1B2A4A"/>
+          <w:sz w:val="17"/>
+          <w:szCs w:val="17"/>
+        </w:rPr>
+        <w:t xml:space="preserve">If you'd rather have him see it in person, that visit is free too."</w:t>
+      </w:r>
+    </w:p>
+    <w:p>
+      <w:pPr>
+        <w:keepLines/>
+        <w:shd w:fill="F2F4F7" w:val="clear"/>
+        <w:spacing w:after="0"/>
+        <w:ind w:left="100" w:right="100"/>
+      </w:pPr>
+      <w:r>
+        <w:rPr>
+          <w:rFonts w:ascii="Courier New" w:cs="Courier New" w:eastAsia="Courier New" w:hAnsi="Courier New"/>
+          <w:color w:val="1B2A4A"/>
+          <w:sz w:val="17"/>
+          <w:szCs w:val="17"/>
+        </w:rPr>
+        <w:t xml:space="preserve">(Perfecto. Juan David, nuestro instalador, revisa esto y te llamamos [hoy / mañana en la mañana] con el precio exacto.</w:t>
+      </w:r>
+    </w:p>
+    <w:p>
+      <w:pPr>
+        <w:keepLines/>
+        <w:shd w:fill="F2F4F7" w:val="clear"/>
+        <w:spacing w:after="0"/>
+        <w:ind w:left="100" w:right="100"/>
+      </w:pPr>
+      <w:r>
+        <w:rPr>
+          <w:rFonts w:ascii="Courier New" w:cs="Courier New" w:eastAsia="Courier New" w:hAnsi="Courier New"/>
+          <w:color w:val="1B2A4A"/>
+          <w:sz w:val="17"/>
+          <w:szCs w:val="17"/>
+        </w:rPr>
+        <w:t xml:space="preserve">El furnace arranca en $2,350, instalado en un día, 5 años de garantía y 3 meses gratis. Si prefieres que vaya a verlo en persona, esa visita también es gratis.)</w:t>
       </w:r>
     </w:p>
     <w:p>
@@ -985,6 +1238,40 @@
       </w:pPr>
       <w:r>
         <w:t xml:space="preserve"/>
+      </w:r>
+    </w:p>
+    <w:p>
+      <w:pPr>
+        <w:spacing w:after="110"/>
+      </w:pPr>
+      <w:r>
+        <w:rPr>
+          <w:rFonts w:ascii="Arial" w:cs="Arial" w:eastAsia="Arial" w:hAnsi="Arial"/>
+          <w:color w:val="333333"/>
+          <w:sz w:val="20"/>
+          <w:szCs w:val="20"/>
+        </w:rPr>
+        <w:t xml:space="preserve">Después de colgar: nota con los 4 datos + dirección y ZIP, y aviso a Juan David para que dé el precio. </w:t>
+      </w:r>
+      <w:r>
+        <w:rPr>
+          <w:rFonts w:ascii="Arial" w:cs="Arial" w:eastAsia="Arial" w:hAnsi="Arial"/>
+          <w:b/>
+          <w:bCs/>
+          <w:color w:val="333333"/>
+          <w:sz w:val="20"/>
+          <w:szCs w:val="20"/>
+        </w:rPr>
+        <w:t xml:space="preserve">Tú no das el precio final</w:t>
+      </w:r>
+      <w:r>
+        <w:rPr>
+          <w:rFonts w:ascii="Arial" w:cs="Arial" w:eastAsia="Arial" w:hAnsi="Arial"/>
+          <w:color w:val="333333"/>
+          <w:sz w:val="20"/>
+          <w:szCs w:val="20"/>
+        </w:rPr>
+        <w:t xml:space="preserve">: solo el "desde $2,350". Si el cliente prefiere la visita, se agenda con los 2 horarios y la dirección (sin dirección no hay cita).</w:t>
       </w:r>
     </w:p>
     <w:p>
@@ -1857,7 +2144,7 @@
           <w:sz w:val="17"/>
           <w:szCs w:val="17"/>
         </w:rPr>
-        <w:t xml:space="preserve">Detalle: furnace de 20 años, quiere cambiarlo antes del invierno. Visita jueves 10 a.m.</w:t>
+        <w:t xml:space="preserve">Detalle: furnace de 20 años, quiere cambiarlo antes del invierno. Casa de 2 pisos, basement habitable, sin chimenea. 123 Main St, Columbus 43227. Pasado a Juan David para el precio.</w:t>
       </w:r>
     </w:p>
     <w:p>
@@ -1879,7 +2166,7 @@
           <w:sz w:val="20"/>
           <w:szCs w:val="20"/>
         </w:rPr>
-        <w:t xml:space="preserve">Resultados: Agendó · Reprogramó · No interesado · Objeción — precio · Objeción — tiempo · Ya contrató a otro · No disponible · Sin respuesta · Fuera de zona · Urgencia atendida.</w:t>
+        <w:t xml:space="preserve">Resultados: Agendó · Cotización por teléfono (datos completos) · Reprogramó · No interesado · Objeción — precio · Objeción — tiempo · Ya contrató a otro · No disponible · Sin respuesta · Fuera de zona · Urgencia atendida.</w:t>
       </w:r>
     </w:p>
     <w:sectPr>

--- a/induccion-aire-express/guiones/docs/01_SPEECH_CONTACTABILIDAD.docx
+++ b/induccion-aire-express/guiones/docs/01_SPEECH_CONTACTABILIDAD.docx
@@ -772,16 +772,16 @@
           <w:sz w:val="20"/>
           <w:szCs w:val="20"/>
         </w:rPr>
-        <w:t xml:space="preserve">Furnace (cambio o nuevo) — se cotiza por teléfono (Juan David, 15-oct; solo la línea de furnace):</w:t>
-      </w:r>
-      <w:r>
-        <w:rPr>
-          <w:rFonts w:ascii="Arial" w:cs="Arial" w:eastAsia="Arial" w:hAnsi="Arial"/>
-          <w:color w:val="333333"/>
-          <w:sz w:val="20"/>
-          <w:szCs w:val="20"/>
-        </w:rPr>
-        <w:t xml:space="preserve"> Antes de marcar, mira si el lead ya trae los datos de la casa (el formulario de Meta pregunta pisos, basement y chimenea). Lo que ya respondió </w:t>
+        <w:t xml:space="preserve">Furnace — REEMPLAZO (ya tiene un furnace y lo quiere cambiar) — se cotiza por teléfono (Juan David, 15-oct):</w:t>
+      </w:r>
+      <w:r>
+        <w:rPr>
+          <w:rFonts w:ascii="Arial" w:cs="Arial" w:eastAsia="Arial" w:hAnsi="Arial"/>
+          <w:color w:val="333333"/>
+          <w:sz w:val="20"/>
+          <w:szCs w:val="20"/>
+        </w:rPr>
+        <w:t xml:space="preserve"> Si es </w:t>
       </w:r>
       <w:r>
         <w:rPr>
@@ -792,6 +792,26 @@
           <w:sz w:val="20"/>
           <w:szCs w:val="20"/>
         </w:rPr>
+        <w:t xml:space="preserve">instalación nueva</w:t>
+      </w:r>
+      <w:r>
+        <w:rPr>
+          <w:rFonts w:ascii="Arial" w:cs="Arial" w:eastAsia="Arial" w:hAnsi="Arial"/>
+          <w:color w:val="333333"/>
+          <w:sz w:val="20"/>
+          <w:szCs w:val="20"/>
+        </w:rPr>
+        <w:t xml:space="preserve"> (la casa no tiene furnace), no uses este bloque: ve a "Furnace — INSTALACIÓN NUEVA" más abajo. Antes de marcar, mira si el lead ya trae los datos de la casa (el formulario de Meta pregunta pisos, basement y chimenea). Lo que ya respondió </w:t>
+      </w:r>
+      <w:r>
+        <w:rPr>
+          <w:rFonts w:ascii="Arial" w:cs="Arial" w:eastAsia="Arial" w:hAnsi="Arial"/>
+          <w:b/>
+          <w:bCs/>
+          <w:color w:val="333333"/>
+          <w:sz w:val="20"/>
+          <w:szCs w:val="20"/>
+        </w:rPr>
         <w:t xml:space="preserve">no se vuelve a preguntar</w:t>
       </w:r>
       <w:r>
@@ -818,24 +838,24 @@
           <w:sz w:val="17"/>
           <w:szCs w:val="17"/>
         </w:rPr>
-        <w:t xml:space="preserve">"Hi [Name], this is [your name] from Aire Express. You requested a new furnace for your home in [City]. Is this a good time?"</w:t>
-      </w:r>
-    </w:p>
-    <w:p>
-      <w:pPr>
-        <w:keepLines/>
-        <w:shd w:fill="F2F4F7" w:val="clear"/>
-        <w:spacing w:after="0"/>
-        <w:ind w:left="100" w:right="100"/>
-      </w:pPr>
-      <w:r>
-        <w:rPr>
-          <w:rFonts w:ascii="Courier New" w:cs="Courier New" w:eastAsia="Courier New" w:hAnsi="Courier New"/>
-          <w:color w:val="1B2A4A"/>
-          <w:sz w:val="17"/>
-          <w:szCs w:val="17"/>
-        </w:rPr>
-        <w:t xml:space="preserve">(Hola [nombre], soy [tu nombre] de Aire Express. Pediste un furnace nuevo para tu casa en [ciudad]. ¿Es buen momento?)</w:t>
+        <w:t xml:space="preserve">"Hi [Name], this is [your name] from Aire Express. You asked about replacing your furnace at your home in [City]. Is this a good time?"</w:t>
+      </w:r>
+    </w:p>
+    <w:p>
+      <w:pPr>
+        <w:keepLines/>
+        <w:shd w:fill="F2F4F7" w:val="clear"/>
+        <w:spacing w:after="0"/>
+        <w:ind w:left="100" w:right="100"/>
+      </w:pPr>
+      <w:r>
+        <w:rPr>
+          <w:rFonts w:ascii="Courier New" w:cs="Courier New" w:eastAsia="Courier New" w:hAnsi="Courier New"/>
+          <w:color w:val="1B2A4A"/>
+          <w:sz w:val="17"/>
+          <w:szCs w:val="17"/>
+        </w:rPr>
+        <w:t xml:space="preserve">(Hola [nombre], soy [tu nombre] de Aire Express. Pediste cambiar tu furnace en tu casa en [ciudad]. ¿Es buen momento?)</w:t>
       </w:r>
     </w:p>
     <w:p>
@@ -1272,6 +1292,141 @@
           <w:szCs w:val="20"/>
         </w:rPr>
         <w:t xml:space="preserve">: solo el "desde $2,350". Si el cliente prefiere la visita, se agenda con los 2 horarios y la dirección (sin dirección no hay cita).</w:t>
+      </w:r>
+    </w:p>
+    <w:p>
+      <w:pPr>
+        <w:spacing w:after="110"/>
+      </w:pPr>
+      <w:r>
+        <w:rPr>
+          <w:rFonts w:ascii="Arial" w:cs="Arial" w:eastAsia="Arial" w:hAnsi="Arial"/>
+          <w:b/>
+          <w:bCs/>
+          <w:color w:val="333333"/>
+          <w:sz w:val="20"/>
+          <w:szCs w:val="20"/>
+        </w:rPr>
+        <w:t xml:space="preserve">Furnace — INSTALACIÓN NUEVA (la casa no tiene furnace):</w:t>
+      </w:r>
+      <w:r>
+        <w:rPr>
+          <w:rFonts w:ascii="Arial" w:cs="Arial" w:eastAsia="Arial" w:hAnsi="Arial"/>
+          <w:color w:val="333333"/>
+          <w:sz w:val="20"/>
+          <w:szCs w:val="20"/>
+        </w:rPr>
+        <w:t xml:space="preserve"> necesita visita, porque hay que ver ductos y ventilación.</w:t>
+      </w:r>
+    </w:p>
+    <w:p>
+      <w:pPr>
+        <w:keepLines/>
+        <w:shd w:fill="F2F4F7" w:val="clear"/>
+        <w:spacing w:after="0"/>
+        <w:ind w:left="100" w:right="100"/>
+      </w:pPr>
+      <w:r>
+        <w:rPr>
+          <w:rFonts w:ascii="Courier New" w:cs="Courier New" w:eastAsia="Courier New" w:hAnsi="Courier New"/>
+          <w:color w:val="1B2A4A"/>
+          <w:sz w:val="17"/>
+          <w:szCs w:val="17"/>
+        </w:rPr>
+        <w:t xml:space="preserve">"Hi [Name], this is [your name] from Aire Express. You asked about installing a new furnace in your home in [City]. Is this a good time?"</w:t>
+      </w:r>
+    </w:p>
+    <w:p>
+      <w:pPr>
+        <w:keepLines/>
+        <w:shd w:fill="F2F4F7" w:val="clear"/>
+        <w:spacing w:after="0"/>
+        <w:ind w:left="100" w:right="100"/>
+      </w:pPr>
+      <w:r>
+        <w:rPr>
+          <w:rFonts w:ascii="Courier New" w:cs="Courier New" w:eastAsia="Courier New" w:hAnsi="Courier New"/>
+          <w:color w:val="1B2A4A"/>
+          <w:sz w:val="17"/>
+          <w:szCs w:val="17"/>
+        </w:rPr>
+        <w:t xml:space="preserve">(Hola [nombre], soy [tu nombre] de Aire Express. Pediste instalar un furnace nuevo en tu casa en [ciudad]. ¿Es buen momento?)</w:t>
+      </w:r>
+    </w:p>
+    <w:p>
+      <w:pPr>
+        <w:keepLines/>
+        <w:shd w:fill="F2F4F7" w:val="clear"/>
+        <w:spacing w:after="0"/>
+        <w:ind w:left="100" w:right="100"/>
+      </w:pPr>
+      <w:r>
+        <w:rPr>
+          <w:rFonts w:ascii="Courier New" w:cs="Courier New" w:eastAsia="Courier New" w:hAnsi="Courier New"/>
+          <w:color w:val="1B2A4A"/>
+          <w:sz w:val="17"/>
+          <w:szCs w:val="17"/>
+        </w:rPr>
+        <w:t xml:space="preserve"> </w:t>
+      </w:r>
+    </w:p>
+    <w:p>
+      <w:pPr>
+        <w:keepLines/>
+        <w:shd w:fill="F2F4F7" w:val="clear"/>
+        <w:spacing w:after="0"/>
+        <w:ind w:left="100" w:right="100"/>
+      </w:pPr>
+      <w:r>
+        <w:rPr>
+          <w:rFonts w:ascii="Courier New" w:cs="Courier New" w:eastAsia="Courier New" w:hAnsi="Courier New"/>
+          <w:color w:val="1B2A4A"/>
+          <w:sz w:val="17"/>
+          <w:szCs w:val="17"/>
+        </w:rPr>
+        <w:t xml:space="preserve">"For a new installation our technician needs to see the space, the ductwork and the venting. The visit is free.</w:t>
+      </w:r>
+    </w:p>
+    <w:p>
+      <w:pPr>
+        <w:keepLines/>
+        <w:shd w:fill="F2F4F7" w:val="clear"/>
+        <w:spacing w:after="0"/>
+        <w:ind w:left="100" w:right="100"/>
+      </w:pPr>
+      <w:r>
+        <w:rPr>
+          <w:rFonts w:ascii="Courier New" w:cs="Courier New" w:eastAsia="Courier New" w:hAnsi="Courier New"/>
+          <w:color w:val="1B2A4A"/>
+          <w:sz w:val="17"/>
+          <w:szCs w:val="17"/>
+        </w:rPr>
+        <w:t xml:space="preserve">I have [Day] at [morning time] or [Day] at [afternoon time]. Which one works better?"</w:t>
+      </w:r>
+    </w:p>
+    <w:p>
+      <w:pPr>
+        <w:keepLines/>
+        <w:shd w:fill="F2F4F7" w:val="clear"/>
+        <w:spacing w:after="0"/>
+        <w:ind w:left="100" w:right="100"/>
+      </w:pPr>
+      <w:r>
+        <w:rPr>
+          <w:rFonts w:ascii="Courier New" w:cs="Courier New" w:eastAsia="Courier New" w:hAnsi="Courier New"/>
+          <w:color w:val="1B2A4A"/>
+          <w:sz w:val="17"/>
+          <w:szCs w:val="17"/>
+        </w:rPr>
+        <w:t xml:space="preserve">(Para una instalación nueva el técnico tiene que ver el espacio, los ductos y la ventilación. La visita es gratis. ¿Te sirve [día/hora] o [día/hora]?)</w:t>
+      </w:r>
+    </w:p>
+    <w:p>
+      <w:pPr>
+        <w:spacing w:after="160"/>
+      </w:pPr>
+      <w:r>
+        <w:t xml:space="preserve"/>
       </w:r>
     </w:p>
     <w:p>

--- a/induccion-aire-express/guiones/docs/01_SPEECH_CONTACTABILIDAD.docx
+++ b/induccion-aire-express/guiones/docs/01_SPEECH_CONTACTABILIDAD.docx
@@ -736,7 +736,7 @@
           <w:sz w:val="20"/>
           <w:szCs w:val="20"/>
         </w:rPr>
-        <w:t xml:space="preserve">Antes de marcar, mira en la app: </w:t>
+        <w:t xml:space="preserve">Antes de marcar, mira en la app lo que el cliente ya respondió. </w:t>
       </w:r>
       <w:r>
         <w:rPr>
@@ -747,16 +747,7 @@
           <w:sz w:val="20"/>
           <w:szCs w:val="20"/>
         </w:rPr>
-        <w:t xml:space="preserve">proyecto, detalle, plazo, urgencia, ciudad y mensaje</w:t>
-      </w:r>
-      <w:r>
-        <w:rPr>
-          <w:rFonts w:ascii="Arial" w:cs="Arial" w:eastAsia="Arial" w:hAnsi="Arial"/>
-          <w:color w:val="333333"/>
-          <w:sz w:val="20"/>
-          <w:szCs w:val="20"/>
-        </w:rPr>
-        <w:t xml:space="preserve">.</w:t>
+        <w:t xml:space="preserve">Lo que ya respondió no se vuelve a preguntar.</w:t>
       </w:r>
     </w:p>
     <w:p>
@@ -772,16 +763,16 @@
           <w:sz w:val="20"/>
           <w:szCs w:val="20"/>
         </w:rPr>
-        <w:t xml:space="preserve">Furnace — REEMPLAZO (ya tiene un furnace y lo quiere cambiar) — se cotiza por teléfono (Juan David, 15-oct):</w:t>
-      </w:r>
-      <w:r>
-        <w:rPr>
-          <w:rFonts w:ascii="Arial" w:cs="Arial" w:eastAsia="Arial" w:hAnsi="Arial"/>
-          <w:color w:val="333333"/>
-          <w:sz w:val="20"/>
-          <w:szCs w:val="20"/>
-        </w:rPr>
-        <w:t xml:space="preserve"> Si es </w:t>
+        <w:t xml:space="preserve">Dónde lo ves (computador):</w:t>
+      </w:r>
+      <w:r>
+        <w:rPr>
+          <w:rFonts w:ascii="Arial" w:cs="Arial" w:eastAsia="Arial" w:hAnsi="Arial"/>
+          <w:color w:val="333333"/>
+          <w:sz w:val="20"/>
+          <w:szCs w:val="20"/>
+        </w:rPr>
+        <w:t xml:space="preserve"> abre el contacto → columna izquierda </w:t>
       </w:r>
       <w:r>
         <w:rPr>
@@ -792,16 +783,16 @@
           <w:sz w:val="20"/>
           <w:szCs w:val="20"/>
         </w:rPr>
-        <w:t xml:space="preserve">instalación nueva</w:t>
-      </w:r>
-      <w:r>
-        <w:rPr>
-          <w:rFonts w:ascii="Arial" w:cs="Arial" w:eastAsia="Arial" w:hAnsi="Arial"/>
-          <w:color w:val="333333"/>
-          <w:sz w:val="20"/>
-          <w:szCs w:val="20"/>
-        </w:rPr>
-        <w:t xml:space="preserve"> (la casa no tiene furnace), no uses este bloque: ve a "Furnace — INSTALACIÓN NUEVA" más abajo. Antes de marcar, mira si el lead ya trae los datos de la casa (el formulario de Meta pregunta pisos, basement y chimenea). Lo que ya respondió </w:t>
+        <w:t xml:space="preserve">Contact Details</w:t>
+      </w:r>
+      <w:r>
+        <w:rPr>
+          <w:rFonts w:ascii="Arial" w:cs="Arial" w:eastAsia="Arial" w:hAnsi="Arial"/>
+          <w:color w:val="333333"/>
+          <w:sz w:val="20"/>
+          <w:szCs w:val="20"/>
+        </w:rPr>
+        <w:t xml:space="preserve"> → pestaña </w:t>
       </w:r>
       <w:r>
         <w:rPr>
@@ -812,16 +803,1690 @@
           <w:sz w:val="20"/>
           <w:szCs w:val="20"/>
         </w:rPr>
-        <w:t xml:space="preserve">no se vuelve a preguntar</w:t>
-      </w:r>
-      <w:r>
-        <w:rPr>
-          <w:rFonts w:ascii="Arial" w:cs="Arial" w:eastAsia="Arial" w:hAnsi="Arial"/>
-          <w:color w:val="333333"/>
-          <w:sz w:val="20"/>
-          <w:szCs w:val="20"/>
-        </w:rPr>
-        <w:t xml:space="preserve">.</w:t>
+        <w:t xml:space="preserve">All fields</w:t>
+      </w:r>
+      <w:r>
+        <w:rPr>
+          <w:rFonts w:ascii="Arial" w:cs="Arial" w:eastAsia="Arial" w:hAnsi="Arial"/>
+          <w:color w:val="333333"/>
+          <w:sz w:val="20"/>
+          <w:szCs w:val="20"/>
+        </w:rPr>
+        <w:t xml:space="preserve"> → abre la carpeta </w:t>
+      </w:r>
+      <w:r>
+        <w:rPr>
+          <w:rFonts w:ascii="Arial" w:cs="Arial" w:eastAsia="Arial" w:hAnsi="Arial"/>
+          <w:b/>
+          <w:bCs/>
+          <w:color w:val="333333"/>
+          <w:sz w:val="20"/>
+          <w:szCs w:val="20"/>
+        </w:rPr>
+        <w:t xml:space="preserve">Additional Info</w:t>
+      </w:r>
+      <w:r>
+        <w:rPr>
+          <w:rFonts w:ascii="Arial" w:cs="Arial" w:eastAsia="Arial" w:hAnsi="Arial"/>
+          <w:color w:val="333333"/>
+          <w:sz w:val="20"/>
+          <w:szCs w:val="20"/>
+        </w:rPr>
+        <w:t xml:space="preserve"> (está al final, debajo de *General Info*). </w:t>
+      </w:r>
+      <w:r>
+        <w:rPr>
+          <w:rFonts w:ascii="Arial" w:cs="Arial" w:eastAsia="Arial" w:hAnsi="Arial"/>
+          <w:b/>
+          <w:bCs/>
+          <w:color w:val="333333"/>
+          <w:sz w:val="20"/>
+          <w:szCs w:val="20"/>
+        </w:rPr>
+        <w:t xml:space="preserve">Celular:</w:t>
+      </w:r>
+      <w:r>
+        <w:rPr>
+          <w:rFonts w:ascii="Arial" w:cs="Arial" w:eastAsia="Arial" w:hAnsi="Arial"/>
+          <w:color w:val="333333"/>
+          <w:sz w:val="20"/>
+          <w:szCs w:val="20"/>
+        </w:rPr>
+        <w:t xml:space="preserve"> Conversations → el chat → *Tap to view Contact info* → pestaña </w:t>
+      </w:r>
+      <w:r>
+        <w:rPr>
+          <w:rFonts w:ascii="Arial" w:cs="Arial" w:eastAsia="Arial" w:hAnsi="Arial"/>
+          <w:b/>
+          <w:bCs/>
+          <w:color w:val="333333"/>
+          <w:sz w:val="20"/>
+          <w:szCs w:val="20"/>
+        </w:rPr>
+        <w:t xml:space="preserve">Details</w:t>
+      </w:r>
+      <w:r>
+        <w:rPr>
+          <w:rFonts w:ascii="Arial" w:cs="Arial" w:eastAsia="Arial" w:hAnsi="Arial"/>
+          <w:color w:val="333333"/>
+          <w:sz w:val="20"/>
+          <w:szCs w:val="20"/>
+        </w:rPr>
+        <w:t xml:space="preserve">. Arriba de la ficha también ves la etiqueta de dónde llegó: </w:t>
+      </w:r>
+      <w:r>
+        <w:rPr>
+          <w:rFonts w:ascii="Courier New" w:cs="Courier New" w:eastAsia="Courier New" w:hAnsi="Courier New"/>
+          <w:color w:val="333333"/>
+          <w:sz w:val="18"/>
+          <w:szCs w:val="18"/>
+        </w:rPr>
+        <w:t xml:space="preserve">origen-formulario-meta</w:t>
+      </w:r>
+      <w:r>
+        <w:rPr>
+          <w:rFonts w:ascii="Arial" w:cs="Arial" w:eastAsia="Arial" w:hAnsi="Arial"/>
+          <w:color w:val="333333"/>
+          <w:sz w:val="20"/>
+          <w:szCs w:val="20"/>
+        </w:rPr>
+        <w:t xml:space="preserve"> (formulario de Facebook/Instagram) o </w:t>
+      </w:r>
+      <w:r>
+        <w:rPr>
+          <w:rFonts w:ascii="Courier New" w:cs="Courier New" w:eastAsia="Courier New" w:hAnsi="Courier New"/>
+          <w:color w:val="333333"/>
+          <w:sz w:val="18"/>
+          <w:szCs w:val="18"/>
+        </w:rPr>
+        <w:t xml:space="preserve">origen-sitio</w:t>
+      </w:r>
+      <w:r>
+        <w:rPr>
+          <w:rFonts w:ascii="Arial" w:cs="Arial" w:eastAsia="Arial" w:hAnsi="Arial"/>
+          <w:color w:val="333333"/>
+          <w:sz w:val="20"/>
+          <w:szCs w:val="20"/>
+        </w:rPr>
+        <w:t xml:space="preserve"> (página web).</w:t>
+      </w:r>
+    </w:p>
+    <w:tbl>
+      <w:tblPr>
+        <w:tblW w:type="dxa" w:w="9972"/>
+        <w:tblBorders>
+          <w:top w:val="single" w:color="auto" w:sz="4"/>
+          <w:left w:val="single" w:color="auto" w:sz="4"/>
+          <w:bottom w:val="single" w:color="auto" w:sz="4"/>
+          <w:right w:val="single" w:color="auto" w:sz="4"/>
+          <w:insideH w:val="single" w:color="auto" w:sz="4"/>
+          <w:insideV w:val="single" w:color="auto" w:sz="4"/>
+        </w:tblBorders>
+      </w:tblPr>
+      <w:tblGrid>
+        <w:gridCol w:w="2920"/>
+        <w:gridCol w:w="4546"/>
+        <w:gridCol w:w="2506"/>
+      </w:tblGrid>
+      <w:tr>
+        <w:trPr>
+          <w:tblHeader/>
+        </w:trPr>
+        <w:tc>
+          <w:tcPr>
+            <w:tcW w:type="dxa" w:w="2920"/>
+            <w:tcBorders>
+              <w:top w:val="single" w:color="CCCCCC" w:sz="1"/>
+              <w:left w:val="single" w:color="CCCCCC" w:sz="1"/>
+              <w:bottom w:val="single" w:color="CCCCCC" w:sz="1"/>
+              <w:right w:val="single" w:color="CCCCCC" w:sz="1"/>
+            </w:tcBorders>
+            <w:shd w:fill="1B2A4A" w:val="clear"/>
+            <w:tcMar>
+              <w:top w:type="dxa" w:w="70"/>
+              <w:left w:type="dxa" w:w="100"/>
+              <w:bottom w:type="dxa" w:w="70"/>
+              <w:right w:type="dxa" w:w="100"/>
+            </w:tcMar>
+          </w:tcPr>
+          <w:p>
+            <w:pPr>
+              <w:spacing w:after="0"/>
+              <w:jc w:val="left"/>
+            </w:pPr>
+            <w:r>
+              <w:rPr>
+                <w:rFonts w:ascii="Arial" w:cs="Arial" w:eastAsia="Arial" w:hAnsi="Arial"/>
+                <w:b/>
+                <w:bCs/>
+                <w:color w:val="FFFFFF"/>
+                <w:sz w:val="18"/>
+                <w:szCs w:val="18"/>
+              </w:rPr>
+              <w:t xml:space="preserve">Campo en la app</w:t>
+            </w:r>
+          </w:p>
+        </w:tc>
+        <w:tc>
+          <w:tcPr>
+            <w:tcW w:type="dxa" w:w="4546"/>
+            <w:tcBorders>
+              <w:top w:val="single" w:color="CCCCCC" w:sz="1"/>
+              <w:left w:val="single" w:color="CCCCCC" w:sz="1"/>
+              <w:bottom w:val="single" w:color="CCCCCC" w:sz="1"/>
+              <w:right w:val="single" w:color="CCCCCC" w:sz="1"/>
+            </w:tcBorders>
+            <w:shd w:fill="1B2A4A" w:val="clear"/>
+            <w:tcMar>
+              <w:top w:type="dxa" w:w="70"/>
+              <w:left w:type="dxa" w:w="100"/>
+              <w:bottom w:type="dxa" w:w="70"/>
+              <w:right w:type="dxa" w:w="100"/>
+            </w:tcMar>
+          </w:tcPr>
+          <w:p>
+            <w:pPr>
+              <w:spacing w:after="0"/>
+              <w:jc w:val="left"/>
+            </w:pPr>
+            <w:r>
+              <w:rPr>
+                <w:rFonts w:ascii="Arial" w:cs="Arial" w:eastAsia="Arial" w:hAnsi="Arial"/>
+                <w:b/>
+                <w:bCs/>
+                <w:color w:val="FFFFFF"/>
+                <w:sz w:val="18"/>
+                <w:szCs w:val="18"/>
+              </w:rPr>
+              <w:t xml:space="preserve">Qué te dice</w:t>
+            </w:r>
+          </w:p>
+        </w:tc>
+        <w:tc>
+          <w:tcPr>
+            <w:tcW w:type="dxa" w:w="2506"/>
+            <w:tcBorders>
+              <w:top w:val="single" w:color="CCCCCC" w:sz="1"/>
+              <w:left w:val="single" w:color="CCCCCC" w:sz="1"/>
+              <w:bottom w:val="single" w:color="CCCCCC" w:sz="1"/>
+              <w:right w:val="single" w:color="CCCCCC" w:sz="1"/>
+            </w:tcBorders>
+            <w:shd w:fill="1B2A4A" w:val="clear"/>
+            <w:tcMar>
+              <w:top w:type="dxa" w:w="70"/>
+              <w:left w:type="dxa" w:w="100"/>
+              <w:bottom w:type="dxa" w:w="70"/>
+              <w:right w:type="dxa" w:w="100"/>
+            </w:tcMar>
+          </w:tcPr>
+          <w:p>
+            <w:pPr>
+              <w:spacing w:after="0"/>
+              <w:jc w:val="left"/>
+            </w:pPr>
+            <w:r>
+              <w:rPr>
+                <w:rFonts w:ascii="Arial" w:cs="Arial" w:eastAsia="Arial" w:hAnsi="Arial"/>
+                <w:b/>
+                <w:bCs/>
+                <w:color w:val="FFFFFF"/>
+                <w:sz w:val="18"/>
+                <w:szCs w:val="18"/>
+              </w:rPr>
+              <w:t xml:space="preserve">De dónde viene</w:t>
+            </w:r>
+          </w:p>
+        </w:tc>
+      </w:tr>
+      <w:tr>
+        <w:trPr>
+          <w:cantSplit/>
+        </w:trPr>
+        <w:tc>
+          <w:tcPr>
+            <w:tcW w:type="dxa" w:w="2920"/>
+            <w:tcBorders>
+              <w:top w:val="single" w:color="CCCCCC" w:sz="1"/>
+              <w:left w:val="single" w:color="CCCCCC" w:sz="1"/>
+              <w:bottom w:val="single" w:color="CCCCCC" w:sz="1"/>
+              <w:right w:val="single" w:color="CCCCCC" w:sz="1"/>
+            </w:tcBorders>
+            <w:shd w:fill="F7F8FA" w:val="clear"/>
+            <w:tcMar>
+              <w:top w:type="dxa" w:w="70"/>
+              <w:left w:type="dxa" w:w="100"/>
+              <w:bottom w:type="dxa" w:w="70"/>
+              <w:right w:type="dxa" w:w="100"/>
+            </w:tcMar>
+          </w:tcPr>
+          <w:p>
+            <w:pPr>
+              <w:spacing w:after="0"/>
+            </w:pPr>
+            <w:r>
+              <w:rPr>
+                <w:rFonts w:ascii="Courier New" w:cs="Courier New" w:eastAsia="Courier New" w:hAnsi="Courier New"/>
+                <w:color w:val="333333"/>
+                <w:sz w:val="15"/>
+                <w:szCs w:val="15"/>
+              </w:rPr>
+              <w:t xml:space="preserve">servicio</w:t>
+            </w:r>
+          </w:p>
+        </w:tc>
+        <w:tc>
+          <w:tcPr>
+            <w:tcW w:type="dxa" w:w="4546"/>
+            <w:tcBorders>
+              <w:top w:val="single" w:color="CCCCCC" w:sz="1"/>
+              <w:left w:val="single" w:color="CCCCCC" w:sz="1"/>
+              <w:bottom w:val="single" w:color="CCCCCC" w:sz="1"/>
+              <w:right w:val="single" w:color="CCCCCC" w:sz="1"/>
+            </w:tcBorders>
+            <w:shd w:fill="F7F8FA" w:val="clear"/>
+            <w:tcMar>
+              <w:top w:type="dxa" w:w="70"/>
+              <w:left w:type="dxa" w:w="100"/>
+              <w:bottom w:type="dxa" w:w="70"/>
+              <w:right w:type="dxa" w:w="100"/>
+            </w:tcMar>
+          </w:tcPr>
+          <w:p>
+            <w:pPr>
+              <w:spacing w:after="0"/>
+            </w:pPr>
+            <w:r>
+              <w:rPr>
+                <w:rFonts w:ascii="Arial" w:cs="Arial" w:eastAsia="Arial" w:hAnsi="Arial"/>
+                <w:color w:val="333333"/>
+                <w:sz w:val="17"/>
+                <w:szCs w:val="17"/>
+              </w:rPr>
+              <w:t xml:space="preserve">Qué pidió (ej. *Furnace replacement*, *New furnace*, *Repair*)</w:t>
+            </w:r>
+          </w:p>
+        </w:tc>
+        <w:tc>
+          <w:tcPr>
+            <w:tcW w:type="dxa" w:w="2506"/>
+            <w:tcBorders>
+              <w:top w:val="single" w:color="CCCCCC" w:sz="1"/>
+              <w:left w:val="single" w:color="CCCCCC" w:sz="1"/>
+              <w:bottom w:val="single" w:color="CCCCCC" w:sz="1"/>
+              <w:right w:val="single" w:color="CCCCCC" w:sz="1"/>
+            </w:tcBorders>
+            <w:shd w:fill="F7F8FA" w:val="clear"/>
+            <w:tcMar>
+              <w:top w:type="dxa" w:w="70"/>
+              <w:left w:type="dxa" w:w="100"/>
+              <w:bottom w:type="dxa" w:w="70"/>
+              <w:right w:type="dxa" w:w="100"/>
+            </w:tcMar>
+          </w:tcPr>
+          <w:p>
+            <w:pPr>
+              <w:spacing w:after="0"/>
+            </w:pPr>
+            <w:r>
+              <w:rPr>
+                <w:rFonts w:ascii="Arial" w:cs="Arial" w:eastAsia="Arial" w:hAnsi="Arial"/>
+                <w:color w:val="333333"/>
+                <w:sz w:val="17"/>
+                <w:szCs w:val="17"/>
+              </w:rPr>
+              <w:t xml:space="preserve">Formulario y página</w:t>
+            </w:r>
+          </w:p>
+        </w:tc>
+      </w:tr>
+      <w:tr>
+        <w:trPr>
+          <w:cantSplit/>
+        </w:trPr>
+        <w:tc>
+          <w:tcPr>
+            <w:tcW w:type="dxa" w:w="2920"/>
+            <w:tcBorders>
+              <w:top w:val="single" w:color="CCCCCC" w:sz="1"/>
+              <w:left w:val="single" w:color="CCCCCC" w:sz="1"/>
+              <w:bottom w:val="single" w:color="CCCCCC" w:sz="1"/>
+              <w:right w:val="single" w:color="CCCCCC" w:sz="1"/>
+            </w:tcBorders>
+            <w:shd w:fill="FFFFFF" w:val="clear"/>
+            <w:tcMar>
+              <w:top w:type="dxa" w:w="70"/>
+              <w:left w:type="dxa" w:w="100"/>
+              <w:bottom w:type="dxa" w:w="70"/>
+              <w:right w:type="dxa" w:w="100"/>
+            </w:tcMar>
+          </w:tcPr>
+          <w:p>
+            <w:pPr>
+              <w:spacing w:after="0"/>
+            </w:pPr>
+            <w:r>
+              <w:rPr>
+                <w:rFonts w:ascii="Courier New" w:cs="Courier New" w:eastAsia="Courier New" w:hAnsi="Courier New"/>
+                <w:color w:val="333333"/>
+                <w:sz w:val="15"/>
+                <w:szCs w:val="15"/>
+              </w:rPr>
+              <w:t xml:space="preserve">emergencia</w:t>
+            </w:r>
+          </w:p>
+        </w:tc>
+        <w:tc>
+          <w:tcPr>
+            <w:tcW w:type="dxa" w:w="4546"/>
+            <w:tcBorders>
+              <w:top w:val="single" w:color="CCCCCC" w:sz="1"/>
+              <w:left w:val="single" w:color="CCCCCC" w:sz="1"/>
+              <w:bottom w:val="single" w:color="CCCCCC" w:sz="1"/>
+              <w:right w:val="single" w:color="CCCCCC" w:sz="1"/>
+            </w:tcBorders>
+            <w:shd w:fill="FFFFFF" w:val="clear"/>
+            <w:tcMar>
+              <w:top w:type="dxa" w:w="70"/>
+              <w:left w:type="dxa" w:w="100"/>
+              <w:bottom w:type="dxa" w:w="70"/>
+              <w:right w:type="dxa" w:w="100"/>
+            </w:tcMar>
+          </w:tcPr>
+          <w:p>
+            <w:pPr>
+              <w:spacing w:after="0"/>
+            </w:pPr>
+            <w:r>
+              <w:rPr>
+                <w:rFonts w:ascii="Courier New" w:cs="Courier New" w:eastAsia="Courier New" w:hAnsi="Courier New"/>
+                <w:color w:val="333333"/>
+                <w:sz w:val="15"/>
+                <w:szCs w:val="15"/>
+              </w:rPr>
+              <w:t xml:space="preserve">yes</w:t>
+            </w:r>
+            <w:r>
+              <w:rPr>
+                <w:rFonts w:ascii="Arial" w:cs="Arial" w:eastAsia="Arial" w:hAnsi="Arial"/>
+                <w:color w:val="333333"/>
+                <w:sz w:val="17"/>
+                <w:szCs w:val="17"/>
+              </w:rPr>
+              <w:t xml:space="preserve"> = sin calefacción o sin aire </w:t>
+            </w:r>
+            <w:r>
+              <w:rPr>
+                <w:rFonts w:ascii="Arial" w:cs="Arial" w:eastAsia="Arial" w:hAnsi="Arial"/>
+                <w:b/>
+                <w:bCs/>
+                <w:color w:val="333333"/>
+                <w:sz w:val="17"/>
+                <w:szCs w:val="17"/>
+              </w:rPr>
+              <w:t xml:space="preserve">ahora</w:t>
+            </w:r>
+            <w:r>
+              <w:rPr>
+                <w:rFonts w:ascii="Arial" w:cs="Arial" w:eastAsia="Arial" w:hAnsi="Arial"/>
+                <w:color w:val="333333"/>
+                <w:sz w:val="17"/>
+                <w:szCs w:val="17"/>
+              </w:rPr>
+              <w:t xml:space="preserve"> → Regla de urgencia (abajo)</w:t>
+            </w:r>
+          </w:p>
+        </w:tc>
+        <w:tc>
+          <w:tcPr>
+            <w:tcW w:type="dxa" w:w="2506"/>
+            <w:tcBorders>
+              <w:top w:val="single" w:color="CCCCCC" w:sz="1"/>
+              <w:left w:val="single" w:color="CCCCCC" w:sz="1"/>
+              <w:bottom w:val="single" w:color="CCCCCC" w:sz="1"/>
+              <w:right w:val="single" w:color="CCCCCC" w:sz="1"/>
+            </w:tcBorders>
+            <w:shd w:fill="FFFFFF" w:val="clear"/>
+            <w:tcMar>
+              <w:top w:type="dxa" w:w="70"/>
+              <w:left w:type="dxa" w:w="100"/>
+              <w:bottom w:type="dxa" w:w="70"/>
+              <w:right w:type="dxa" w:w="100"/>
+            </w:tcMar>
+          </w:tcPr>
+          <w:p>
+            <w:pPr>
+              <w:spacing w:after="0"/>
+            </w:pPr>
+            <w:r>
+              <w:rPr>
+                <w:rFonts w:ascii="Arial" w:cs="Arial" w:eastAsia="Arial" w:hAnsi="Arial"/>
+                <w:color w:val="333333"/>
+                <w:sz w:val="17"/>
+                <w:szCs w:val="17"/>
+              </w:rPr>
+              <w:t xml:space="preserve">Formulario y página</w:t>
+            </w:r>
+          </w:p>
+        </w:tc>
+      </w:tr>
+      <w:tr>
+        <w:trPr>
+          <w:cantSplit/>
+        </w:trPr>
+        <w:tc>
+          <w:tcPr>
+            <w:tcW w:type="dxa" w:w="2920"/>
+            <w:tcBorders>
+              <w:top w:val="single" w:color="CCCCCC" w:sz="1"/>
+              <w:left w:val="single" w:color="CCCCCC" w:sz="1"/>
+              <w:bottom w:val="single" w:color="CCCCCC" w:sz="1"/>
+              <w:right w:val="single" w:color="CCCCCC" w:sz="1"/>
+            </w:tcBorders>
+            <w:shd w:fill="F7F8FA" w:val="clear"/>
+            <w:tcMar>
+              <w:top w:type="dxa" w:w="70"/>
+              <w:left w:type="dxa" w:w="100"/>
+              <w:bottom w:type="dxa" w:w="70"/>
+              <w:right w:type="dxa" w:w="100"/>
+            </w:tcMar>
+          </w:tcPr>
+          <w:p>
+            <w:pPr>
+              <w:spacing w:after="0"/>
+            </w:pPr>
+            <w:r>
+              <w:rPr>
+                <w:rFonts w:ascii="Courier New" w:cs="Courier New" w:eastAsia="Courier New" w:hAnsi="Courier New"/>
+                <w:color w:val="333333"/>
+                <w:sz w:val="15"/>
+                <w:szCs w:val="15"/>
+              </w:rPr>
+              <w:t xml:space="preserve">pisos_casa</w:t>
+            </w:r>
+          </w:p>
+        </w:tc>
+        <w:tc>
+          <w:tcPr>
+            <w:tcW w:type="dxa" w:w="4546"/>
+            <w:tcBorders>
+              <w:top w:val="single" w:color="CCCCCC" w:sz="1"/>
+              <w:left w:val="single" w:color="CCCCCC" w:sz="1"/>
+              <w:bottom w:val="single" w:color="CCCCCC" w:sz="1"/>
+              <w:right w:val="single" w:color="CCCCCC" w:sz="1"/>
+            </w:tcBorders>
+            <w:shd w:fill="F7F8FA" w:val="clear"/>
+            <w:tcMar>
+              <w:top w:type="dxa" w:w="70"/>
+              <w:left w:type="dxa" w:w="100"/>
+              <w:bottom w:type="dxa" w:w="70"/>
+              <w:right w:type="dxa" w:w="100"/>
+            </w:tcMar>
+          </w:tcPr>
+          <w:p>
+            <w:pPr>
+              <w:spacing w:after="0"/>
+            </w:pPr>
+            <w:r>
+              <w:rPr>
+                <w:rFonts w:ascii="Arial" w:cs="Arial" w:eastAsia="Arial" w:hAnsi="Arial"/>
+                <w:color w:val="333333"/>
+                <w:sz w:val="17"/>
+                <w:szCs w:val="17"/>
+              </w:rPr>
+              <w:t xml:space="preserve">Pisos de la casa (1, 2, 3+)</w:t>
+            </w:r>
+          </w:p>
+        </w:tc>
+        <w:tc>
+          <w:tcPr>
+            <w:tcW w:type="dxa" w:w="2506"/>
+            <w:tcBorders>
+              <w:top w:val="single" w:color="CCCCCC" w:sz="1"/>
+              <w:left w:val="single" w:color="CCCCCC" w:sz="1"/>
+              <w:bottom w:val="single" w:color="CCCCCC" w:sz="1"/>
+              <w:right w:val="single" w:color="CCCCCC" w:sz="1"/>
+            </w:tcBorders>
+            <w:shd w:fill="F7F8FA" w:val="clear"/>
+            <w:tcMar>
+              <w:top w:type="dxa" w:w="70"/>
+              <w:left w:type="dxa" w:w="100"/>
+              <w:bottom w:type="dxa" w:w="70"/>
+              <w:right w:type="dxa" w:w="100"/>
+            </w:tcMar>
+          </w:tcPr>
+          <w:p>
+            <w:pPr>
+              <w:spacing w:after="0"/>
+            </w:pPr>
+            <w:r>
+              <w:rPr>
+                <w:rFonts w:ascii="Arial" w:cs="Arial" w:eastAsia="Arial" w:hAnsi="Arial"/>
+                <w:color w:val="333333"/>
+                <w:sz w:val="17"/>
+                <w:szCs w:val="17"/>
+              </w:rPr>
+              <w:t xml:space="preserve">Formulario</w:t>
+            </w:r>
+          </w:p>
+        </w:tc>
+      </w:tr>
+      <w:tr>
+        <w:trPr>
+          <w:cantSplit/>
+        </w:trPr>
+        <w:tc>
+          <w:tcPr>
+            <w:tcW w:type="dxa" w:w="2920"/>
+            <w:tcBorders>
+              <w:top w:val="single" w:color="CCCCCC" w:sz="1"/>
+              <w:left w:val="single" w:color="CCCCCC" w:sz="1"/>
+              <w:bottom w:val="single" w:color="CCCCCC" w:sz="1"/>
+              <w:right w:val="single" w:color="CCCCCC" w:sz="1"/>
+            </w:tcBorders>
+            <w:shd w:fill="FFFFFF" w:val="clear"/>
+            <w:tcMar>
+              <w:top w:type="dxa" w:w="70"/>
+              <w:left w:type="dxa" w:w="100"/>
+              <w:bottom w:type="dxa" w:w="70"/>
+              <w:right w:type="dxa" w:w="100"/>
+            </w:tcMar>
+          </w:tcPr>
+          <w:p>
+            <w:pPr>
+              <w:spacing w:after="0"/>
+            </w:pPr>
+            <w:r>
+              <w:rPr>
+                <w:rFonts w:ascii="Courier New" w:cs="Courier New" w:eastAsia="Courier New" w:hAnsi="Courier New"/>
+                <w:color w:val="333333"/>
+                <w:sz w:val="15"/>
+                <w:szCs w:val="15"/>
+              </w:rPr>
+              <w:t xml:space="preserve">basement</w:t>
+            </w:r>
+          </w:p>
+        </w:tc>
+        <w:tc>
+          <w:tcPr>
+            <w:tcW w:type="dxa" w:w="4546"/>
+            <w:tcBorders>
+              <w:top w:val="single" w:color="CCCCCC" w:sz="1"/>
+              <w:left w:val="single" w:color="CCCCCC" w:sz="1"/>
+              <w:bottom w:val="single" w:color="CCCCCC" w:sz="1"/>
+              <w:right w:val="single" w:color="CCCCCC" w:sz="1"/>
+            </w:tcBorders>
+            <w:shd w:fill="FFFFFF" w:val="clear"/>
+            <w:tcMar>
+              <w:top w:type="dxa" w:w="70"/>
+              <w:left w:type="dxa" w:w="100"/>
+              <w:bottom w:type="dxa" w:w="70"/>
+              <w:right w:type="dxa" w:w="100"/>
+            </w:tcMar>
+          </w:tcPr>
+          <w:p>
+            <w:pPr>
+              <w:spacing w:after="0"/>
+            </w:pPr>
+            <w:r>
+              <w:rPr>
+                <w:rFonts w:ascii="Arial" w:cs="Arial" w:eastAsia="Arial" w:hAnsi="Arial"/>
+                <w:color w:val="333333"/>
+                <w:sz w:val="17"/>
+                <w:szCs w:val="17"/>
+              </w:rPr>
+              <w:t xml:space="preserve">Si tiene basement y si está terminado (habitable)</w:t>
+            </w:r>
+          </w:p>
+        </w:tc>
+        <w:tc>
+          <w:tcPr>
+            <w:tcW w:type="dxa" w:w="2506"/>
+            <w:tcBorders>
+              <w:top w:val="single" w:color="CCCCCC" w:sz="1"/>
+              <w:left w:val="single" w:color="CCCCCC" w:sz="1"/>
+              <w:bottom w:val="single" w:color="CCCCCC" w:sz="1"/>
+              <w:right w:val="single" w:color="CCCCCC" w:sz="1"/>
+            </w:tcBorders>
+            <w:shd w:fill="FFFFFF" w:val="clear"/>
+            <w:tcMar>
+              <w:top w:type="dxa" w:w="70"/>
+              <w:left w:type="dxa" w:w="100"/>
+              <w:bottom w:type="dxa" w:w="70"/>
+              <w:right w:type="dxa" w:w="100"/>
+            </w:tcMar>
+          </w:tcPr>
+          <w:p>
+            <w:pPr>
+              <w:spacing w:after="0"/>
+            </w:pPr>
+            <w:r>
+              <w:rPr>
+                <w:rFonts w:ascii="Arial" w:cs="Arial" w:eastAsia="Arial" w:hAnsi="Arial"/>
+                <w:color w:val="333333"/>
+                <w:sz w:val="17"/>
+                <w:szCs w:val="17"/>
+              </w:rPr>
+              <w:t xml:space="preserve">Formulario</w:t>
+            </w:r>
+          </w:p>
+        </w:tc>
+      </w:tr>
+      <w:tr>
+        <w:trPr>
+          <w:cantSplit/>
+        </w:trPr>
+        <w:tc>
+          <w:tcPr>
+            <w:tcW w:type="dxa" w:w="2920"/>
+            <w:tcBorders>
+              <w:top w:val="single" w:color="CCCCCC" w:sz="1"/>
+              <w:left w:val="single" w:color="CCCCCC" w:sz="1"/>
+              <w:bottom w:val="single" w:color="CCCCCC" w:sz="1"/>
+              <w:right w:val="single" w:color="CCCCCC" w:sz="1"/>
+            </w:tcBorders>
+            <w:shd w:fill="F7F8FA" w:val="clear"/>
+            <w:tcMar>
+              <w:top w:type="dxa" w:w="70"/>
+              <w:left w:type="dxa" w:w="100"/>
+              <w:bottom w:type="dxa" w:w="70"/>
+              <w:right w:type="dxa" w:w="100"/>
+            </w:tcMar>
+          </w:tcPr>
+          <w:p>
+            <w:pPr>
+              <w:spacing w:after="0"/>
+            </w:pPr>
+            <w:r>
+              <w:rPr>
+                <w:rFonts w:ascii="Courier New" w:cs="Courier New" w:eastAsia="Courier New" w:hAnsi="Courier New"/>
+                <w:color w:val="333333"/>
+                <w:sz w:val="15"/>
+                <w:szCs w:val="15"/>
+              </w:rPr>
+              <w:t xml:space="preserve">chimenea</w:t>
+            </w:r>
+          </w:p>
+        </w:tc>
+        <w:tc>
+          <w:tcPr>
+            <w:tcW w:type="dxa" w:w="4546"/>
+            <w:tcBorders>
+              <w:top w:val="single" w:color="CCCCCC" w:sz="1"/>
+              <w:left w:val="single" w:color="CCCCCC" w:sz="1"/>
+              <w:bottom w:val="single" w:color="CCCCCC" w:sz="1"/>
+              <w:right w:val="single" w:color="CCCCCC" w:sz="1"/>
+            </w:tcBorders>
+            <w:shd w:fill="F7F8FA" w:val="clear"/>
+            <w:tcMar>
+              <w:top w:type="dxa" w:w="70"/>
+              <w:left w:type="dxa" w:w="100"/>
+              <w:bottom w:type="dxa" w:w="70"/>
+              <w:right w:type="dxa" w:w="100"/>
+            </w:tcMar>
+          </w:tcPr>
+          <w:p>
+            <w:pPr>
+              <w:spacing w:after="0"/>
+            </w:pPr>
+            <w:r>
+              <w:rPr>
+                <w:rFonts w:ascii="Arial" w:cs="Arial" w:eastAsia="Arial" w:hAnsi="Arial"/>
+                <w:color w:val="333333"/>
+                <w:sz w:val="17"/>
+                <w:szCs w:val="17"/>
+              </w:rPr>
+              <w:t xml:space="preserve">Si tiene chimenea (Yes / No / Not sure)</w:t>
+            </w:r>
+          </w:p>
+        </w:tc>
+        <w:tc>
+          <w:tcPr>
+            <w:tcW w:type="dxa" w:w="2506"/>
+            <w:tcBorders>
+              <w:top w:val="single" w:color="CCCCCC" w:sz="1"/>
+              <w:left w:val="single" w:color="CCCCCC" w:sz="1"/>
+              <w:bottom w:val="single" w:color="CCCCCC" w:sz="1"/>
+              <w:right w:val="single" w:color="CCCCCC" w:sz="1"/>
+            </w:tcBorders>
+            <w:shd w:fill="F7F8FA" w:val="clear"/>
+            <w:tcMar>
+              <w:top w:type="dxa" w:w="70"/>
+              <w:left w:type="dxa" w:w="100"/>
+              <w:bottom w:type="dxa" w:w="70"/>
+              <w:right w:type="dxa" w:w="100"/>
+            </w:tcMar>
+          </w:tcPr>
+          <w:p>
+            <w:pPr>
+              <w:spacing w:after="0"/>
+            </w:pPr>
+            <w:r>
+              <w:rPr>
+                <w:rFonts w:ascii="Arial" w:cs="Arial" w:eastAsia="Arial" w:hAnsi="Arial"/>
+                <w:color w:val="333333"/>
+                <w:sz w:val="17"/>
+                <w:szCs w:val="17"/>
+              </w:rPr>
+              <w:t xml:space="preserve">Formulario</w:t>
+            </w:r>
+          </w:p>
+        </w:tc>
+      </w:tr>
+      <w:tr>
+        <w:trPr>
+          <w:cantSplit/>
+        </w:trPr>
+        <w:tc>
+          <w:tcPr>
+            <w:tcW w:type="dxa" w:w="2920"/>
+            <w:tcBorders>
+              <w:top w:val="single" w:color="CCCCCC" w:sz="1"/>
+              <w:left w:val="single" w:color="CCCCCC" w:sz="1"/>
+              <w:bottom w:val="single" w:color="CCCCCC" w:sz="1"/>
+              <w:right w:val="single" w:color="CCCCCC" w:sz="1"/>
+            </w:tcBorders>
+            <w:shd w:fill="FFFFFF" w:val="clear"/>
+            <w:tcMar>
+              <w:top w:type="dxa" w:w="70"/>
+              <w:left w:type="dxa" w:w="100"/>
+              <w:bottom w:type="dxa" w:w="70"/>
+              <w:right w:type="dxa" w:w="100"/>
+            </w:tcMar>
+          </w:tcPr>
+          <w:p>
+            <w:pPr>
+              <w:spacing w:after="0"/>
+            </w:pPr>
+            <w:r>
+              <w:rPr>
+                <w:rFonts w:ascii="Courier New" w:cs="Courier New" w:eastAsia="Courier New" w:hAnsi="Courier New"/>
+                <w:color w:val="333333"/>
+                <w:sz w:val="15"/>
+                <w:szCs w:val="15"/>
+              </w:rPr>
+              <w:t xml:space="preserve">edad_furnace</w:t>
+            </w:r>
+          </w:p>
+        </w:tc>
+        <w:tc>
+          <w:tcPr>
+            <w:tcW w:type="dxa" w:w="4546"/>
+            <w:tcBorders>
+              <w:top w:val="single" w:color="CCCCCC" w:sz="1"/>
+              <w:left w:val="single" w:color="CCCCCC" w:sz="1"/>
+              <w:bottom w:val="single" w:color="CCCCCC" w:sz="1"/>
+              <w:right w:val="single" w:color="CCCCCC" w:sz="1"/>
+            </w:tcBorders>
+            <w:shd w:fill="FFFFFF" w:val="clear"/>
+            <w:tcMar>
+              <w:top w:type="dxa" w:w="70"/>
+              <w:left w:type="dxa" w:w="100"/>
+              <w:bottom w:type="dxa" w:w="70"/>
+              <w:right w:type="dxa" w:w="100"/>
+            </w:tcMar>
+          </w:tcPr>
+          <w:p>
+            <w:pPr>
+              <w:spacing w:after="0"/>
+            </w:pPr>
+            <w:r>
+              <w:rPr>
+                <w:rFonts w:ascii="Arial" w:cs="Arial" w:eastAsia="Arial" w:hAnsi="Arial"/>
+                <w:color w:val="333333"/>
+                <w:sz w:val="17"/>
+                <w:szCs w:val="17"/>
+              </w:rPr>
+              <w:t xml:space="preserve">Años del furnace actual (si ya lo dijo)</w:t>
+            </w:r>
+          </w:p>
+        </w:tc>
+        <w:tc>
+          <w:tcPr>
+            <w:tcW w:type="dxa" w:w="2506"/>
+            <w:tcBorders>
+              <w:top w:val="single" w:color="CCCCCC" w:sz="1"/>
+              <w:left w:val="single" w:color="CCCCCC" w:sz="1"/>
+              <w:bottom w:val="single" w:color="CCCCCC" w:sz="1"/>
+              <w:right w:val="single" w:color="CCCCCC" w:sz="1"/>
+            </w:tcBorders>
+            <w:shd w:fill="FFFFFF" w:val="clear"/>
+            <w:tcMar>
+              <w:top w:type="dxa" w:w="70"/>
+              <w:left w:type="dxa" w:w="100"/>
+              <w:bottom w:type="dxa" w:w="70"/>
+              <w:right w:type="dxa" w:w="100"/>
+            </w:tcMar>
+          </w:tcPr>
+          <w:p>
+            <w:pPr>
+              <w:spacing w:after="0"/>
+            </w:pPr>
+            <w:r>
+              <w:rPr>
+                <w:rFonts w:ascii="Arial" w:cs="Arial" w:eastAsia="Arial" w:hAnsi="Arial"/>
+                <w:color w:val="333333"/>
+                <w:sz w:val="17"/>
+                <w:szCs w:val="17"/>
+              </w:rPr>
+              <w:t xml:space="preserve">Llamada / página</w:t>
+            </w:r>
+          </w:p>
+        </w:tc>
+      </w:tr>
+      <w:tr>
+        <w:trPr>
+          <w:cantSplit/>
+        </w:trPr>
+        <w:tc>
+          <w:tcPr>
+            <w:tcW w:type="dxa" w:w="2920"/>
+            <w:tcBorders>
+              <w:top w:val="single" w:color="CCCCCC" w:sz="1"/>
+              <w:left w:val="single" w:color="CCCCCC" w:sz="1"/>
+              <w:bottom w:val="single" w:color="CCCCCC" w:sz="1"/>
+              <w:right w:val="single" w:color="CCCCCC" w:sz="1"/>
+            </w:tcBorders>
+            <w:shd w:fill="F7F8FA" w:val="clear"/>
+            <w:tcMar>
+              <w:top w:type="dxa" w:w="70"/>
+              <w:left w:type="dxa" w:w="100"/>
+              <w:bottom w:type="dxa" w:w="70"/>
+              <w:right w:type="dxa" w:w="100"/>
+            </w:tcMar>
+          </w:tcPr>
+          <w:p>
+            <w:pPr>
+              <w:spacing w:after="0"/>
+            </w:pPr>
+            <w:r>
+              <w:rPr>
+                <w:rFonts w:ascii="Courier New" w:cs="Courier New" w:eastAsia="Courier New" w:hAnsi="Courier New"/>
+                <w:color w:val="333333"/>
+                <w:sz w:val="15"/>
+                <w:szCs w:val="15"/>
+              </w:rPr>
+              <w:t xml:space="preserve">proyecto</w:t>
+            </w:r>
+            <w:r>
+              <w:rPr>
+                <w:rFonts w:ascii="Arial" w:cs="Arial" w:eastAsia="Arial" w:hAnsi="Arial"/>
+                <w:color w:val="333333"/>
+                <w:sz w:val="17"/>
+                <w:szCs w:val="17"/>
+              </w:rPr>
+              <w:t xml:space="preserve">, </w:t>
+            </w:r>
+            <w:r>
+              <w:rPr>
+                <w:rFonts w:ascii="Courier New" w:cs="Courier New" w:eastAsia="Courier New" w:hAnsi="Courier New"/>
+                <w:color w:val="333333"/>
+                <w:sz w:val="15"/>
+                <w:szCs w:val="15"/>
+              </w:rPr>
+              <w:t xml:space="preserve">proyecto_detalle</w:t>
+            </w:r>
+            <w:r>
+              <w:rPr>
+                <w:rFonts w:ascii="Arial" w:cs="Arial" w:eastAsia="Arial" w:hAnsi="Arial"/>
+                <w:color w:val="333333"/>
+                <w:sz w:val="17"/>
+                <w:szCs w:val="17"/>
+              </w:rPr>
+              <w:t xml:space="preserve">, </w:t>
+            </w:r>
+            <w:r>
+              <w:rPr>
+                <w:rFonts w:ascii="Courier New" w:cs="Courier New" w:eastAsia="Courier New" w:hAnsi="Courier New"/>
+                <w:color w:val="333333"/>
+                <w:sz w:val="15"/>
+                <w:szCs w:val="15"/>
+              </w:rPr>
+              <w:t xml:space="preserve">plazo</w:t>
+            </w:r>
+          </w:p>
+        </w:tc>
+        <w:tc>
+          <w:tcPr>
+            <w:tcW w:type="dxa" w:w="4546"/>
+            <w:tcBorders>
+              <w:top w:val="single" w:color="CCCCCC" w:sz="1"/>
+              <w:left w:val="single" w:color="CCCCCC" w:sz="1"/>
+              <w:bottom w:val="single" w:color="CCCCCC" w:sz="1"/>
+              <w:right w:val="single" w:color="CCCCCC" w:sz="1"/>
+            </w:tcBorders>
+            <w:shd w:fill="F7F8FA" w:val="clear"/>
+            <w:tcMar>
+              <w:top w:type="dxa" w:w="70"/>
+              <w:left w:type="dxa" w:w="100"/>
+              <w:bottom w:type="dxa" w:w="70"/>
+              <w:right w:type="dxa" w:w="100"/>
+            </w:tcMar>
+          </w:tcPr>
+          <w:p>
+            <w:pPr>
+              <w:spacing w:after="0"/>
+            </w:pPr>
+            <w:r>
+              <w:rPr>
+                <w:rFonts w:ascii="Arial" w:cs="Arial" w:eastAsia="Arial" w:hAnsi="Arial"/>
+                <w:color w:val="333333"/>
+                <w:sz w:val="17"/>
+                <w:szCs w:val="17"/>
+              </w:rPr>
+              <w:t xml:space="preserve">Qué quiere hacer, el detalle y para cuándo</w:t>
+            </w:r>
+          </w:p>
+        </w:tc>
+        <w:tc>
+          <w:tcPr>
+            <w:tcW w:type="dxa" w:w="2506"/>
+            <w:tcBorders>
+              <w:top w:val="single" w:color="CCCCCC" w:sz="1"/>
+              <w:left w:val="single" w:color="CCCCCC" w:sz="1"/>
+              <w:bottom w:val="single" w:color="CCCCCC" w:sz="1"/>
+              <w:right w:val="single" w:color="CCCCCC" w:sz="1"/>
+            </w:tcBorders>
+            <w:shd w:fill="F7F8FA" w:val="clear"/>
+            <w:tcMar>
+              <w:top w:type="dxa" w:w="70"/>
+              <w:left w:type="dxa" w:w="100"/>
+              <w:bottom w:type="dxa" w:w="70"/>
+              <w:right w:type="dxa" w:w="100"/>
+            </w:tcMar>
+          </w:tcPr>
+          <w:p>
+            <w:pPr>
+              <w:spacing w:after="0"/>
+            </w:pPr>
+            <w:r>
+              <w:rPr>
+                <w:rFonts w:ascii="Arial" w:cs="Arial" w:eastAsia="Arial" w:hAnsi="Arial"/>
+                <w:color w:val="333333"/>
+                <w:sz w:val="17"/>
+                <w:szCs w:val="17"/>
+              </w:rPr>
+              <w:t xml:space="preserve">Página</w:t>
+            </w:r>
+          </w:p>
+        </w:tc>
+      </w:tr>
+      <w:tr>
+        <w:trPr>
+          <w:cantSplit/>
+        </w:trPr>
+        <w:tc>
+          <w:tcPr>
+            <w:tcW w:type="dxa" w:w="2920"/>
+            <w:tcBorders>
+              <w:top w:val="single" w:color="CCCCCC" w:sz="1"/>
+              <w:left w:val="single" w:color="CCCCCC" w:sz="1"/>
+              <w:bottom w:val="single" w:color="CCCCCC" w:sz="1"/>
+              <w:right w:val="single" w:color="CCCCCC" w:sz="1"/>
+            </w:tcBorders>
+            <w:shd w:fill="FFFFFF" w:val="clear"/>
+            <w:tcMar>
+              <w:top w:type="dxa" w:w="70"/>
+              <w:left w:type="dxa" w:w="100"/>
+              <w:bottom w:type="dxa" w:w="70"/>
+              <w:right w:type="dxa" w:w="100"/>
+            </w:tcMar>
+          </w:tcPr>
+          <w:p>
+            <w:pPr>
+              <w:spacing w:after="0"/>
+            </w:pPr>
+            <w:r>
+              <w:rPr>
+                <w:rFonts w:ascii="Courier New" w:cs="Courier New" w:eastAsia="Courier New" w:hAnsi="Courier New"/>
+                <w:color w:val="333333"/>
+                <w:sz w:val="15"/>
+                <w:szCs w:val="15"/>
+              </w:rPr>
+              <w:t xml:space="preserve">mensaje_lead</w:t>
+            </w:r>
+          </w:p>
+        </w:tc>
+        <w:tc>
+          <w:tcPr>
+            <w:tcW w:type="dxa" w:w="4546"/>
+            <w:tcBorders>
+              <w:top w:val="single" w:color="CCCCCC" w:sz="1"/>
+              <w:left w:val="single" w:color="CCCCCC" w:sz="1"/>
+              <w:bottom w:val="single" w:color="CCCCCC" w:sz="1"/>
+              <w:right w:val="single" w:color="CCCCCC" w:sz="1"/>
+            </w:tcBorders>
+            <w:shd w:fill="FFFFFF" w:val="clear"/>
+            <w:tcMar>
+              <w:top w:type="dxa" w:w="70"/>
+              <w:left w:type="dxa" w:w="100"/>
+              <w:bottom w:type="dxa" w:w="70"/>
+              <w:right w:type="dxa" w:w="100"/>
+            </w:tcMar>
+          </w:tcPr>
+          <w:p>
+            <w:pPr>
+              <w:spacing w:after="0"/>
+            </w:pPr>
+            <w:r>
+              <w:rPr>
+                <w:rFonts w:ascii="Arial" w:cs="Arial" w:eastAsia="Arial" w:hAnsi="Arial"/>
+                <w:color w:val="333333"/>
+                <w:sz w:val="17"/>
+                <w:szCs w:val="17"/>
+              </w:rPr>
+              <w:t xml:space="preserve">El mensaje que escribió</w:t>
+            </w:r>
+          </w:p>
+        </w:tc>
+        <w:tc>
+          <w:tcPr>
+            <w:tcW w:type="dxa" w:w="2506"/>
+            <w:tcBorders>
+              <w:top w:val="single" w:color="CCCCCC" w:sz="1"/>
+              <w:left w:val="single" w:color="CCCCCC" w:sz="1"/>
+              <w:bottom w:val="single" w:color="CCCCCC" w:sz="1"/>
+              <w:right w:val="single" w:color="CCCCCC" w:sz="1"/>
+            </w:tcBorders>
+            <w:shd w:fill="FFFFFF" w:val="clear"/>
+            <w:tcMar>
+              <w:top w:type="dxa" w:w="70"/>
+              <w:left w:type="dxa" w:w="100"/>
+              <w:bottom w:type="dxa" w:w="70"/>
+              <w:right w:type="dxa" w:w="100"/>
+            </w:tcMar>
+          </w:tcPr>
+          <w:p>
+            <w:pPr>
+              <w:spacing w:after="0"/>
+            </w:pPr>
+            <w:r>
+              <w:rPr>
+                <w:rFonts w:ascii="Arial" w:cs="Arial" w:eastAsia="Arial" w:hAnsi="Arial"/>
+                <w:color w:val="333333"/>
+                <w:sz w:val="17"/>
+                <w:szCs w:val="17"/>
+              </w:rPr>
+              <w:t xml:space="preserve">Página</w:t>
+            </w:r>
+          </w:p>
+        </w:tc>
+      </w:tr>
+      <w:tr>
+        <w:trPr>
+          <w:cantSplit/>
+        </w:trPr>
+        <w:tc>
+          <w:tcPr>
+            <w:tcW w:type="dxa" w:w="2920"/>
+            <w:tcBorders>
+              <w:top w:val="single" w:color="CCCCCC" w:sz="1"/>
+              <w:left w:val="single" w:color="CCCCCC" w:sz="1"/>
+              <w:bottom w:val="single" w:color="CCCCCC" w:sz="1"/>
+              <w:right w:val="single" w:color="CCCCCC" w:sz="1"/>
+            </w:tcBorders>
+            <w:shd w:fill="F7F8FA" w:val="clear"/>
+            <w:tcMar>
+              <w:top w:type="dxa" w:w="70"/>
+              <w:left w:type="dxa" w:w="100"/>
+              <w:bottom w:type="dxa" w:w="70"/>
+              <w:right w:type="dxa" w:w="100"/>
+            </w:tcMar>
+          </w:tcPr>
+          <w:p>
+            <w:pPr>
+              <w:spacing w:after="0"/>
+            </w:pPr>
+            <w:r>
+              <w:rPr>
+                <w:rFonts w:ascii="Arial" w:cs="Arial" w:eastAsia="Arial" w:hAnsi="Arial"/>
+                <w:color w:val="333333"/>
+                <w:sz w:val="17"/>
+                <w:szCs w:val="17"/>
+              </w:rPr>
+              <w:t xml:space="preserve">Contact source = *Facebook*</w:t>
+            </w:r>
+          </w:p>
+        </w:tc>
+        <w:tc>
+          <w:tcPr>
+            <w:tcW w:type="dxa" w:w="4546"/>
+            <w:tcBorders>
+              <w:top w:val="single" w:color="CCCCCC" w:sz="1"/>
+              <w:left w:val="single" w:color="CCCCCC" w:sz="1"/>
+              <w:bottom w:val="single" w:color="CCCCCC" w:sz="1"/>
+              <w:right w:val="single" w:color="CCCCCC" w:sz="1"/>
+            </w:tcBorders>
+            <w:shd w:fill="F7F8FA" w:val="clear"/>
+            <w:tcMar>
+              <w:top w:type="dxa" w:w="70"/>
+              <w:left w:type="dxa" w:w="100"/>
+              <w:bottom w:type="dxa" w:w="70"/>
+              <w:right w:type="dxa" w:w="100"/>
+            </w:tcMar>
+          </w:tcPr>
+          <w:p>
+            <w:pPr>
+              <w:spacing w:after="0"/>
+            </w:pPr>
+            <w:r>
+              <w:rPr>
+                <w:rFonts w:ascii="Arial" w:cs="Arial" w:eastAsia="Arial" w:hAnsi="Arial"/>
+                <w:color w:val="333333"/>
+                <w:sz w:val="17"/>
+                <w:szCs w:val="17"/>
+              </w:rPr>
+              <w:t xml:space="preserve">Llegó por el formulario de Meta</w:t>
+            </w:r>
+          </w:p>
+        </w:tc>
+        <w:tc>
+          <w:tcPr>
+            <w:tcW w:type="dxa" w:w="2506"/>
+            <w:tcBorders>
+              <w:top w:val="single" w:color="CCCCCC" w:sz="1"/>
+              <w:left w:val="single" w:color="CCCCCC" w:sz="1"/>
+              <w:bottom w:val="single" w:color="CCCCCC" w:sz="1"/>
+              <w:right w:val="single" w:color="CCCCCC" w:sz="1"/>
+            </w:tcBorders>
+            <w:shd w:fill="F7F8FA" w:val="clear"/>
+            <w:tcMar>
+              <w:top w:type="dxa" w:w="70"/>
+              <w:left w:type="dxa" w:w="100"/>
+              <w:bottom w:type="dxa" w:w="70"/>
+              <w:right w:type="dxa" w:w="100"/>
+            </w:tcMar>
+          </w:tcPr>
+          <w:p>
+            <w:pPr>
+              <w:spacing w:after="0"/>
+            </w:pPr>
+            <w:r>
+              <w:rPr>
+                <w:rFonts w:ascii="Arial" w:cs="Arial" w:eastAsia="Arial" w:hAnsi="Arial"/>
+                <w:color w:val="333333"/>
+                <w:sz w:val="17"/>
+                <w:szCs w:val="17"/>
+              </w:rPr>
+              <w:t xml:space="preserve">Formulario</w:t>
+            </w:r>
+          </w:p>
+        </w:tc>
+      </w:tr>
+    </w:tbl>
+    <w:p>
+      <w:pPr>
+        <w:spacing w:after="160"/>
+      </w:pPr>
+      <w:r>
+        <w:t xml:space="preserve"/>
+      </w:r>
+    </w:p>
+    <w:p>
+      <w:pPr>
+        <w:spacing w:after="110"/>
+      </w:pPr>
+      <w:r>
+        <w:rPr>
+          <w:rFonts w:ascii="Arial" w:cs="Arial" w:eastAsia="Arial" w:hAnsi="Arial"/>
+          <w:b/>
+          <w:bCs/>
+          <w:color w:val="333333"/>
+          <w:sz w:val="20"/>
+          <w:szCs w:val="20"/>
+        </w:rPr>
+        <w:t xml:space="preserve">Lead del formulario de Meta (etiqueta </w:t>
+      </w:r>
+      <w:r>
+        <w:rPr>
+          <w:rFonts w:ascii="Courier New" w:cs="Courier New" w:eastAsia="Courier New" w:hAnsi="Courier New"/>
+          <w:color w:val="333333"/>
+          <w:sz w:val="18"/>
+          <w:szCs w:val="18"/>
+        </w:rPr>
+        <w:t xml:space="preserve">origen-formulario-meta</w:t>
+      </w:r>
+      <w:r>
+        <w:rPr>
+          <w:rFonts w:ascii="Arial" w:cs="Arial" w:eastAsia="Arial" w:hAnsi="Arial"/>
+          <w:b/>
+          <w:bCs/>
+          <w:color w:val="333333"/>
+          <w:sz w:val="20"/>
+          <w:szCs w:val="20"/>
+        </w:rPr>
+        <w:t xml:space="preserve">):</w:t>
+      </w:r>
+      <w:r>
+        <w:rPr>
+          <w:rFonts w:ascii="Arial" w:cs="Arial" w:eastAsia="Arial" w:hAnsi="Arial"/>
+          <w:color w:val="333333"/>
+          <w:sz w:val="20"/>
+          <w:szCs w:val="20"/>
+        </w:rPr>
+        <w:t xml:space="preserve"> ya trae 3 de los 4 datos del reemplazo (pisos, basement y chimenea). Si </w:t>
+      </w:r>
+      <w:r>
+        <w:rPr>
+          <w:rFonts w:ascii="Courier New" w:cs="Courier New" w:eastAsia="Courier New" w:hAnsi="Courier New"/>
+          <w:color w:val="333333"/>
+          <w:sz w:val="18"/>
+          <w:szCs w:val="18"/>
+        </w:rPr>
+        <w:t xml:space="preserve">servicio</w:t>
+      </w:r>
+      <w:r>
+        <w:rPr>
+          <w:rFonts w:ascii="Arial" w:cs="Arial" w:eastAsia="Arial" w:hAnsi="Arial"/>
+          <w:color w:val="333333"/>
+          <w:sz w:val="20"/>
+          <w:szCs w:val="20"/>
+        </w:rPr>
+        <w:t xml:space="preserve"> dice *Furnace replacement*, en la llamada </w:t>
+      </w:r>
+      <w:r>
+        <w:rPr>
+          <w:rFonts w:ascii="Arial" w:cs="Arial" w:eastAsia="Arial" w:hAnsi="Arial"/>
+          <w:b/>
+          <w:bCs/>
+          <w:color w:val="333333"/>
+          <w:sz w:val="20"/>
+          <w:szCs w:val="20"/>
+        </w:rPr>
+        <w:t xml:space="preserve">solo confirmas</w:t>
+      </w:r>
+      <w:r>
+        <w:rPr>
+          <w:rFonts w:ascii="Arial" w:cs="Arial" w:eastAsia="Arial" w:hAnsi="Arial"/>
+          <w:color w:val="333333"/>
+          <w:sz w:val="20"/>
+          <w:szCs w:val="20"/>
+        </w:rPr>
+        <w:t xml:space="preserve"> esos 3 y preguntas lo que falta: </w:t>
+      </w:r>
+      <w:r>
+        <w:rPr>
+          <w:rFonts w:ascii="Arial" w:cs="Arial" w:eastAsia="Arial" w:hAnsi="Arial"/>
+          <w:b/>
+          <w:bCs/>
+          <w:color w:val="333333"/>
+          <w:sz w:val="20"/>
+          <w:szCs w:val="20"/>
+        </w:rPr>
+        <w:t xml:space="preserve">si es de gas, cuántos años tiene, si el basement es habitable</w:t>
+      </w:r>
+      <w:r>
+        <w:rPr>
+          <w:rFonts w:ascii="Arial" w:cs="Arial" w:eastAsia="Arial" w:hAnsi="Arial"/>
+          <w:color w:val="333333"/>
+          <w:sz w:val="20"/>
+          <w:szCs w:val="20"/>
+        </w:rPr>
+        <w:t xml:space="preserve"> (si no lo dijo) </w:t>
+      </w:r>
+      <w:r>
+        <w:rPr>
+          <w:rFonts w:ascii="Arial" w:cs="Arial" w:eastAsia="Arial" w:hAnsi="Arial"/>
+          <w:b/>
+          <w:bCs/>
+          <w:color w:val="333333"/>
+          <w:sz w:val="20"/>
+          <w:szCs w:val="20"/>
+        </w:rPr>
+        <w:t xml:space="preserve">y la dirección</w:t>
+      </w:r>
+      <w:r>
+        <w:rPr>
+          <w:rFonts w:ascii="Arial" w:cs="Arial" w:eastAsia="Arial" w:hAnsi="Arial"/>
+          <w:color w:val="333333"/>
+          <w:sz w:val="20"/>
+          <w:szCs w:val="20"/>
+        </w:rPr>
+        <w:t xml:space="preserve">. Si </w:t>
+      </w:r>
+      <w:r>
+        <w:rPr>
+          <w:rFonts w:ascii="Courier New" w:cs="Courier New" w:eastAsia="Courier New" w:hAnsi="Courier New"/>
+          <w:color w:val="333333"/>
+          <w:sz w:val="18"/>
+          <w:szCs w:val="18"/>
+        </w:rPr>
+        <w:t xml:space="preserve">emergencia</w:t>
+      </w:r>
+      <w:r>
+        <w:rPr>
+          <w:rFonts w:ascii="Arial" w:cs="Arial" w:eastAsia="Arial" w:hAnsi="Arial"/>
+          <w:color w:val="333333"/>
+          <w:sz w:val="20"/>
+          <w:szCs w:val="20"/>
+        </w:rPr>
+        <w:t xml:space="preserve"> = </w:t>
+      </w:r>
+      <w:r>
+        <w:rPr>
+          <w:rFonts w:ascii="Courier New" w:cs="Courier New" w:eastAsia="Courier New" w:hAnsi="Courier New"/>
+          <w:color w:val="333333"/>
+          <w:sz w:val="18"/>
+          <w:szCs w:val="18"/>
+        </w:rPr>
+        <w:t xml:space="preserve">yes</w:t>
+      </w:r>
+      <w:r>
+        <w:rPr>
+          <w:rFonts w:ascii="Arial" w:cs="Arial" w:eastAsia="Arial" w:hAnsi="Arial"/>
+          <w:color w:val="333333"/>
+          <w:sz w:val="20"/>
+          <w:szCs w:val="20"/>
+        </w:rPr>
+        <w:t xml:space="preserve">, se llama de inmediato (Regla de urgencia).</w:t>
+      </w:r>
+    </w:p>
+    <w:p>
+      <w:pPr>
+        <w:keepLines/>
+        <w:shd w:fill="F2F4F7" w:val="clear"/>
+        <w:spacing w:after="0"/>
+        <w:ind w:left="100" w:right="100"/>
+      </w:pPr>
+      <w:r>
+        <w:rPr>
+          <w:rFonts w:ascii="Courier New" w:cs="Courier New" w:eastAsia="Courier New" w:hAnsi="Courier New"/>
+          <w:color w:val="1B2A4A"/>
+          <w:sz w:val="17"/>
+          <w:szCs w:val="17"/>
+        </w:rPr>
+        <w:t xml:space="preserve">"Hi [Name], this is [your name] from Aire Express. You filled out our form about replacing your furnace — I have your answers here:</w:t>
+      </w:r>
+    </w:p>
+    <w:p>
+      <w:pPr>
+        <w:keepLines/>
+        <w:shd w:fill="F2F4F7" w:val="clear"/>
+        <w:spacing w:after="0"/>
+        <w:ind w:left="100" w:right="100"/>
+      </w:pPr>
+      <w:r>
+        <w:rPr>
+          <w:rFonts w:ascii="Courier New" w:cs="Courier New" w:eastAsia="Courier New" w:hAnsi="Courier New"/>
+          <w:color w:val="1B2A4A"/>
+          <w:sz w:val="17"/>
+          <w:szCs w:val="17"/>
+        </w:rPr>
+        <w:t xml:space="preserve">a [2]-story home, [with an unfinished basement], and [a chimney]. Is that right?"</w:t>
+      </w:r>
+    </w:p>
+    <w:p>
+      <w:pPr>
+        <w:keepLines/>
+        <w:shd w:fill="F2F4F7" w:val="clear"/>
+        <w:spacing w:after="0"/>
+        <w:ind w:left="100" w:right="100"/>
+      </w:pPr>
+      <w:r>
+        <w:rPr>
+          <w:rFonts w:ascii="Courier New" w:cs="Courier New" w:eastAsia="Courier New" w:hAnsi="Courier New"/>
+          <w:color w:val="1B2A4A"/>
+          <w:sz w:val="17"/>
+          <w:szCs w:val="17"/>
+        </w:rPr>
+        <w:t xml:space="preserve">(Hola [nombre], soy [tu nombre] de Aire Express. Llenaste nuestro formulario para cambiar tu furnace y tengo tus respuestas: casa de</w:t>
+      </w:r>
+    </w:p>
+    <w:p>
+      <w:pPr>
+        <w:keepLines/>
+        <w:shd w:fill="F2F4F7" w:val="clear"/>
+        <w:spacing w:after="0"/>
+        <w:ind w:left="100" w:right="100"/>
+      </w:pPr>
+      <w:r>
+        <w:rPr>
+          <w:rFonts w:ascii="Courier New" w:cs="Courier New" w:eastAsia="Courier New" w:hAnsi="Courier New"/>
+          <w:color w:val="1B2A4A"/>
+          <w:sz w:val="17"/>
+          <w:szCs w:val="17"/>
+        </w:rPr>
+        <w:t xml:space="preserve">[2] pisos, [con basement sin terminar] y [con chimenea]. ¿Es correcto?)</w:t>
+      </w:r>
+    </w:p>
+    <w:p>
+      <w:pPr>
+        <w:keepLines/>
+        <w:shd w:fill="F2F4F7" w:val="clear"/>
+        <w:spacing w:after="0"/>
+        <w:ind w:left="100" w:right="100"/>
+      </w:pPr>
+      <w:r>
+        <w:rPr>
+          <w:rFonts w:ascii="Courier New" w:cs="Courier New" w:eastAsia="Courier New" w:hAnsi="Courier New"/>
+          <w:color w:val="1B2A4A"/>
+          <w:sz w:val="17"/>
+          <w:szCs w:val="17"/>
+        </w:rPr>
+        <w:t xml:space="preserve"> </w:t>
+      </w:r>
+    </w:p>
+    <w:p>
+      <w:pPr>
+        <w:keepLines/>
+        <w:shd w:fill="F2F4F7" w:val="clear"/>
+        <w:spacing w:after="0"/>
+        <w:ind w:left="100" w:right="100"/>
+      </w:pPr>
+      <w:r>
+        <w:rPr>
+          <w:rFonts w:ascii="Courier New" w:cs="Courier New" w:eastAsia="Courier New" w:hAnsi="Courier New"/>
+          <w:color w:val="1B2A4A"/>
+          <w:sz w:val="17"/>
+          <w:szCs w:val="17"/>
+        </w:rPr>
+        <w:t xml:space="preserve">"You also told us your heat is out right now — is anyone at home without heat? We'll move fast on this."   ← solo si emergencia = yes</w:t>
+      </w:r>
+    </w:p>
+    <w:p>
+      <w:pPr>
+        <w:keepLines/>
+        <w:shd w:fill="F2F4F7" w:val="clear"/>
+        <w:spacing w:after="0"/>
+        <w:ind w:left="100" w:right="100"/>
+      </w:pPr>
+      <w:r>
+        <w:rPr>
+          <w:rFonts w:ascii="Courier New" w:cs="Courier New" w:eastAsia="Courier New" w:hAnsi="Courier New"/>
+          <w:color w:val="1B2A4A"/>
+          <w:sz w:val="17"/>
+          <w:szCs w:val="17"/>
+        </w:rPr>
+        <w:t xml:space="preserve">(También nos dijiste que te quedaste sin calefacción. ¿Hay alguien en la casa sin calefacción? Vamos a moverlo rápido.)</w:t>
+      </w:r>
+    </w:p>
+    <w:p>
+      <w:pPr>
+        <w:keepLines/>
+        <w:shd w:fill="F2F4F7" w:val="clear"/>
+        <w:spacing w:after="0"/>
+        <w:ind w:left="100" w:right="100"/>
+      </w:pPr>
+      <w:r>
+        <w:rPr>
+          <w:rFonts w:ascii="Courier New" w:cs="Courier New" w:eastAsia="Courier New" w:hAnsi="Courier New"/>
+          <w:color w:val="1B2A4A"/>
+          <w:sz w:val="17"/>
+          <w:szCs w:val="17"/>
+        </w:rPr>
+        <w:t xml:space="preserve"> </w:t>
+      </w:r>
+    </w:p>
+    <w:p>
+      <w:pPr>
+        <w:keepLines/>
+        <w:shd w:fill="F2F4F7" w:val="clear"/>
+        <w:spacing w:after="0"/>
+        <w:ind w:left="100" w:right="100"/>
+      </w:pPr>
+      <w:r>
+        <w:rPr>
+          <w:rFonts w:ascii="Courier New" w:cs="Courier New" w:eastAsia="Courier New" w:hAnsi="Courier New"/>
+          <w:color w:val="1B2A4A"/>
+          <w:sz w:val="17"/>
+          <w:szCs w:val="17"/>
+        </w:rPr>
+        <w:t xml:space="preserve">"Just two more things so Juan David can give you your exact price: is it a gas furnace, and about how old is the one you have now?"</w:t>
+      </w:r>
+    </w:p>
+    <w:p>
+      <w:pPr>
+        <w:keepLines/>
+        <w:shd w:fill="F2F4F7" w:val="clear"/>
+        <w:spacing w:after="0"/>
+        <w:ind w:left="100" w:right="100"/>
+      </w:pPr>
+      <w:r>
+        <w:rPr>
+          <w:rFonts w:ascii="Courier New" w:cs="Courier New" w:eastAsia="Courier New" w:hAnsi="Courier New"/>
+          <w:color w:val="1B2A4A"/>
+          <w:sz w:val="17"/>
+          <w:szCs w:val="17"/>
+        </w:rPr>
+        <w:t xml:space="preserve">(Solo dos cosas más para que Juan David te dé el precio exacto: ¿es de gas y cuántos años tiene el que tienes ahora?)</w:t>
+      </w:r>
+    </w:p>
+    <w:p>
+      <w:pPr>
+        <w:keepLines/>
+        <w:shd w:fill="F2F4F7" w:val="clear"/>
+        <w:spacing w:after="0"/>
+        <w:ind w:left="100" w:right="100"/>
+      </w:pPr>
+      <w:r>
+        <w:rPr>
+          <w:rFonts w:ascii="Courier New" w:cs="Courier New" w:eastAsia="Courier New" w:hAnsi="Courier New"/>
+          <w:color w:val="1B2A4A"/>
+          <w:sz w:val="17"/>
+          <w:szCs w:val="17"/>
+        </w:rPr>
+        <w:t xml:space="preserve"> </w:t>
+      </w:r>
+    </w:p>
+    <w:p>
+      <w:pPr>
+        <w:keepLines/>
+        <w:shd w:fill="F2F4F7" w:val="clear"/>
+        <w:spacing w:after="0"/>
+        <w:ind w:left="100" w:right="100"/>
+      </w:pPr>
+      <w:r>
+        <w:rPr>
+          <w:rFonts w:ascii="Courier New" w:cs="Courier New" w:eastAsia="Courier New" w:hAnsi="Courier New"/>
+          <w:color w:val="1B2A4A"/>
+          <w:sz w:val="17"/>
+          <w:szCs w:val="17"/>
+        </w:rPr>
+        <w:t xml:space="preserve">"And what's the address where the furnace is?"   (¿Y cuál es la dirección donde está el furnace?)</w:t>
+      </w:r>
+    </w:p>
+    <w:p>
+      <w:pPr>
+        <w:spacing w:after="160"/>
+      </w:pPr>
+      <w:r>
+        <w:t xml:space="preserve"/>
+      </w:r>
+    </w:p>
+    <w:p>
+      <w:pPr>
+        <w:spacing w:after="110"/>
+      </w:pPr>
+      <w:r>
+        <w:rPr>
+          <w:rFonts w:ascii="Arial" w:cs="Arial" w:eastAsia="Arial" w:hAnsi="Arial"/>
+          <w:color w:val="333333"/>
+          <w:sz w:val="20"/>
+          <w:szCs w:val="20"/>
+        </w:rPr>
+        <w:t xml:space="preserve">Si </w:t>
+      </w:r>
+      <w:r>
+        <w:rPr>
+          <w:rFonts w:ascii="Courier New" w:cs="Courier New" w:eastAsia="Courier New" w:hAnsi="Courier New"/>
+          <w:color w:val="333333"/>
+          <w:sz w:val="18"/>
+          <w:szCs w:val="18"/>
+        </w:rPr>
+        <w:t xml:space="preserve">chimenea</w:t>
+      </w:r>
+      <w:r>
+        <w:rPr>
+          <w:rFonts w:ascii="Arial" w:cs="Arial" w:eastAsia="Arial" w:hAnsi="Arial"/>
+          <w:color w:val="333333"/>
+          <w:sz w:val="20"/>
+          <w:szCs w:val="20"/>
+        </w:rPr>
+        <w:t xml:space="preserve"> = *Not sure*: "No worries — is there a chimney or a vent pipe that goes up through the roof?" (¿Hay chimenea o un tubo que sale por el techo?). Después sigue igual que abajo: "Juan David, our installer, will review this and we'll call you back…".</w:t>
+      </w:r>
+    </w:p>
+    <w:p>
+      <w:pPr>
+        <w:spacing w:after="110"/>
+      </w:pPr>
+      <w:r>
+        <w:rPr>
+          <w:rFonts w:ascii="Arial" w:cs="Arial" w:eastAsia="Arial" w:hAnsi="Arial"/>
+          <w:b/>
+          <w:bCs/>
+          <w:color w:val="333333"/>
+          <w:sz w:val="20"/>
+          <w:szCs w:val="20"/>
+        </w:rPr>
+        <w:t xml:space="preserve">Furnace — REEMPLAZO (ya tiene un furnace y lo quiere cambiar) — se cotiza por teléfono (Juan David, 15-oct):</w:t>
+      </w:r>
+      <w:r>
+        <w:rPr>
+          <w:rFonts w:ascii="Arial" w:cs="Arial" w:eastAsia="Arial" w:hAnsi="Arial"/>
+          <w:color w:val="333333"/>
+          <w:sz w:val="20"/>
+          <w:szCs w:val="20"/>
+        </w:rPr>
+        <w:t xml:space="preserve"> Si es </w:t>
+      </w:r>
+      <w:r>
+        <w:rPr>
+          <w:rFonts w:ascii="Arial" w:cs="Arial" w:eastAsia="Arial" w:hAnsi="Arial"/>
+          <w:b/>
+          <w:bCs/>
+          <w:color w:val="333333"/>
+          <w:sz w:val="20"/>
+          <w:szCs w:val="20"/>
+        </w:rPr>
+        <w:t xml:space="preserve">instalación nueva</w:t>
+      </w:r>
+      <w:r>
+        <w:rPr>
+          <w:rFonts w:ascii="Arial" w:cs="Arial" w:eastAsia="Arial" w:hAnsi="Arial"/>
+          <w:color w:val="333333"/>
+          <w:sz w:val="20"/>
+          <w:szCs w:val="20"/>
+        </w:rPr>
+        <w:t xml:space="preserve"> (la casa no tiene furnace), no uses este bloque: ve a "Furnace — INSTALACIÓN NUEVA" más abajo. Si el lead viene del </w:t>
+      </w:r>
+      <w:r>
+        <w:rPr>
+          <w:rFonts w:ascii="Arial" w:cs="Arial" w:eastAsia="Arial" w:hAnsi="Arial"/>
+          <w:b/>
+          <w:bCs/>
+          <w:color w:val="333333"/>
+          <w:sz w:val="20"/>
+          <w:szCs w:val="20"/>
+        </w:rPr>
+        <w:t xml:space="preserve">formulario de Meta</w:t>
+      </w:r>
+      <w:r>
+        <w:rPr>
+          <w:rFonts w:ascii="Arial" w:cs="Arial" w:eastAsia="Arial" w:hAnsi="Arial"/>
+          <w:color w:val="333333"/>
+          <w:sz w:val="20"/>
+          <w:szCs w:val="20"/>
+        </w:rPr>
+        <w:t xml:space="preserve">, usa el bloque de arriba (ya trae pisos, basement y chimenea). Si viene de la página o de una llamada, usa este:</w:t>
       </w:r>
     </w:p>
     <w:p>

--- a/induccion-aire-express/guiones/docs/01_SPEECH_CONTACTABILIDAD.docx
+++ b/induccion-aire-express/guiones/docs/01_SPEECH_CONTACTABILIDAD.docx
@@ -3092,6 +3092,351 @@
       </w:pPr>
       <w:r>
         <w:t xml:space="preserve"/>
+      </w:r>
+    </w:p>
+    <w:p>
+      <w:pPr>
+        <w:spacing w:after="110"/>
+      </w:pPr>
+      <w:r>
+        <w:rPr>
+          <w:rFonts w:ascii="Arial" w:cs="Arial" w:eastAsia="Arial" w:hAnsi="Arial"/>
+          <w:b/>
+          <w:bCs/>
+          <w:color w:val="333333"/>
+          <w:sz w:val="20"/>
+          <w:szCs w:val="20"/>
+        </w:rPr>
+        <w:t xml:space="preserve">Aire acondicionado — INSTALACIÓN O CAMBIO (el precio exacto se da en la visita gratis):</w:t>
+      </w:r>
+      <w:r>
+        <w:rPr>
+          <w:rFonts w:ascii="Arial" w:cs="Arial" w:eastAsia="Arial" w:hAnsi="Arial"/>
+          <w:color w:val="333333"/>
+          <w:sz w:val="20"/>
+          <w:szCs w:val="20"/>
+        </w:rPr>
+        <w:t xml:space="preserve"> El aire </w:t>
+      </w:r>
+      <w:r>
+        <w:rPr>
+          <w:rFonts w:ascii="Arial" w:cs="Arial" w:eastAsia="Arial" w:hAnsi="Arial"/>
+          <w:b/>
+          <w:bCs/>
+          <w:color w:val="333333"/>
+          <w:sz w:val="20"/>
+          <w:szCs w:val="20"/>
+        </w:rPr>
+        <w:t xml:space="preserve">no</w:t>
+      </w:r>
+      <w:r>
+        <w:rPr>
+          <w:rFonts w:ascii="Arial" w:cs="Arial" w:eastAsia="Arial" w:hAnsi="Arial"/>
+          <w:color w:val="333333"/>
+          <w:sz w:val="20"/>
+          <w:szCs w:val="20"/>
+        </w:rPr>
+        <w:t xml:space="preserve"> se cotiza por teléfono como el reemplazo de furnace: se agenda la visita. Tú solo dices el "desde $4,000". Si el lead pidió reparación del aire (no cambio), usa el bloque </w:t>
+      </w:r>
+      <w:r>
+        <w:rPr>
+          <w:rFonts w:ascii="Arial" w:cs="Arial" w:eastAsia="Arial" w:hAnsi="Arial"/>
+          <w:b/>
+          <w:bCs/>
+          <w:color w:val="333333"/>
+          <w:sz w:val="20"/>
+          <w:szCs w:val="20"/>
+        </w:rPr>
+        <w:t xml:space="preserve">Reparación</w:t>
+      </w:r>
+      <w:r>
+        <w:rPr>
+          <w:rFonts w:ascii="Arial" w:cs="Arial" w:eastAsia="Arial" w:hAnsi="Arial"/>
+          <w:color w:val="333333"/>
+          <w:sz w:val="20"/>
+          <w:szCs w:val="20"/>
+        </w:rPr>
+        <w:t xml:space="preserve"> de abajo.</w:t>
+      </w:r>
+    </w:p>
+    <w:p>
+      <w:pPr>
+        <w:keepLines/>
+        <w:shd w:fill="F2F4F7" w:val="clear"/>
+        <w:spacing w:after="0"/>
+        <w:ind w:left="100" w:right="100"/>
+      </w:pPr>
+      <w:r>
+        <w:rPr>
+          <w:rFonts w:ascii="Courier New" w:cs="Courier New" w:eastAsia="Courier New" w:hAnsi="Courier New"/>
+          <w:color w:val="1B2A4A"/>
+          <w:sz w:val="17"/>
+          <w:szCs w:val="17"/>
+        </w:rPr>
+        <w:t xml:space="preserve">"Hi [Name], this is [your name] from Aire Express. You asked about a new AC for your home in [City]. Is this a good time?"</w:t>
+      </w:r>
+    </w:p>
+    <w:p>
+      <w:pPr>
+        <w:keepLines/>
+        <w:shd w:fill="F2F4F7" w:val="clear"/>
+        <w:spacing w:after="0"/>
+        <w:ind w:left="100" w:right="100"/>
+      </w:pPr>
+      <w:r>
+        <w:rPr>
+          <w:rFonts w:ascii="Courier New" w:cs="Courier New" w:eastAsia="Courier New" w:hAnsi="Courier New"/>
+          <w:color w:val="1B2A4A"/>
+          <w:sz w:val="17"/>
+          <w:szCs w:val="17"/>
+        </w:rPr>
+        <w:t xml:space="preserve">(Hola [nombre], soy [tu nombre] de Aire Express. Pediste un aire acondicionado nuevo para tu casa en [ciudad]. ¿Es buen momento?)</w:t>
+      </w:r>
+    </w:p>
+    <w:p>
+      <w:pPr>
+        <w:keepLines/>
+        <w:shd w:fill="F2F4F7" w:val="clear"/>
+        <w:spacing w:after="0"/>
+        <w:ind w:left="100" w:right="100"/>
+      </w:pPr>
+      <w:r>
+        <w:rPr>
+          <w:rFonts w:ascii="Courier New" w:cs="Courier New" w:eastAsia="Courier New" w:hAnsi="Courier New"/>
+          <w:color w:val="1B2A4A"/>
+          <w:sz w:val="17"/>
+          <w:szCs w:val="17"/>
+        </w:rPr>
+        <w:t xml:space="preserve"> </w:t>
+      </w:r>
+    </w:p>
+    <w:p>
+      <w:pPr>
+        <w:keepLines/>
+        <w:shd w:fill="F2F4F7" w:val="clear"/>
+        <w:spacing w:after="0"/>
+        <w:ind w:left="100" w:right="100"/>
+      </w:pPr>
+      <w:r>
+        <w:rPr>
+          <w:rFonts w:ascii="Courier New" w:cs="Courier New" w:eastAsia="Courier New" w:hAnsi="Courier New"/>
+          <w:color w:val="1B2A4A"/>
+          <w:sz w:val="17"/>
+          <w:szCs w:val="17"/>
+        </w:rPr>
+        <w:t xml:space="preserve">"Is your current system still working, or is it already giving you problems?"</w:t>
+      </w:r>
+    </w:p>
+    <w:p>
+      <w:pPr>
+        <w:keepLines/>
+        <w:shd w:fill="F2F4F7" w:val="clear"/>
+        <w:spacing w:after="0"/>
+        <w:ind w:left="100" w:right="100"/>
+      </w:pPr>
+      <w:r>
+        <w:rPr>
+          <w:rFonts w:ascii="Courier New" w:cs="Courier New" w:eastAsia="Courier New" w:hAnsi="Courier New"/>
+          <w:color w:val="1B2A4A"/>
+          <w:sz w:val="17"/>
+          <w:szCs w:val="17"/>
+        </w:rPr>
+        <w:t xml:space="preserve">(¿Tu sistema actual todavía funciona o ya está fallando?)</w:t>
+      </w:r>
+    </w:p>
+    <w:p>
+      <w:pPr>
+        <w:keepLines/>
+        <w:shd w:fill="F2F4F7" w:val="clear"/>
+        <w:spacing w:after="0"/>
+        <w:ind w:left="100" w:right="100"/>
+      </w:pPr>
+      <w:r>
+        <w:rPr>
+          <w:rFonts w:ascii="Courier New" w:cs="Courier New" w:eastAsia="Courier New" w:hAnsi="Courier New"/>
+          <w:color w:val="1B2A4A"/>
+          <w:sz w:val="17"/>
+          <w:szCs w:val="17"/>
+        </w:rPr>
+        <w:t xml:space="preserve"> </w:t>
+      </w:r>
+    </w:p>
+    <w:p>
+      <w:pPr>
+        <w:keepLines/>
+        <w:shd w:fill="F2F4F7" w:val="clear"/>
+        <w:spacing w:after="0"/>
+        <w:ind w:left="100" w:right="100"/>
+      </w:pPr>
+      <w:r>
+        <w:rPr>
+          <w:rFonts w:ascii="Courier New" w:cs="Courier New" w:eastAsia="Courier New" w:hAnsi="Courier New"/>
+          <w:color w:val="1B2A4A"/>
+          <w:sz w:val="17"/>
+          <w:szCs w:val="17"/>
+        </w:rPr>
+        <w:t xml:space="preserve">"Our AC installations start at $4,000 for a 2.5-ton unit. That includes the unit, the coil, the copper line set, materials and labor,</w:t>
+      </w:r>
+    </w:p>
+    <w:p>
+      <w:pPr>
+        <w:keepLines/>
+        <w:shd w:fill="F2F4F7" w:val="clear"/>
+        <w:spacing w:after="0"/>
+        <w:ind w:left="100" w:right="100"/>
+      </w:pPr>
+      <w:r>
+        <w:rPr>
+          <w:rFonts w:ascii="Courier New" w:cs="Courier New" w:eastAsia="Courier New" w:hAnsi="Courier New"/>
+          <w:color w:val="1B2A4A"/>
+          <w:sz w:val="17"/>
+          <w:szCs w:val="17"/>
+        </w:rPr>
+        <w:t xml:space="preserve">installed in about one day, with a 10-year warranty, and the first 3 months parts and labor are free."</w:t>
+      </w:r>
+    </w:p>
+    <w:p>
+      <w:pPr>
+        <w:keepLines/>
+        <w:shd w:fill="F2F4F7" w:val="clear"/>
+        <w:spacing w:after="0"/>
+        <w:ind w:left="100" w:right="100"/>
+      </w:pPr>
+      <w:r>
+        <w:rPr>
+          <w:rFonts w:ascii="Courier New" w:cs="Courier New" w:eastAsia="Courier New" w:hAnsi="Courier New"/>
+          <w:color w:val="1B2A4A"/>
+          <w:sz w:val="17"/>
+          <w:szCs w:val="17"/>
+        </w:rPr>
+        <w:t xml:space="preserve">(La instalación de aire arranca en $4,000 para un equipo de 2.5 toneladas. Incluye el equipo, el coil, la línea de cobre, materiales y</w:t>
+      </w:r>
+    </w:p>
+    <w:p>
+      <w:pPr>
+        <w:keepLines/>
+        <w:shd w:fill="F2F4F7" w:val="clear"/>
+        <w:spacing w:after="0"/>
+        <w:ind w:left="100" w:right="100"/>
+      </w:pPr>
+      <w:r>
+        <w:rPr>
+          <w:rFonts w:ascii="Courier New" w:cs="Courier New" w:eastAsia="Courier New" w:hAnsi="Courier New"/>
+          <w:color w:val="1B2A4A"/>
+          <w:sz w:val="17"/>
+          <w:szCs w:val="17"/>
+        </w:rPr>
+        <w:t xml:space="preserve">mano de obra, instalado en más o menos un día, con 10 años de garantía y los primeros 3 meses pieza y mano de obra gratis.)</w:t>
+      </w:r>
+    </w:p>
+    <w:p>
+      <w:pPr>
+        <w:keepLines/>
+        <w:shd w:fill="F2F4F7" w:val="clear"/>
+        <w:spacing w:after="0"/>
+        <w:ind w:left="100" w:right="100"/>
+      </w:pPr>
+      <w:r>
+        <w:rPr>
+          <w:rFonts w:ascii="Courier New" w:cs="Courier New" w:eastAsia="Courier New" w:hAnsi="Courier New"/>
+          <w:color w:val="1B2A4A"/>
+          <w:sz w:val="17"/>
+          <w:szCs w:val="17"/>
+        </w:rPr>
+        <w:t xml:space="preserve"> </w:t>
+      </w:r>
+    </w:p>
+    <w:p>
+      <w:pPr>
+        <w:keepLines/>
+        <w:shd w:fill="F2F4F7" w:val="clear"/>
+        <w:spacing w:after="0"/>
+        <w:ind w:left="100" w:right="100"/>
+      </w:pPr>
+      <w:r>
+        <w:rPr>
+          <w:rFonts w:ascii="Courier New" w:cs="Courier New" w:eastAsia="Courier New" w:hAnsi="Courier New"/>
+          <w:color w:val="1B2A4A"/>
+          <w:sz w:val="17"/>
+          <w:szCs w:val="17"/>
+        </w:rPr>
+        <w:t xml:space="preserve">"The best next step is a free visit: our technician checks your home and gives you your exact price in about 20 minutes.</w:t>
+      </w:r>
+    </w:p>
+    <w:p>
+      <w:pPr>
+        <w:keepLines/>
+        <w:shd w:fill="F2F4F7" w:val="clear"/>
+        <w:spacing w:after="0"/>
+        <w:ind w:left="100" w:right="100"/>
+      </w:pPr>
+      <w:r>
+        <w:rPr>
+          <w:rFonts w:ascii="Courier New" w:cs="Courier New" w:eastAsia="Courier New" w:hAnsi="Courier New"/>
+          <w:color w:val="1B2A4A"/>
+          <w:sz w:val="17"/>
+          <w:szCs w:val="17"/>
+        </w:rPr>
+        <w:t xml:space="preserve">I have [Day] at [morning time] or [Day] at [afternoon time]. Which one works better?"</w:t>
+      </w:r>
+    </w:p>
+    <w:p>
+      <w:pPr>
+        <w:keepLines/>
+        <w:shd w:fill="F2F4F7" w:val="clear"/>
+        <w:spacing w:after="0"/>
+        <w:ind w:left="100" w:right="100"/>
+      </w:pPr>
+      <w:r>
+        <w:rPr>
+          <w:rFonts w:ascii="Courier New" w:cs="Courier New" w:eastAsia="Courier New" w:hAnsi="Courier New"/>
+          <w:color w:val="1B2A4A"/>
+          <w:sz w:val="17"/>
+          <w:szCs w:val="17"/>
+        </w:rPr>
+        <w:t xml:space="preserve">(Lo mejor es una visita gratis: el técnico revisa tu casa y te da el precio exacto en unos 20 minutos. ¿Te sirve [día/hora] o [día/hora]?)</w:t>
+      </w:r>
+    </w:p>
+    <w:p>
+      <w:pPr>
+        <w:spacing w:after="160"/>
+      </w:pPr>
+      <w:r>
+        <w:t xml:space="preserve"/>
+      </w:r>
+    </w:p>
+    <w:p>
+      <w:pPr>
+        <w:spacing w:after="110"/>
+      </w:pPr>
+      <w:r>
+        <w:rPr>
+          <w:rFonts w:ascii="Arial" w:cs="Arial" w:eastAsia="Arial" w:hAnsi="Arial"/>
+          <w:color w:val="333333"/>
+          <w:sz w:val="20"/>
+          <w:szCs w:val="20"/>
+        </w:rPr>
+        <w:t xml:space="preserve">Si dice que quiere cambiar </w:t>
+      </w:r>
+      <w:r>
+        <w:rPr>
+          <w:rFonts w:ascii="Arial" w:cs="Arial" w:eastAsia="Arial" w:hAnsi="Arial"/>
+          <w:b/>
+          <w:bCs/>
+          <w:color w:val="333333"/>
+          <w:sz w:val="20"/>
+          <w:szCs w:val="20"/>
+        </w:rPr>
+        <w:t xml:space="preserve">el aire y el furnace</w:t>
+      </w:r>
+      <w:r>
+        <w:rPr>
+          <w:rFonts w:ascii="Arial" w:cs="Arial" w:eastAsia="Arial" w:hAnsi="Arial"/>
+          <w:color w:val="333333"/>
+          <w:sz w:val="20"/>
+          <w:szCs w:val="20"/>
+        </w:rPr>
+        <w:t xml:space="preserve">: "If you're replacing both, the complete system is $6,500 — the technician confirms it at the visit." (Si cambias los dos, el sistema completo es $6,500; el técnico lo confirma en la visita.) Y vuelves a los 2 horarios. Si insiste en el precio por teléfono: "The exact price depends on your home, and the visit is free. [1] or [2]?" (El precio exacto depende de tu casa y la visita es gratis. ¿[1] o [2]?) Después: cierre del agendamiento (abajo) y nota, por ejemplo: "AC nuevo, el actual ya no enfría bien. Agendó visita [día, hora]."</w:t>
       </w:r>
     </w:p>
     <w:p>

--- a/induccion-aire-express/guiones/docs/01_SPEECH_CONTACTABILIDAD.docx
+++ b/induccion-aire-express/guiones/docs/01_SPEECH_CONTACTABILIDAD.docx
@@ -54,7 +54,27 @@
           <w:sz w:val="20"/>
           <w:szCs w:val="20"/>
         </w:rPr>
-        <w:t xml:space="preserve"> agendar la visita en el calendario o, en reemplazo de furnace, dejar los 4 datos de la casa para que Juan David dé el precio por teléfono. Se termina con la visita agendada, los datos completos o el motivo anotado.</w:t>
+        <w:t xml:space="preserve"> agendar la visita en el calendario o, en reemplazo de furnace, </w:t>
+      </w:r>
+      <w:r>
+        <w:rPr>
+          <w:rFonts w:ascii="Arial" w:cs="Arial" w:eastAsia="Arial" w:hAnsi="Arial"/>
+          <w:b/>
+          <w:bCs/>
+          <w:color w:val="333333"/>
+          <w:sz w:val="20"/>
+          <w:szCs w:val="20"/>
+        </w:rPr>
+        <w:t xml:space="preserve">venderlo sin visita</w:t>
+      </w:r>
+      <w:r>
+        <w:rPr>
+          <w:rFonts w:ascii="Arial" w:cs="Arial" w:eastAsia="Arial" w:hAnsi="Arial"/>
+          <w:color w:val="333333"/>
+          <w:sz w:val="20"/>
+          <w:szCs w:val="20"/>
+        </w:rPr>
+        <w:t xml:space="preserve">: datos de la casa + foto del furnace → Juan David da el precio exacto → el cliente acepta, firma el contrato y queda el día de instalación (ver "VENTA DIRECTA DE REEMPLAZO"). Se termina con la visita o la instalación agendada, los datos y la foto pedidos, o el motivo anotado.</w:t>
       </w:r>
     </w:p>
     <w:p>
@@ -2421,7 +2441,27 @@
           <w:sz w:val="20"/>
           <w:szCs w:val="20"/>
         </w:rPr>
-        <w:t xml:space="preserve"> = *Not sure*: "No worries — is there a chimney or a vent pipe that goes up through the roof?" (¿Hay chimenea o un tubo que sale por el techo?). Después sigue igual que abajo: "Juan David, our installer, will review this and we'll call you back…".</w:t>
+        <w:t xml:space="preserve"> = *Not sure*: "No worries — is there a chimney or a vent pipe that goes up through the roof?" (¿Hay chimenea o un tubo que sale por el techo?). Después sigue con </w:t>
+      </w:r>
+      <w:r>
+        <w:rPr>
+          <w:rFonts w:ascii="Arial" w:cs="Arial" w:eastAsia="Arial" w:hAnsi="Arial"/>
+          <w:b/>
+          <w:bCs/>
+          <w:color w:val="333333"/>
+          <w:sz w:val="20"/>
+          <w:szCs w:val="20"/>
+        </w:rPr>
+        <w:t xml:space="preserve">"VENTA DIRECTA DE REEMPLAZO"</w:t>
+      </w:r>
+      <w:r>
+        <w:rPr>
+          <w:rFonts w:ascii="Arial" w:cs="Arial" w:eastAsia="Arial" w:hAnsi="Arial"/>
+          <w:color w:val="333333"/>
+          <w:sz w:val="20"/>
+          <w:szCs w:val="20"/>
+        </w:rPr>
+        <w:t xml:space="preserve"> (abajo): las preguntas para instalar, la foto y el cierre.</w:t>
       </w:r>
     </w:p>
     <w:p>
@@ -2834,91 +2874,6 @@
     </w:p>
     <w:p>
       <w:pPr>
-        <w:keepLines/>
-        <w:shd w:fill="F2F4F7" w:val="clear"/>
-        <w:spacing w:after="0"/>
-        <w:ind w:left="100" w:right="100"/>
-      </w:pPr>
-      <w:r>
-        <w:rPr>
-          <w:rFonts w:ascii="Courier New" w:cs="Courier New" w:eastAsia="Courier New" w:hAnsi="Courier New"/>
-          <w:color w:val="1B2A4A"/>
-          <w:sz w:val="17"/>
-          <w:szCs w:val="17"/>
-        </w:rPr>
-        <w:t xml:space="preserve">"Perfect. Juan David, our installer, will review this and we'll call you back [today / tomorrow morning] with your exact price.</w:t>
-      </w:r>
-    </w:p>
-    <w:p>
-      <w:pPr>
-        <w:keepLines/>
-        <w:shd w:fill="F2F4F7" w:val="clear"/>
-        <w:spacing w:after="0"/>
-        <w:ind w:left="100" w:right="100"/>
-      </w:pPr>
-      <w:r>
-        <w:rPr>
-          <w:rFonts w:ascii="Courier New" w:cs="Courier New" w:eastAsia="Courier New" w:hAnsi="Courier New"/>
-          <w:color w:val="1B2A4A"/>
-          <w:sz w:val="17"/>
-          <w:szCs w:val="17"/>
-        </w:rPr>
-        <w:t xml:space="preserve">Furnaces start at $2,350, installed in about one day, with a 5-year warranty, and the first 3 months parts and labor are free.</w:t>
-      </w:r>
-    </w:p>
-    <w:p>
-      <w:pPr>
-        <w:keepLines/>
-        <w:shd w:fill="F2F4F7" w:val="clear"/>
-        <w:spacing w:after="0"/>
-        <w:ind w:left="100" w:right="100"/>
-      </w:pPr>
-      <w:r>
-        <w:rPr>
-          <w:rFonts w:ascii="Courier New" w:cs="Courier New" w:eastAsia="Courier New" w:hAnsi="Courier New"/>
-          <w:color w:val="1B2A4A"/>
-          <w:sz w:val="17"/>
-          <w:szCs w:val="17"/>
-        </w:rPr>
-        <w:t xml:space="preserve">If you'd rather have him see it in person, that visit is free too."</w:t>
-      </w:r>
-    </w:p>
-    <w:p>
-      <w:pPr>
-        <w:keepLines/>
-        <w:shd w:fill="F2F4F7" w:val="clear"/>
-        <w:spacing w:after="0"/>
-        <w:ind w:left="100" w:right="100"/>
-      </w:pPr>
-      <w:r>
-        <w:rPr>
-          <w:rFonts w:ascii="Courier New" w:cs="Courier New" w:eastAsia="Courier New" w:hAnsi="Courier New"/>
-          <w:color w:val="1B2A4A"/>
-          <w:sz w:val="17"/>
-          <w:szCs w:val="17"/>
-        </w:rPr>
-        <w:t xml:space="preserve">(Perfecto. Juan David, nuestro instalador, revisa esto y te llamamos [hoy / mañana en la mañana] con el precio exacto.</w:t>
-      </w:r>
-    </w:p>
-    <w:p>
-      <w:pPr>
-        <w:keepLines/>
-        <w:shd w:fill="F2F4F7" w:val="clear"/>
-        <w:spacing w:after="0"/>
-        <w:ind w:left="100" w:right="100"/>
-      </w:pPr>
-      <w:r>
-        <w:rPr>
-          <w:rFonts w:ascii="Courier New" w:cs="Courier New" w:eastAsia="Courier New" w:hAnsi="Courier New"/>
-          <w:color w:val="1B2A4A"/>
-          <w:sz w:val="17"/>
-          <w:szCs w:val="17"/>
-        </w:rPr>
-        <w:t xml:space="preserve">El furnace arranca en $2,350, instalado en un día, 5 años de garantía y 3 meses gratis. Si prefieres que vaya a verlo en persona, esa visita también es gratis.)</w:t>
-      </w:r>
-    </w:p>
-    <w:p>
-      <w:pPr>
         <w:spacing w:after="160"/>
       </w:pPr>
       <w:r>
@@ -2936,27 +2891,1043 @@
           <w:sz w:val="20"/>
           <w:szCs w:val="20"/>
         </w:rPr>
-        <w:t xml:space="preserve">Después de colgar: nota con los 4 datos + dirección y ZIP, y aviso a Juan David para que dé el precio. </w:t>
-      </w:r>
-      <w:r>
-        <w:rPr>
-          <w:rFonts w:ascii="Arial" w:cs="Arial" w:eastAsia="Arial" w:hAnsi="Arial"/>
-          <w:b/>
-          <w:bCs/>
-          <w:color w:val="333333"/>
-          <w:sz w:val="20"/>
-          <w:szCs w:val="20"/>
-        </w:rPr>
-        <w:t xml:space="preserve">Tú no das el precio final</w:t>
-      </w:r>
-      <w:r>
-        <w:rPr>
-          <w:rFonts w:ascii="Arial" w:cs="Arial" w:eastAsia="Arial" w:hAnsi="Arial"/>
-          <w:color w:val="333333"/>
-          <w:sz w:val="20"/>
-          <w:szCs w:val="20"/>
-        </w:rPr>
-        <w:t xml:space="preserve">: solo el "desde $2,350". Si el cliente prefiere la visita, se agenda con los 2 horarios y la dirección (sin dirección no hay cita).</w:t>
+        <w:t xml:space="preserve">Sigue con </w:t>
+      </w:r>
+      <w:r>
+        <w:rPr>
+          <w:rFonts w:ascii="Arial" w:cs="Arial" w:eastAsia="Arial" w:hAnsi="Arial"/>
+          <w:b/>
+          <w:bCs/>
+          <w:color w:val="333333"/>
+          <w:sz w:val="20"/>
+          <w:szCs w:val="20"/>
+        </w:rPr>
+        <w:t xml:space="preserve">"VENTA DIRECTA DE REEMPLAZO"</w:t>
+      </w:r>
+      <w:r>
+        <w:rPr>
+          <w:rFonts w:ascii="Arial" w:cs="Arial" w:eastAsia="Arial" w:hAnsi="Arial"/>
+          <w:color w:val="333333"/>
+          <w:sz w:val="20"/>
+          <w:szCs w:val="20"/>
+        </w:rPr>
+        <w:t xml:space="preserve"> (abajo).</w:t>
+      </w:r>
+    </w:p>
+    <w:p>
+      <w:pPr>
+        <w:keepNext/>
+        <w:spacing w:after="80" w:before="220"/>
+      </w:pPr>
+      <w:r>
+        <w:rPr>
+          <w:rFonts w:ascii="Arial" w:cs="Arial" w:eastAsia="Arial" w:hAnsi="Arial"/>
+          <w:b/>
+          <w:bCs/>
+          <w:color w:val="2E75B6"/>
+          <w:sz w:val="22"/>
+          <w:szCs w:val="22"/>
+        </w:rPr>
+        <w:t xml:space="preserve">VENTA DIRECTA DE REEMPLAZO — se vende e instala sin visita (Juan David y JP, 19-oct)</w:t>
+      </w:r>
+    </w:p>
+    <w:p>
+      <w:pPr>
+        <w:spacing w:after="110"/>
+      </w:pPr>
+      <w:r>
+        <w:rPr>
+          <w:rFonts w:ascii="Arial" w:cs="Arial" w:eastAsia="Arial" w:hAnsi="Arial"/>
+          <w:b/>
+          <w:bCs/>
+          <w:color w:val="333333"/>
+          <w:sz w:val="20"/>
+          <w:szCs w:val="20"/>
+        </w:rPr>
+        <w:t xml:space="preserve">Por qué:</w:t>
+      </w:r>
+      <w:r>
+        <w:rPr>
+          <w:rFonts w:ascii="Arial" w:cs="Arial" w:eastAsia="Arial" w:hAnsi="Arial"/>
+          <w:color w:val="333333"/>
+          <w:sz w:val="20"/>
+          <w:szCs w:val="20"/>
+        </w:rPr>
+        <w:t xml:space="preserve"> en reemplazo no hace falta ir a cotizar. Con los datos de la casa y </w:t>
+      </w:r>
+      <w:r>
+        <w:rPr>
+          <w:rFonts w:ascii="Arial" w:cs="Arial" w:eastAsia="Arial" w:hAnsi="Arial"/>
+          <w:b/>
+          <w:bCs/>
+          <w:color w:val="333333"/>
+          <w:sz w:val="20"/>
+          <w:szCs w:val="20"/>
+        </w:rPr>
+        <w:t xml:space="preserve">la foto del furnace y su etiqueta</w:t>
+      </w:r>
+      <w:r>
+        <w:rPr>
+          <w:rFonts w:ascii="Arial" w:cs="Arial" w:eastAsia="Arial" w:hAnsi="Arial"/>
+          <w:color w:val="333333"/>
+          <w:sz w:val="20"/>
+          <w:szCs w:val="20"/>
+        </w:rPr>
+        <w:t xml:space="preserve">, Juan David sabe la medida, si es de gas y si va el de 80% o el de 96%, y da el precio exacto. Con 4 datos sin foto </w:t>
+      </w:r>
+      <w:r>
+        <w:rPr>
+          <w:rFonts w:ascii="Arial" w:cs="Arial" w:eastAsia="Arial" w:hAnsi="Arial"/>
+          <w:b/>
+          <w:bCs/>
+          <w:color w:val="333333"/>
+          <w:sz w:val="20"/>
+          <w:szCs w:val="20"/>
+        </w:rPr>
+        <w:t xml:space="preserve">no</w:t>
+      </w:r>
+      <w:r>
+        <w:rPr>
+          <w:rFonts w:ascii="Arial" w:cs="Arial" w:eastAsia="Arial" w:hAnsi="Arial"/>
+          <w:color w:val="333333"/>
+          <w:sz w:val="20"/>
+          <w:szCs w:val="20"/>
+        </w:rPr>
+        <w:t xml:space="preserve"> puede dar el precio (caso real 19-oct: Douglas y Crystal quedaron en visita porque no había foto). La visita en persona sigue siendo gratis, pero </w:t>
+      </w:r>
+      <w:r>
+        <w:rPr>
+          <w:rFonts w:ascii="Arial" w:cs="Arial" w:eastAsia="Arial" w:hAnsi="Arial"/>
+          <w:b/>
+          <w:bCs/>
+          <w:color w:val="333333"/>
+          <w:sz w:val="20"/>
+          <w:szCs w:val="20"/>
+        </w:rPr>
+        <w:t xml:space="preserve">solo si el cliente la pide</w:t>
+      </w:r>
+      <w:r>
+        <w:rPr>
+          <w:rFonts w:ascii="Arial" w:cs="Arial" w:eastAsia="Arial" w:hAnsi="Arial"/>
+          <w:color w:val="333333"/>
+          <w:sz w:val="20"/>
+          <w:szCs w:val="20"/>
+        </w:rPr>
+        <w:t xml:space="preserve">; no se ofrece por defecto.</w:t>
+      </w:r>
+    </w:p>
+    <w:p>
+      <w:pPr>
+        <w:spacing w:after="110"/>
+      </w:pPr>
+      <w:r>
+        <w:rPr>
+          <w:rFonts w:ascii="Arial" w:cs="Arial" w:eastAsia="Arial" w:hAnsi="Arial"/>
+          <w:b/>
+          <w:bCs/>
+          <w:color w:val="333333"/>
+          <w:sz w:val="20"/>
+          <w:szCs w:val="20"/>
+        </w:rPr>
+        <w:t xml:space="preserve">Llamada 1 — después de los datos de la casa, haz estas preguntas (todas):</w:t>
+      </w:r>
+    </w:p>
+    <w:p>
+      <w:pPr>
+        <w:keepLines/>
+        <w:shd w:fill="F2F4F7" w:val="clear"/>
+        <w:spacing w:after="0"/>
+        <w:ind w:left="100" w:right="100"/>
+      </w:pPr>
+      <w:r>
+        <w:rPr>
+          <w:rFonts w:ascii="Courier New" w:cs="Courier New" w:eastAsia="Courier New" w:hAnsi="Courier New"/>
+          <w:color w:val="1B2A4A"/>
+          <w:sz w:val="17"/>
+          <w:szCs w:val="17"/>
+        </w:rPr>
+        <w:t xml:space="preserve">"Do you live in the home, or is it a rental or an investment property?"</w:t>
+      </w:r>
+    </w:p>
+    <w:p>
+      <w:pPr>
+        <w:keepLines/>
+        <w:shd w:fill="F2F4F7" w:val="clear"/>
+        <w:spacing w:after="0"/>
+        <w:ind w:left="100" w:right="100"/>
+      </w:pPr>
+      <w:r>
+        <w:rPr>
+          <w:rFonts w:ascii="Courier New" w:cs="Courier New" w:eastAsia="Courier New" w:hAnsi="Courier New"/>
+          <w:color w:val="1B2A4A"/>
+          <w:sz w:val="17"/>
+          <w:szCs w:val="17"/>
+        </w:rPr>
+        <w:t xml:space="preserve">(¿Vives en la casa o es una propiedad de renta o de inversión?)</w:t>
+      </w:r>
+    </w:p>
+    <w:p>
+      <w:pPr>
+        <w:keepLines/>
+        <w:shd w:fill="F2F4F7" w:val="clear"/>
+        <w:spacing w:after="0"/>
+        <w:ind w:left="100" w:right="100"/>
+      </w:pPr>
+      <w:r>
+        <w:rPr>
+          <w:rFonts w:ascii="Courier New" w:cs="Courier New" w:eastAsia="Courier New" w:hAnsi="Courier New"/>
+          <w:color w:val="1B2A4A"/>
+          <w:sz w:val="17"/>
+          <w:szCs w:val="17"/>
+        </w:rPr>
+        <w:t xml:space="preserve"> </w:t>
+      </w:r>
+    </w:p>
+    <w:p>
+      <w:pPr>
+        <w:keepLines/>
+        <w:shd w:fill="F2F4F7" w:val="clear"/>
+        <w:spacing w:after="0"/>
+        <w:ind w:left="100" w:right="100"/>
+      </w:pPr>
+      <w:r>
+        <w:rPr>
+          <w:rFonts w:ascii="Courier New" w:cs="Courier New" w:eastAsia="Courier New" w:hAnsi="Courier New"/>
+          <w:color w:val="1B2A4A"/>
+          <w:sz w:val="17"/>
+          <w:szCs w:val="17"/>
+        </w:rPr>
+        <w:t xml:space="preserve">"Are you the one who signs for the work?"   (¿Eres tú quien firma el trabajo?)   ← si no, pide el nombre y el teléfono de quien firma</w:t>
+      </w:r>
+    </w:p>
+    <w:p>
+      <w:pPr>
+        <w:keepLines/>
+        <w:shd w:fill="F2F4F7" w:val="clear"/>
+        <w:spacing w:after="0"/>
+        <w:ind w:left="100" w:right="100"/>
+      </w:pPr>
+      <w:r>
+        <w:rPr>
+          <w:rFonts w:ascii="Courier New" w:cs="Courier New" w:eastAsia="Courier New" w:hAnsi="Courier New"/>
+          <w:color w:val="1B2A4A"/>
+          <w:sz w:val="17"/>
+          <w:szCs w:val="17"/>
+        </w:rPr>
+        <w:t xml:space="preserve"> </w:t>
+      </w:r>
+    </w:p>
+    <w:p>
+      <w:pPr>
+        <w:keepLines/>
+        <w:shd w:fill="F2F4F7" w:val="clear"/>
+        <w:spacing w:after="0"/>
+        <w:ind w:left="100" w:right="100"/>
+      </w:pPr>
+      <w:r>
+        <w:rPr>
+          <w:rFonts w:ascii="Courier New" w:cs="Courier New" w:eastAsia="Courier New" w:hAnsi="Courier New"/>
+          <w:color w:val="1B2A4A"/>
+          <w:sz w:val="17"/>
+          <w:szCs w:val="17"/>
+        </w:rPr>
+        <w:t xml:space="preserve">"Where is the furnace — basement, attic, closet or garage?"</w:t>
+      </w:r>
+    </w:p>
+    <w:p>
+      <w:pPr>
+        <w:keepLines/>
+        <w:shd w:fill="F2F4F7" w:val="clear"/>
+        <w:spacing w:after="0"/>
+        <w:ind w:left="100" w:right="100"/>
+      </w:pPr>
+      <w:r>
+        <w:rPr>
+          <w:rFonts w:ascii="Courier New" w:cs="Courier New" w:eastAsia="Courier New" w:hAnsi="Courier New"/>
+          <w:color w:val="1B2A4A"/>
+          <w:sz w:val="17"/>
+          <w:szCs w:val="17"/>
+        </w:rPr>
+        <w:t xml:space="preserve">(¿Dónde está el furnace: basement, ático, clóset o garaje?)</w:t>
+      </w:r>
+    </w:p>
+    <w:p>
+      <w:pPr>
+        <w:keepLines/>
+        <w:shd w:fill="F2F4F7" w:val="clear"/>
+        <w:spacing w:after="0"/>
+        <w:ind w:left="100" w:right="100"/>
+      </w:pPr>
+      <w:r>
+        <w:rPr>
+          <w:rFonts w:ascii="Courier New" w:cs="Courier New" w:eastAsia="Courier New" w:hAnsi="Courier New"/>
+          <w:color w:val="1B2A4A"/>
+          <w:sz w:val="17"/>
+          <w:szCs w:val="17"/>
+        </w:rPr>
+        <w:t xml:space="preserve"> </w:t>
+      </w:r>
+    </w:p>
+    <w:p>
+      <w:pPr>
+        <w:keepLines/>
+        <w:shd w:fill="F2F4F7" w:val="clear"/>
+        <w:spacing w:after="0"/>
+        <w:ind w:left="100" w:right="100"/>
+      </w:pPr>
+      <w:r>
+        <w:rPr>
+          <w:rFonts w:ascii="Courier New" w:cs="Courier New" w:eastAsia="Courier New" w:hAnsi="Courier New"/>
+          <w:color w:val="1B2A4A"/>
+          <w:sz w:val="17"/>
+          <w:szCs w:val="17"/>
+        </w:rPr>
+        <w:t xml:space="preserve">"When the job is done, how would you pay — cash, Zelle, Cash App or another app?"</w:t>
+      </w:r>
+    </w:p>
+    <w:p>
+      <w:pPr>
+        <w:keepLines/>
+        <w:shd w:fill="F2F4F7" w:val="clear"/>
+        <w:spacing w:after="0"/>
+        <w:ind w:left="100" w:right="100"/>
+      </w:pPr>
+      <w:r>
+        <w:rPr>
+          <w:rFonts w:ascii="Courier New" w:cs="Courier New" w:eastAsia="Courier New" w:hAnsi="Courier New"/>
+          <w:color w:val="1B2A4A"/>
+          <w:sz w:val="17"/>
+          <w:szCs w:val="17"/>
+        </w:rPr>
+        <w:t xml:space="preserve">(Cuando terminemos, ¿cómo pagarías: efectivo, Zelle, Cash App u otra app?)</w:t>
+      </w:r>
+    </w:p>
+    <w:p>
+      <w:pPr>
+        <w:keepLines/>
+        <w:shd w:fill="F2F4F7" w:val="clear"/>
+        <w:spacing w:after="0"/>
+        <w:ind w:left="100" w:right="100"/>
+      </w:pPr>
+      <w:r>
+        <w:rPr>
+          <w:rFonts w:ascii="Courier New" w:cs="Courier New" w:eastAsia="Courier New" w:hAnsi="Courier New"/>
+          <w:color w:val="1B2A4A"/>
+          <w:sz w:val="17"/>
+          <w:szCs w:val="17"/>
+        </w:rPr>
+        <w:t xml:space="preserve"> </w:t>
+      </w:r>
+    </w:p>
+    <w:p>
+      <w:pPr>
+        <w:keepLines/>
+        <w:shd w:fill="F2F4F7" w:val="clear"/>
+        <w:spacing w:after="0"/>
+        <w:ind w:left="100" w:right="100"/>
+      </w:pPr>
+      <w:r>
+        <w:rPr>
+          <w:rFonts w:ascii="Courier New" w:cs="Courier New" w:eastAsia="Courier New" w:hAnsi="Courier New"/>
+          <w:color w:val="1B2A4A"/>
+          <w:sz w:val="17"/>
+          <w:szCs w:val="17"/>
+        </w:rPr>
+        <w:t xml:space="preserve">"To give you your exact price today, Juan David needs a photo of your furnace and of the label on its side.</w:t>
+      </w:r>
+    </w:p>
+    <w:p>
+      <w:pPr>
+        <w:keepLines/>
+        <w:shd w:fill="F2F4F7" w:val="clear"/>
+        <w:spacing w:after="0"/>
+        <w:ind w:left="100" w:right="100"/>
+      </w:pPr>
+      <w:r>
+        <w:rPr>
+          <w:rFonts w:ascii="Courier New" w:cs="Courier New" w:eastAsia="Courier New" w:hAnsi="Courier New"/>
+          <w:color w:val="1B2A4A"/>
+          <w:sz w:val="17"/>
+          <w:szCs w:val="17"/>
+        </w:rPr>
+        <w:t xml:space="preserve">Can I text you so you can send them back?"</w:t>
+      </w:r>
+    </w:p>
+    <w:p>
+      <w:pPr>
+        <w:keepLines/>
+        <w:shd w:fill="F2F4F7" w:val="clear"/>
+        <w:spacing w:after="0"/>
+        <w:ind w:left="100" w:right="100"/>
+      </w:pPr>
+      <w:r>
+        <w:rPr>
+          <w:rFonts w:ascii="Courier New" w:cs="Courier New" w:eastAsia="Courier New" w:hAnsi="Courier New"/>
+          <w:color w:val="1B2A4A"/>
+          <w:sz w:val="17"/>
+          <w:szCs w:val="17"/>
+        </w:rPr>
+        <w:t xml:space="preserve">(Para darte el precio exacto hoy, Juan David necesita una foto del furnace y de la etiqueta del costado. ¿Te puedo escribir por texto para que me las mandes?)</w:t>
+      </w:r>
+    </w:p>
+    <w:p>
+      <w:pPr>
+        <w:keepLines/>
+        <w:shd w:fill="F2F4F7" w:val="clear"/>
+        <w:spacing w:after="0"/>
+        <w:ind w:left="100" w:right="100"/>
+      </w:pPr>
+      <w:r>
+        <w:rPr>
+          <w:rFonts w:ascii="Courier New" w:cs="Courier New" w:eastAsia="Courier New" w:hAnsi="Courier New"/>
+          <w:color w:val="1B2A4A"/>
+          <w:sz w:val="17"/>
+          <w:szCs w:val="17"/>
+        </w:rPr>
+        <w:t xml:space="preserve"> </w:t>
+      </w:r>
+    </w:p>
+    <w:p>
+      <w:pPr>
+        <w:keepLines/>
+        <w:shd w:fill="F2F4F7" w:val="clear"/>
+        <w:spacing w:after="0"/>
+        <w:ind w:left="100" w:right="100"/>
+      </w:pPr>
+      <w:r>
+        <w:rPr>
+          <w:rFonts w:ascii="Courier New" w:cs="Courier New" w:eastAsia="Courier New" w:hAnsi="Courier New"/>
+          <w:color w:val="1B2A4A"/>
+          <w:sz w:val="17"/>
+          <w:szCs w:val="17"/>
+        </w:rPr>
+        <w:t xml:space="preserve">"Perfect. As soon as I get the photos, Juan David gives me your exact price and I call you back today.</w:t>
+      </w:r>
+    </w:p>
+    <w:p>
+      <w:pPr>
+        <w:keepLines/>
+        <w:shd w:fill="F2F4F7" w:val="clear"/>
+        <w:spacing w:after="0"/>
+        <w:ind w:left="100" w:right="100"/>
+      </w:pPr>
+      <w:r>
+        <w:rPr>
+          <w:rFonts w:ascii="Courier New" w:cs="Courier New" w:eastAsia="Courier New" w:hAnsi="Courier New"/>
+          <w:color w:val="1B2A4A"/>
+          <w:sz w:val="17"/>
+          <w:szCs w:val="17"/>
+        </w:rPr>
+        <w:t xml:space="preserve">If it works for you, we send you the contract to sign and we schedule your installation — it takes about one day.</w:t>
+      </w:r>
+    </w:p>
+    <w:p>
+      <w:pPr>
+        <w:keepLines/>
+        <w:shd w:fill="F2F4F7" w:val="clear"/>
+        <w:spacing w:after="0"/>
+        <w:ind w:left="100" w:right="100"/>
+      </w:pPr>
+      <w:r>
+        <w:rPr>
+          <w:rFonts w:ascii="Courier New" w:cs="Courier New" w:eastAsia="Courier New" w:hAnsi="Courier New"/>
+          <w:color w:val="1B2A4A"/>
+          <w:sz w:val="17"/>
+          <w:szCs w:val="17"/>
+        </w:rPr>
+        <w:t xml:space="preserve">Furnaces start at $2,350, with a 5-year warranty, and the first 3 months parts and labor are free."</w:t>
+      </w:r>
+    </w:p>
+    <w:p>
+      <w:pPr>
+        <w:keepLines/>
+        <w:shd w:fill="F2F4F7" w:val="clear"/>
+        <w:spacing w:after="0"/>
+        <w:ind w:left="100" w:right="100"/>
+      </w:pPr>
+      <w:r>
+        <w:rPr>
+          <w:rFonts w:ascii="Courier New" w:cs="Courier New" w:eastAsia="Courier New" w:hAnsi="Courier New"/>
+          <w:color w:val="1B2A4A"/>
+          <w:sz w:val="17"/>
+          <w:szCs w:val="17"/>
+        </w:rPr>
+        <w:t xml:space="preserve">(Perfecto. Apenas me lleguen las fotos, Juan David me da tu precio exacto y te llamo hoy. Si te sirve, te mandamos el contrato</w:t>
+      </w:r>
+    </w:p>
+    <w:p>
+      <w:pPr>
+        <w:keepLines/>
+        <w:shd w:fill="F2F4F7" w:val="clear"/>
+        <w:spacing w:after="0"/>
+        <w:ind w:left="100" w:right="100"/>
+      </w:pPr>
+      <w:r>
+        <w:rPr>
+          <w:rFonts w:ascii="Courier New" w:cs="Courier New" w:eastAsia="Courier New" w:hAnsi="Courier New"/>
+          <w:color w:val="1B2A4A"/>
+          <w:sz w:val="17"/>
+          <w:szCs w:val="17"/>
+        </w:rPr>
+        <w:t xml:space="preserve">para firmar y agendamos la instalación, que toma más o menos un día. El furnace arranca en $2,350, con 5 años de garantía y 3 meses gratis.)</w:t>
+      </w:r>
+    </w:p>
+    <w:p>
+      <w:pPr>
+        <w:spacing w:after="160"/>
+      </w:pPr>
+      <w:r>
+        <w:t xml:space="preserve"/>
+      </w:r>
+    </w:p>
+    <w:p>
+      <w:pPr>
+        <w:spacing w:after="50"/>
+        <w:ind w:left="360" w:hanging="240"/>
+      </w:pPr>
+      <w:r>
+        <w:rPr>
+          <w:rFonts w:ascii="Arial" w:cs="Arial" w:eastAsia="Arial" w:hAnsi="Arial"/>
+          <w:b/>
+          <w:bCs/>
+          <w:color w:val="2E75B6"/>
+          <w:sz w:val="20"/>
+          <w:szCs w:val="20"/>
+        </w:rPr>
+        <w:t xml:space="preserve">• </w:t>
+      </w:r>
+      <w:r>
+        <w:rPr>
+          <w:rFonts w:ascii="Arial" w:cs="Arial" w:eastAsia="Arial" w:hAnsi="Arial"/>
+          <w:b/>
+          <w:bCs/>
+          <w:color w:val="333333"/>
+          <w:sz w:val="20"/>
+          <w:szCs w:val="20"/>
+        </w:rPr>
+        <w:t xml:space="preserve">Texto para la foto:</w:t>
+      </w:r>
+      <w:r>
+        <w:rPr>
+          <w:rFonts w:ascii="Arial" w:cs="Arial" w:eastAsia="Arial" w:hAnsi="Arial"/>
+          <w:color w:val="333333"/>
+          <w:sz w:val="20"/>
+          <w:szCs w:val="20"/>
+        </w:rPr>
+        <w:t xml:space="preserve"> solo si dijo que sí en la llamada (queda en la nota: "aceptó texto por llamada, [fecha]"). Si dice que no,</w:t>
+      </w:r>
+    </w:p>
+    <w:p>
+      <w:pPr>
+        <w:spacing w:after="110"/>
+      </w:pPr>
+      <w:r>
+        <w:rPr>
+          <w:rFonts w:ascii="Arial" w:cs="Arial" w:eastAsia="Arial" w:hAnsi="Arial"/>
+          <w:color w:val="333333"/>
+          <w:sz w:val="20"/>
+          <w:szCs w:val="20"/>
+        </w:rPr>
+        <w:t xml:space="preserve">  pide que la mande al correo.</w:t>
+      </w:r>
+    </w:p>
+    <w:p>
+      <w:pPr>
+        <w:spacing w:after="50"/>
+        <w:ind w:left="360" w:hanging="240"/>
+      </w:pPr>
+      <w:r>
+        <w:rPr>
+          <w:rFonts w:ascii="Arial" w:cs="Arial" w:eastAsia="Arial" w:hAnsi="Arial"/>
+          <w:b/>
+          <w:bCs/>
+          <w:color w:val="2E75B6"/>
+          <w:sz w:val="20"/>
+          <w:szCs w:val="20"/>
+        </w:rPr>
+        <w:t xml:space="preserve">• </w:t>
+      </w:r>
+      <w:r>
+        <w:rPr>
+          <w:rFonts w:ascii="Arial" w:cs="Arial" w:eastAsia="Arial" w:hAnsi="Arial"/>
+          <w:b/>
+          <w:bCs/>
+          <w:color w:val="333333"/>
+          <w:sz w:val="20"/>
+          <w:szCs w:val="20"/>
+        </w:rPr>
+        <w:t xml:space="preserve">Si vive en la casa:</w:t>
+      </w:r>
+      <w:r>
+        <w:rPr>
+          <w:rFonts w:ascii="Arial" w:cs="Arial" w:eastAsia="Arial" w:hAnsi="Arial"/>
+          <w:color w:val="333333"/>
+          <w:sz w:val="20"/>
+          <w:szCs w:val="20"/>
+        </w:rPr>
+        <w:t xml:space="preserve"> paga al terminar, con el contrato firmado </w:t>
+      </w:r>
+      <w:r>
+        <w:rPr>
+          <w:rFonts w:ascii="Arial" w:cs="Arial" w:eastAsia="Arial" w:hAnsi="Arial"/>
+          <w:b/>
+          <w:bCs/>
+          <w:color w:val="333333"/>
+          <w:sz w:val="20"/>
+          <w:szCs w:val="20"/>
+        </w:rPr>
+        <w:t xml:space="preserve">antes</w:t>
+      </w:r>
+      <w:r>
+        <w:rPr>
+          <w:rFonts w:ascii="Arial" w:cs="Arial" w:eastAsia="Arial" w:hAnsi="Arial"/>
+          <w:color w:val="333333"/>
+          <w:sz w:val="20"/>
+          <w:szCs w:val="20"/>
+        </w:rPr>
+        <w:t xml:space="preserve"> de empezar. </w:t>
+      </w:r>
+      <w:r>
+        <w:rPr>
+          <w:rFonts w:ascii="Arial" w:cs="Arial" w:eastAsia="Arial" w:hAnsi="Arial"/>
+          <w:b/>
+          <w:bCs/>
+          <w:color w:val="333333"/>
+          <w:sz w:val="20"/>
+          <w:szCs w:val="20"/>
+        </w:rPr>
+        <w:t xml:space="preserve">Si es renta o inversión:</w:t>
+      </w:r>
+      <w:r>
+        <w:rPr>
+          <w:rFonts w:ascii="Arial" w:cs="Arial" w:eastAsia="Arial" w:hAnsi="Arial"/>
+          <w:color w:val="333333"/>
+          <w:sz w:val="20"/>
+          <w:szCs w:val="20"/>
+        </w:rPr>
+        <w:t xml:space="preserve"> se pide</w:t>
+      </w:r>
+    </w:p>
+    <w:p>
+      <w:pPr>
+        <w:spacing w:after="110"/>
+      </w:pPr>
+      <w:r>
+        <w:rPr>
+          <w:rFonts w:ascii="Arial" w:cs="Arial" w:eastAsia="Arial" w:hAnsi="Arial"/>
+          <w:color w:val="333333"/>
+          <w:sz w:val="20"/>
+          <w:szCs w:val="20"/>
+        </w:rPr>
+        <w:t xml:space="preserve">  anticipo; tú no explicas montos: "Juan David will explain the deposit with your price." (Juan David te explica el anticipo con tu precio.)</w:t>
+      </w:r>
+    </w:p>
+    <w:p>
+      <w:pPr>
+        <w:spacing w:after="50"/>
+        <w:ind w:left="360" w:hanging="240"/>
+      </w:pPr>
+      <w:r>
+        <w:rPr>
+          <w:rFonts w:ascii="Arial" w:cs="Arial" w:eastAsia="Arial" w:hAnsi="Arial"/>
+          <w:b/>
+          <w:bCs/>
+          <w:color w:val="2E75B6"/>
+          <w:sz w:val="20"/>
+          <w:szCs w:val="20"/>
+        </w:rPr>
+        <w:t xml:space="preserve">• </w:t>
+      </w:r>
+      <w:r>
+        <w:rPr>
+          <w:rFonts w:ascii="Arial" w:cs="Arial" w:eastAsia="Arial" w:hAnsi="Arial"/>
+          <w:b/>
+          <w:bCs/>
+          <w:color w:val="333333"/>
+          <w:sz w:val="20"/>
+          <w:szCs w:val="20"/>
+        </w:rPr>
+        <w:t xml:space="preserve">Tú no das el precio exacto</w:t>
+      </w:r>
+      <w:r>
+        <w:rPr>
+          <w:rFonts w:ascii="Arial" w:cs="Arial" w:eastAsia="Arial" w:hAnsi="Arial"/>
+          <w:color w:val="333333"/>
+          <w:sz w:val="20"/>
+          <w:szCs w:val="20"/>
+        </w:rPr>
+        <w:t xml:space="preserve">: solo el "desde $2,350". El precio exacto lo da Juan David con la foto.</w:t>
+      </w:r>
+    </w:p>
+    <w:p>
+      <w:pPr>
+        <w:spacing w:after="110"/>
+      </w:pPr>
+      <w:r>
+        <w:rPr>
+          <w:rFonts w:ascii="Arial" w:cs="Arial" w:eastAsia="Arial" w:hAnsi="Arial"/>
+          <w:b/>
+          <w:bCs/>
+          <w:color w:val="333333"/>
+          <w:sz w:val="20"/>
+          <w:szCs w:val="20"/>
+        </w:rPr>
+        <w:t xml:space="preserve">Al colgar:</w:t>
+      </w:r>
+      <w:r>
+        <w:rPr>
+          <w:rFonts w:ascii="Arial" w:cs="Arial" w:eastAsia="Arial" w:hAnsi="Arial"/>
+          <w:color w:val="333333"/>
+          <w:sz w:val="20"/>
+          <w:szCs w:val="20"/>
+        </w:rPr>
+        <w:t xml:space="preserve"> nota con todo (abajo) y, apenas lleguen las fotos, mándalas al grupo de Juan David con los datos de la casa, la dirección, si vive en la casa y la forma de pago. Juan David responde el precio exacto </w:t>
+      </w:r>
+      <w:r>
+        <w:rPr>
+          <w:rFonts w:ascii="Arial" w:cs="Arial" w:eastAsia="Arial" w:hAnsi="Arial"/>
+          <w:b/>
+          <w:bCs/>
+          <w:color w:val="333333"/>
+          <w:sz w:val="20"/>
+          <w:szCs w:val="20"/>
+        </w:rPr>
+        <w:t xml:space="preserve">el mismo día</w:t>
+      </w:r>
+      <w:r>
+        <w:rPr>
+          <w:rFonts w:ascii="Arial" w:cs="Arial" w:eastAsia="Arial" w:hAnsi="Arial"/>
+          <w:color w:val="333333"/>
+          <w:sz w:val="20"/>
+          <w:szCs w:val="20"/>
+        </w:rPr>
+        <w:t xml:space="preserve">. Si en 24 horas no llegó la foto: llama (doble marcado) y, si no la puede mandar, ofrece la visita gratis con los 2 horarios.</w:t>
+      </w:r>
+    </w:p>
+    <w:p>
+      <w:pPr>
+        <w:spacing w:after="110"/>
+      </w:pPr>
+      <w:r>
+        <w:rPr>
+          <w:rFonts w:ascii="Arial" w:cs="Arial" w:eastAsia="Arial" w:hAnsi="Arial"/>
+          <w:b/>
+          <w:bCs/>
+          <w:color w:val="333333"/>
+          <w:sz w:val="20"/>
+          <w:szCs w:val="20"/>
+        </w:rPr>
+        <w:t xml:space="preserve">Llamada 2 — con el precio exacto de Juan David:</w:t>
+      </w:r>
+    </w:p>
+    <w:p>
+      <w:pPr>
+        <w:keepLines/>
+        <w:shd w:fill="F2F4F7" w:val="clear"/>
+        <w:spacing w:after="0"/>
+        <w:ind w:left="100" w:right="100"/>
+      </w:pPr>
+      <w:r>
+        <w:rPr>
+          <w:rFonts w:ascii="Courier New" w:cs="Courier New" w:eastAsia="Courier New" w:hAnsi="Courier New"/>
+          <w:color w:val="1B2A4A"/>
+          <w:sz w:val="17"/>
+          <w:szCs w:val="17"/>
+        </w:rPr>
+        <w:t xml:space="preserve">"Hi [Name], it's [your name] from Aire Express. Juan David reviewed your photos. Your exact price is $[price], installed in about one day,</w:t>
+      </w:r>
+    </w:p>
+    <w:p>
+      <w:pPr>
+        <w:keepLines/>
+        <w:shd w:fill="F2F4F7" w:val="clear"/>
+        <w:spacing w:after="0"/>
+        <w:ind w:left="100" w:right="100"/>
+      </w:pPr>
+      <w:r>
+        <w:rPr>
+          <w:rFonts w:ascii="Courier New" w:cs="Courier New" w:eastAsia="Courier New" w:hAnsi="Courier New"/>
+          <w:color w:val="1B2A4A"/>
+          <w:sz w:val="17"/>
+          <w:szCs w:val="17"/>
+        </w:rPr>
+        <w:t xml:space="preserve">with a 5-year warranty and the first 3 months parts and labor free. I can schedule your installation [Day] or [Day]. Which one works better?"</w:t>
+      </w:r>
+    </w:p>
+    <w:p>
+      <w:pPr>
+        <w:keepLines/>
+        <w:shd w:fill="F2F4F7" w:val="clear"/>
+        <w:spacing w:after="0"/>
+        <w:ind w:left="100" w:right="100"/>
+      </w:pPr>
+      <w:r>
+        <w:rPr>
+          <w:rFonts w:ascii="Courier New" w:cs="Courier New" w:eastAsia="Courier New" w:hAnsi="Courier New"/>
+          <w:color w:val="1B2A4A"/>
+          <w:sz w:val="17"/>
+          <w:szCs w:val="17"/>
+        </w:rPr>
+        <w:t xml:space="preserve">(Hola [nombre], soy [tu nombre] de Aire Express. Juan David revisó tus fotos. Tu precio exacto es $[precio], instalado en más o menos un día,</w:t>
+      </w:r>
+    </w:p>
+    <w:p>
+      <w:pPr>
+        <w:keepLines/>
+        <w:shd w:fill="F2F4F7" w:val="clear"/>
+        <w:spacing w:after="0"/>
+        <w:ind w:left="100" w:right="100"/>
+      </w:pPr>
+      <w:r>
+        <w:rPr>
+          <w:rFonts w:ascii="Courier New" w:cs="Courier New" w:eastAsia="Courier New" w:hAnsi="Courier New"/>
+          <w:color w:val="1B2A4A"/>
+          <w:sz w:val="17"/>
+          <w:szCs w:val="17"/>
+        </w:rPr>
+        <w:t xml:space="preserve">con 5 años de garantía y 3 meses gratis. Te puedo agendar la instalación el [día] o el [día]. ¿Cuál te sirve?)</w:t>
+      </w:r>
+    </w:p>
+    <w:p>
+      <w:pPr>
+        <w:keepLines/>
+        <w:shd w:fill="F2F4F7" w:val="clear"/>
+        <w:spacing w:after="0"/>
+        <w:ind w:left="100" w:right="100"/>
+      </w:pPr>
+      <w:r>
+        <w:rPr>
+          <w:rFonts w:ascii="Courier New" w:cs="Courier New" w:eastAsia="Courier New" w:hAnsi="Courier New"/>
+          <w:color w:val="1B2A4A"/>
+          <w:sz w:val="17"/>
+          <w:szCs w:val="17"/>
+        </w:rPr>
+        <w:t xml:space="preserve"> </w:t>
+      </w:r>
+    </w:p>
+    <w:p>
+      <w:pPr>
+        <w:keepLines/>
+        <w:shd w:fill="F2F4F7" w:val="clear"/>
+        <w:spacing w:after="0"/>
+        <w:ind w:left="100" w:right="100"/>
+      </w:pPr>
+      <w:r>
+        <w:rPr>
+          <w:rFonts w:ascii="Courier New" w:cs="Courier New" w:eastAsia="Courier New" w:hAnsi="Courier New"/>
+          <w:color w:val="1B2A4A"/>
+          <w:sz w:val="17"/>
+          <w:szCs w:val="17"/>
+        </w:rPr>
+        <w:t xml:space="preserve">"Great. I'm sending you the contract to [email]. Once it's signed, your installation day is confirmed."</w:t>
+      </w:r>
+    </w:p>
+    <w:p>
+      <w:pPr>
+        <w:keepLines/>
+        <w:shd w:fill="F2F4F7" w:val="clear"/>
+        <w:spacing w:after="0"/>
+        <w:ind w:left="100" w:right="100"/>
+      </w:pPr>
+      <w:r>
+        <w:rPr>
+          <w:rFonts w:ascii="Courier New" w:cs="Courier New" w:eastAsia="Courier New" w:hAnsi="Courier New"/>
+          <w:color w:val="1B2A4A"/>
+          <w:sz w:val="17"/>
+          <w:szCs w:val="17"/>
+        </w:rPr>
+        <w:t xml:space="preserve">(Listo. Te mando el contrato a [correo]. Apenas lo firmes, queda confirmado el día de la instalación.)</w:t>
+      </w:r>
+    </w:p>
+    <w:p>
+      <w:pPr>
+        <w:spacing w:after="160"/>
+      </w:pPr>
+      <w:r>
+        <w:t xml:space="preserve"/>
+      </w:r>
+    </w:p>
+    <w:p>
+      <w:pPr>
+        <w:spacing w:after="50"/>
+        <w:ind w:left="360" w:hanging="240"/>
+      </w:pPr>
+      <w:r>
+        <w:rPr>
+          <w:rFonts w:ascii="Arial" w:cs="Arial" w:eastAsia="Arial" w:hAnsi="Arial"/>
+          <w:b/>
+          <w:bCs/>
+          <w:color w:val="2E75B6"/>
+          <w:sz w:val="20"/>
+          <w:szCs w:val="20"/>
+        </w:rPr>
+        <w:t xml:space="preserve">• </w:t>
+      </w:r>
+      <w:r>
+        <w:rPr>
+          <w:rFonts w:ascii="Arial" w:cs="Arial" w:eastAsia="Arial" w:hAnsi="Arial"/>
+          <w:b/>
+          <w:bCs/>
+          <w:color w:val="333333"/>
+          <w:sz w:val="20"/>
+          <w:szCs w:val="20"/>
+        </w:rPr>
+        <w:t xml:space="preserve">Sin contrato firmado no se carga el furnace.</w:t>
+      </w:r>
+      <w:r>
+        <w:rPr>
+          <w:rFonts w:ascii="Arial" w:cs="Arial" w:eastAsia="Arial" w:hAnsi="Arial"/>
+          <w:color w:val="333333"/>
+          <w:sz w:val="20"/>
+          <w:szCs w:val="20"/>
+        </w:rPr>
+        <w:t xml:space="preserve"> Si no lo puede firmar en el celular: por correo o en papel el día de la instalación,</w:t>
+      </w:r>
+    </w:p>
+    <w:p>
+      <w:pPr>
+        <w:spacing w:after="110"/>
+      </w:pPr>
+      <w:r>
+        <w:rPr>
+          <w:rFonts w:ascii="Arial" w:cs="Arial" w:eastAsia="Arial" w:hAnsi="Arial"/>
+          <w:color w:val="333333"/>
+          <w:sz w:val="20"/>
+          <w:szCs w:val="20"/>
+        </w:rPr>
+        <w:t xml:space="preserve">  antes de empezar.</w:t>
+      </w:r>
+    </w:p>
+    <w:p>
+      <w:pPr>
+        <w:spacing w:after="50"/>
+        <w:ind w:left="360" w:hanging="240"/>
+      </w:pPr>
+      <w:r>
+        <w:rPr>
+          <w:rFonts w:ascii="Arial" w:cs="Arial" w:eastAsia="Arial" w:hAnsi="Arial"/>
+          <w:b/>
+          <w:bCs/>
+          <w:color w:val="2E75B6"/>
+          <w:sz w:val="20"/>
+          <w:szCs w:val="20"/>
+        </w:rPr>
+        <w:t xml:space="preserve">• </w:t>
+      </w:r>
+      <w:r>
+        <w:rPr>
+          <w:rFonts w:ascii="Arial" w:cs="Arial" w:eastAsia="Arial" w:hAnsi="Arial"/>
+          <w:color w:val="333333"/>
+          <w:sz w:val="20"/>
+          <w:szCs w:val="20"/>
+        </w:rPr>
+        <w:t xml:space="preserve">La instalación va al calendario como </w:t>
+      </w:r>
+      <w:r>
+        <w:rPr>
+          <w:rFonts w:ascii="Arial" w:cs="Arial" w:eastAsia="Arial" w:hAnsi="Arial"/>
+          <w:b/>
+          <w:bCs/>
+          <w:color w:val="333333"/>
+          <w:sz w:val="20"/>
+          <w:szCs w:val="20"/>
+        </w:rPr>
+        <w:t xml:space="preserve">"INSTALACIÓN furnace — [nombre]"</w:t>
+      </w:r>
+      <w:r>
+        <w:rPr>
+          <w:rFonts w:ascii="Arial" w:cs="Arial" w:eastAsia="Arial" w:hAnsi="Arial"/>
+          <w:color w:val="333333"/>
+          <w:sz w:val="20"/>
+          <w:szCs w:val="20"/>
+        </w:rPr>
+        <w:t xml:space="preserve">, con dirección completa, y la oportunidad pasa a</w:t>
+      </w:r>
+    </w:p>
+    <w:p>
+      <w:pPr>
+        <w:spacing w:after="110"/>
+      </w:pPr>
+      <w:r>
+        <w:rPr>
+          <w:rFonts w:ascii="Arial" w:cs="Arial" w:eastAsia="Arial" w:hAnsi="Arial"/>
+          <w:color w:val="333333"/>
+          <w:sz w:val="20"/>
+          <w:szCs w:val="20"/>
+        </w:rPr>
+        <w:t xml:space="preserve">  </w:t>
+      </w:r>
+      <w:r>
+        <w:rPr>
+          <w:rFonts w:ascii="Arial" w:cs="Arial" w:eastAsia="Arial" w:hAnsi="Arial"/>
+          <w:b/>
+          <w:bCs/>
+          <w:color w:val="333333"/>
+          <w:sz w:val="20"/>
+          <w:szCs w:val="20"/>
+        </w:rPr>
+        <w:t xml:space="preserve">Proposal Sent</w:t>
+      </w:r>
+      <w:r>
+        <w:rPr>
+          <w:rFonts w:ascii="Arial" w:cs="Arial" w:eastAsia="Arial" w:hAnsi="Arial"/>
+          <w:color w:val="333333"/>
+          <w:sz w:val="20"/>
+          <w:szCs w:val="20"/>
+        </w:rPr>
+        <w:t xml:space="preserve"> con el valor.</w:t>
+      </w:r>
+    </w:p>
+    <w:p>
+      <w:pPr>
+        <w:spacing w:after="50"/>
+        <w:ind w:left="360" w:hanging="240"/>
+      </w:pPr>
+      <w:r>
+        <w:rPr>
+          <w:rFonts w:ascii="Arial" w:cs="Arial" w:eastAsia="Arial" w:hAnsi="Arial"/>
+          <w:b/>
+          <w:bCs/>
+          <w:color w:val="2E75B6"/>
+          <w:sz w:val="20"/>
+          <w:szCs w:val="20"/>
+        </w:rPr>
+        <w:t xml:space="preserve">• </w:t>
+      </w:r>
+      <w:r>
+        <w:rPr>
+          <w:rFonts w:ascii="Arial" w:cs="Arial" w:eastAsia="Arial" w:hAnsi="Arial"/>
+          <w:color w:val="333333"/>
+          <w:sz w:val="20"/>
+          <w:szCs w:val="20"/>
+        </w:rPr>
+        <w:t xml:space="preserve">Si duda o pide verlo en persona: "Of course — the visit is free. [1] or [2]?" y se agenda la visita como siempre.</w:t>
+      </w:r>
+    </w:p>
+    <w:p>
+      <w:pPr>
+        <w:spacing w:after="50"/>
+        <w:ind w:left="360" w:hanging="240"/>
+      </w:pPr>
+      <w:r>
+        <w:rPr>
+          <w:rFonts w:ascii="Arial" w:cs="Arial" w:eastAsia="Arial" w:hAnsi="Arial"/>
+          <w:b/>
+          <w:bCs/>
+          <w:color w:val="2E75B6"/>
+          <w:sz w:val="20"/>
+          <w:szCs w:val="20"/>
+        </w:rPr>
+        <w:t xml:space="preserve">• </w:t>
+      </w:r>
+      <w:r>
+        <w:rPr>
+          <w:rFonts w:ascii="Arial" w:cs="Arial" w:eastAsia="Arial" w:hAnsi="Arial"/>
+          <w:color w:val="333333"/>
+          <w:sz w:val="20"/>
+          <w:szCs w:val="20"/>
+        </w:rPr>
+        <w:t xml:space="preserve">Las objeciones de precio en esta llamada se responden con la tabla de la Inducción (2.2) y terminan en los 2 días de instalación.</w:t>
       </w:r>
     </w:p>
     <w:p>
@@ -4256,7 +5227,47 @@
           <w:sz w:val="20"/>
           <w:szCs w:val="20"/>
         </w:rPr>
-        <w:t xml:space="preserve"> (JP 13-oct): si el cliente dice que no quiere adelantar dinero: "No problem — you can sign the contract and pay when the job is done." (Sin problema: firmas el contrato y pagas cuando terminamos.) y vuelves a los 2 horarios. Si pregunta por financiamiento: "We don't work with financing companies. Payment options are explained at the visit, with your exact price. [1] or [2]?"</w:t>
+        <w:t xml:space="preserve"> (JP 13-oct): si el cliente dice que no quiere adelantar dinero: "No problem — you can sign the contract and pay when the job is done." (Sin problema: firmas el contrato y pagas cuando terminamos.) y vuelves a los 2 horarios. Si pregunta por financiamiento: "We don't work with financing companies. Payment options are explained at the visit, with your exact price. [1] or [2]?" </w:t>
+      </w:r>
+      <w:r>
+        <w:rPr>
+          <w:rFonts w:ascii="Arial" w:cs="Arial" w:eastAsia="Arial" w:hAnsi="Arial"/>
+          <w:b/>
+          <w:bCs/>
+          <w:color w:val="333333"/>
+          <w:sz w:val="20"/>
+          <w:szCs w:val="20"/>
+        </w:rPr>
+        <w:t xml:space="preserve">Reemplazo con venta directa (JP 19-oct):</w:t>
+      </w:r>
+      <w:r>
+        <w:rPr>
+          <w:rFonts w:ascii="Arial" w:cs="Arial" w:eastAsia="Arial" w:hAnsi="Arial"/>
+          <w:color w:val="333333"/>
+          <w:sz w:val="20"/>
+          <w:szCs w:val="20"/>
+        </w:rPr>
+        <w:t xml:space="preserve"> ahí sí </w:t>
+      </w:r>
+      <w:r>
+        <w:rPr>
+          <w:rFonts w:ascii="Arial" w:cs="Arial" w:eastAsia="Arial" w:hAnsi="Arial"/>
+          <w:b/>
+          <w:bCs/>
+          <w:color w:val="333333"/>
+          <w:sz w:val="20"/>
+          <w:szCs w:val="20"/>
+        </w:rPr>
+        <w:t xml:space="preserve">preguntas</w:t>
+      </w:r>
+      <w:r>
+        <w:rPr>
+          <w:rFonts w:ascii="Arial" w:cs="Arial" w:eastAsia="Arial" w:hAnsi="Arial"/>
+          <w:color w:val="333333"/>
+          <w:sz w:val="20"/>
+          <w:szCs w:val="20"/>
+        </w:rPr>
+        <w:t xml:space="preserve"> (no explicas) cómo va a pagar y si vive en la casa o es renta/inversión, porque no hay visita donde el técnico lo pregunte. Montos de anticipo y condiciones los explica Juan David.</w:t>
       </w:r>
     </w:p>
     <w:p>
@@ -4309,7 +5320,7 @@
           <w:sz w:val="17"/>
           <w:szCs w:val="17"/>
         </w:rPr>
-        <w:t xml:space="preserve">Detalle: furnace de 20 años, quiere cambiarlo antes del invierno. Casa de 2 pisos, basement habitable, sin chimenea. 123 Main St, Columbus 43227. Pasado a Juan David para el precio.</w:t>
+        <w:t xml:space="preserve">Detalle: furnace de 20 años, quiere cambiarlo antes del invierno. Casa de 2 pisos, basement habitable, sin chimenea. 123 Main St, Columbus 43227. Furnace en el basement. Vive en la casa, firma ella, paga con Zelle al terminar. Aceptó texto por llamada (19-oct); fotos del furnace y la etiqueta enviadas al grupo. Pasado a Juan David para el precio.</w:t>
       </w:r>
     </w:p>
     <w:p>
@@ -4331,7 +5342,7 @@
           <w:sz w:val="20"/>
           <w:szCs w:val="20"/>
         </w:rPr>
-        <w:t xml:space="preserve">Resultados: Agendó · Cotización por teléfono (datos completos) · Reprogramó · No interesado · Objeción — precio · Objeción — tiempo · Ya contrató a otro · No disponible · Sin respuesta · Fuera de zona · Urgencia atendida.</w:t>
+        <w:t xml:space="preserve">Resultados: Agendó · Cotización por teléfono (datos completos) · Esperando foto · Instalación agendada (contrato enviado) · Reprogramó · No interesado · Objeción — precio · Objeción — tiempo · Ya contrató a otro · No disponible · Sin respuesta · Fuera de zona · Urgencia atendida.</w:t>
       </w:r>
     </w:p>
     <w:sectPr>

--- a/induccion-aire-express/guiones/docs/01_SPEECH_CONTACTABILIDAD.docx
+++ b/induccion-aire-express/guiones/docs/01_SPEECH_CONTACTABILIDAD.docx
@@ -3772,16 +3772,16 @@
           <w:sz w:val="20"/>
           <w:szCs w:val="20"/>
         </w:rPr>
-        <w:t xml:space="preserve">Sin contrato firmado no se carga el furnace.</w:t>
-      </w:r>
-      <w:r>
-        <w:rPr>
-          <w:rFonts w:ascii="Arial" w:cs="Arial" w:eastAsia="Arial" w:hAnsi="Arial"/>
-          <w:color w:val="333333"/>
-          <w:sz w:val="20"/>
-          <w:szCs w:val="20"/>
-        </w:rPr>
-        <w:t xml:space="preserve"> Si no lo puede firmar en el celular: por correo o en papel el día de la instalación,</w:t>
+        <w:t xml:space="preserve">El contrato se manda en esta llamada</w:t>
+      </w:r>
+      <w:r>
+        <w:rPr>
+          <w:rFonts w:ascii="Arial" w:cs="Arial" w:eastAsia="Arial" w:hAnsi="Arial"/>
+          <w:color w:val="333333"/>
+          <w:sz w:val="20"/>
+          <w:szCs w:val="20"/>
+        </w:rPr>
+        <w:t xml:space="preserve"> (link de GHL al correo) para que lo firme antes del día de instalación: así Juan David</w:t>
       </w:r>
     </w:p>
     <w:p>
@@ -3795,7 +3795,27 @@
           <w:sz w:val="20"/>
           <w:szCs w:val="20"/>
         </w:rPr>
-        <w:t xml:space="preserve">  antes de empezar.</w:t>
+        <w:t xml:space="preserve">  sabe que la venta es en firme antes de cargar el furnace. Si no lo puede firmar en el celular: por correo, o en papel en la casa </w:t>
+      </w:r>
+      <w:r>
+        <w:rPr>
+          <w:rFonts w:ascii="Arial" w:cs="Arial" w:eastAsia="Arial" w:hAnsi="Arial"/>
+          <w:b/>
+          <w:bCs/>
+          <w:color w:val="333333"/>
+          <w:sz w:val="20"/>
+          <w:szCs w:val="20"/>
+        </w:rPr>
+        <w:t xml:space="preserve">antes de empezar el trabajo</w:t>
+      </w:r>
+      <w:r>
+        <w:rPr>
+          <w:rFonts w:ascii="Arial" w:cs="Arial" w:eastAsia="Arial" w:hAnsi="Arial"/>
+          <w:color w:val="333333"/>
+          <w:sz w:val="20"/>
+          <w:szCs w:val="20"/>
+        </w:rPr>
+        <w:t xml:space="preserve">. Nunca se empieza a trabajar sin contrato firmado (Juan David, 19-oct).</w:t>
       </w:r>
     </w:p>
     <w:p>

--- a/induccion-aire-express/guiones/docs/01_SPEECH_CONTACTABILIDAD.docx
+++ b/induccion-aire-express/guiones/docs/01_SPEECH_CONTACTABILIDAD.docx
@@ -3719,24 +3719,58 @@
           <w:sz w:val="17"/>
           <w:szCs w:val="17"/>
         </w:rPr>
-        <w:t xml:space="preserve">"Great. I'm sending you the contract to [email]. Once it's signed, your installation day is confirmed."</w:t>
-      </w:r>
-    </w:p>
-    <w:p>
-      <w:pPr>
-        <w:keepLines/>
-        <w:shd w:fill="F2F4F7" w:val="clear"/>
-        <w:spacing w:after="0"/>
-        <w:ind w:left="100" w:right="100"/>
-      </w:pPr>
-      <w:r>
-        <w:rPr>
-          <w:rFonts w:ascii="Courier New" w:cs="Courier New" w:eastAsia="Courier New" w:hAnsi="Courier New"/>
-          <w:color w:val="1B2A4A"/>
-          <w:sz w:val="17"/>
-          <w:szCs w:val="17"/>
-        </w:rPr>
-        <w:t xml:space="preserve">(Listo. Te mando el contrato a [correo]. Apenas lo firmes, queda confirmado el día de la instalación.)</w:t>
+        <w:t xml:space="preserve">"Great. I'll text you the contract right now so you can sign it from your phone. Is it OK to text you at this number?"</w:t>
+      </w:r>
+    </w:p>
+    <w:p>
+      <w:pPr>
+        <w:keepLines/>
+        <w:shd w:fill="F2F4F7" w:val="clear"/>
+        <w:spacing w:after="0"/>
+        <w:ind w:left="100" w:right="100"/>
+      </w:pPr>
+      <w:r>
+        <w:rPr>
+          <w:rFonts w:ascii="Courier New" w:cs="Courier New" w:eastAsia="Courier New" w:hAnsi="Courier New"/>
+          <w:color w:val="1B2A4A"/>
+          <w:sz w:val="17"/>
+          <w:szCs w:val="17"/>
+        </w:rPr>
+        <w:t xml:space="preserve">(Listo. Te mando el contrato por mensaje de texto ahora para que lo firmes desde el celular. ¿Te lo puedo mandar a este número?)</w:t>
+      </w:r>
+    </w:p>
+    <w:p>
+      <w:pPr>
+        <w:keepLines/>
+        <w:shd w:fill="F2F4F7" w:val="clear"/>
+        <w:spacing w:after="0"/>
+        <w:ind w:left="100" w:right="100"/>
+      </w:pPr>
+      <w:r>
+        <w:rPr>
+          <w:rFonts w:ascii="Courier New" w:cs="Courier New" w:eastAsia="Courier New" w:hAnsi="Courier New"/>
+          <w:color w:val="1B2A4A"/>
+          <w:sz w:val="17"/>
+          <w:szCs w:val="17"/>
+        </w:rPr>
+        <w:t xml:space="preserve"> </w:t>
+      </w:r>
+    </w:p>
+    <w:p>
+      <w:pPr>
+        <w:keepLines/>
+        <w:shd w:fill="F2F4F7" w:val="clear"/>
+        <w:spacing w:after="0"/>
+        <w:ind w:left="100" w:right="100"/>
+      </w:pPr>
+      <w:r>
+        <w:rPr>
+          <w:rFonts w:ascii="Courier New" w:cs="Courier New" w:eastAsia="Courier New" w:hAnsi="Courier New"/>
+          <w:color w:val="1B2A4A"/>
+          <w:sz w:val="17"/>
+          <w:szCs w:val="17"/>
+        </w:rPr>
+        <w:t xml:space="preserve">"Once it's signed, your installation day is confirmed."   (Apenas lo firmes, queda confirmado el día de la instalación.)</w:t>
       </w:r>
     </w:p>
     <w:p>
@@ -3745,6 +3779,541 @@
       </w:pPr>
       <w:r>
         <w:t xml:space="preserve"/>
+      </w:r>
+    </w:p>
+    <w:p>
+      <w:pPr>
+        <w:spacing w:after="110"/>
+      </w:pPr>
+      <w:r>
+        <w:rPr>
+          <w:rFonts w:ascii="Arial" w:cs="Arial" w:eastAsia="Arial" w:hAnsi="Arial"/>
+          <w:b/>
+          <w:bCs/>
+          <w:color w:val="333333"/>
+          <w:sz w:val="20"/>
+          <w:szCs w:val="20"/>
+        </w:rPr>
+        <w:t xml:space="preserve">Cómo sale el contrato (automático, no lo escribes tú):</w:t>
+      </w:r>
+      <w:r>
+        <w:rPr>
+          <w:rFonts w:ascii="Arial" w:cs="Arial" w:eastAsia="Arial" w:hAnsi="Arial"/>
+          <w:color w:val="333333"/>
+          <w:sz w:val="20"/>
+          <w:szCs w:val="20"/>
+        </w:rPr>
+        <w:t xml:space="preserve"> solo si dijo que sí al texto, en el contacto (Additional Info) llenas:</w:t>
+      </w:r>
+    </w:p>
+    <w:tbl>
+      <w:tblPr>
+        <w:tblW w:type="dxa" w:w="9972"/>
+        <w:tblBorders>
+          <w:top w:val="single" w:color="auto" w:sz="4"/>
+          <w:left w:val="single" w:color="auto" w:sz="4"/>
+          <w:bottom w:val="single" w:color="auto" w:sz="4"/>
+          <w:right w:val="single" w:color="auto" w:sz="4"/>
+          <w:insideH w:val="single" w:color="auto" w:sz="4"/>
+          <w:insideV w:val="single" w:color="auto" w:sz="4"/>
+        </w:tblBorders>
+      </w:tblPr>
+      <w:tblGrid>
+        <w:gridCol w:w="3391"/>
+        <w:gridCol w:w="6581"/>
+      </w:tblGrid>
+      <w:tr>
+        <w:trPr>
+          <w:tblHeader/>
+        </w:trPr>
+        <w:tc>
+          <w:tcPr>
+            <w:tcW w:type="dxa" w:w="3391"/>
+            <w:tcBorders>
+              <w:top w:val="single" w:color="CCCCCC" w:sz="1"/>
+              <w:left w:val="single" w:color="CCCCCC" w:sz="1"/>
+              <w:bottom w:val="single" w:color="CCCCCC" w:sz="1"/>
+              <w:right w:val="single" w:color="CCCCCC" w:sz="1"/>
+            </w:tcBorders>
+            <w:shd w:fill="1B2A4A" w:val="clear"/>
+            <w:tcMar>
+              <w:top w:type="dxa" w:w="70"/>
+              <w:left w:type="dxa" w:w="100"/>
+              <w:bottom w:type="dxa" w:w="70"/>
+              <w:right w:type="dxa" w:w="100"/>
+            </w:tcMar>
+          </w:tcPr>
+          <w:p>
+            <w:pPr>
+              <w:spacing w:after="0"/>
+              <w:jc w:val="left"/>
+            </w:pPr>
+            <w:r>
+              <w:rPr>
+                <w:rFonts w:ascii="Arial" w:cs="Arial" w:eastAsia="Arial" w:hAnsi="Arial"/>
+                <w:b/>
+                <w:bCs/>
+                <w:color w:val="FFFFFF"/>
+                <w:sz w:val="18"/>
+                <w:szCs w:val="18"/>
+              </w:rPr>
+              <w:t xml:space="preserve">Campo</w:t>
+            </w:r>
+          </w:p>
+        </w:tc>
+        <w:tc>
+          <w:tcPr>
+            <w:tcW w:type="dxa" w:w="6581"/>
+            <w:tcBorders>
+              <w:top w:val="single" w:color="CCCCCC" w:sz="1"/>
+              <w:left w:val="single" w:color="CCCCCC" w:sz="1"/>
+              <w:bottom w:val="single" w:color="CCCCCC" w:sz="1"/>
+              <w:right w:val="single" w:color="CCCCCC" w:sz="1"/>
+            </w:tcBorders>
+            <w:shd w:fill="1B2A4A" w:val="clear"/>
+            <w:tcMar>
+              <w:top w:type="dxa" w:w="70"/>
+              <w:left w:type="dxa" w:w="100"/>
+              <w:bottom w:type="dxa" w:w="70"/>
+              <w:right w:type="dxa" w:w="100"/>
+            </w:tcMar>
+          </w:tcPr>
+          <w:p>
+            <w:pPr>
+              <w:spacing w:after="0"/>
+              <w:jc w:val="left"/>
+            </w:pPr>
+            <w:r>
+              <w:rPr>
+                <w:rFonts w:ascii="Arial" w:cs="Arial" w:eastAsia="Arial" w:hAnsi="Arial"/>
+                <w:b/>
+                <w:bCs/>
+                <w:color w:val="FFFFFF"/>
+                <w:sz w:val="18"/>
+                <w:szCs w:val="18"/>
+              </w:rPr>
+              <w:t xml:space="preserve">Qué pones</w:t>
+            </w:r>
+          </w:p>
+        </w:tc>
+      </w:tr>
+      <w:tr>
+        <w:trPr>
+          <w:cantSplit/>
+        </w:trPr>
+        <w:tc>
+          <w:tcPr>
+            <w:tcW w:type="dxa" w:w="3391"/>
+            <w:tcBorders>
+              <w:top w:val="single" w:color="CCCCCC" w:sz="1"/>
+              <w:left w:val="single" w:color="CCCCCC" w:sz="1"/>
+              <w:bottom w:val="single" w:color="CCCCCC" w:sz="1"/>
+              <w:right w:val="single" w:color="CCCCCC" w:sz="1"/>
+            </w:tcBorders>
+            <w:shd w:fill="F7F8FA" w:val="clear"/>
+            <w:tcMar>
+              <w:top w:type="dxa" w:w="70"/>
+              <w:left w:type="dxa" w:w="100"/>
+              <w:bottom w:type="dxa" w:w="70"/>
+              <w:right w:type="dxa" w:w="100"/>
+            </w:tcMar>
+          </w:tcPr>
+          <w:p>
+            <w:pPr>
+              <w:spacing w:after="0"/>
+            </w:pPr>
+            <w:r>
+              <w:rPr>
+                <w:rFonts w:ascii="Courier New" w:cs="Courier New" w:eastAsia="Courier New" w:hAnsi="Courier New"/>
+                <w:color w:val="333333"/>
+                <w:sz w:val="15"/>
+                <w:szCs w:val="15"/>
+              </w:rPr>
+              <w:t xml:space="preserve">contrato_equipo</w:t>
+            </w:r>
+          </w:p>
+        </w:tc>
+        <w:tc>
+          <w:tcPr>
+            <w:tcW w:type="dxa" w:w="6581"/>
+            <w:tcBorders>
+              <w:top w:val="single" w:color="CCCCCC" w:sz="1"/>
+              <w:left w:val="single" w:color="CCCCCC" w:sz="1"/>
+              <w:bottom w:val="single" w:color="CCCCCC" w:sz="1"/>
+              <w:right w:val="single" w:color="CCCCCC" w:sz="1"/>
+            </w:tcBorders>
+            <w:shd w:fill="F7F8FA" w:val="clear"/>
+            <w:tcMar>
+              <w:top w:type="dxa" w:w="70"/>
+              <w:left w:type="dxa" w:w="100"/>
+              <w:bottom w:type="dxa" w:w="70"/>
+              <w:right w:type="dxa" w:w="100"/>
+            </w:tcMar>
+          </w:tcPr>
+          <w:p>
+            <w:pPr>
+              <w:spacing w:after="0"/>
+            </w:pPr>
+            <w:r>
+              <w:rPr>
+                <w:rFonts w:ascii="Arial" w:cs="Arial" w:eastAsia="Arial" w:hAnsi="Arial"/>
+                <w:color w:val="333333"/>
+                <w:sz w:val="17"/>
+                <w:szCs w:val="17"/>
+              </w:rPr>
+              <w:t xml:space="preserve">Lo que dijo Juan David en el grupo, en inglés. Ej.: *Goodman natural-gas furnace, 80,000 BTU/h, 80% AFUE*</w:t>
+            </w:r>
+          </w:p>
+        </w:tc>
+      </w:tr>
+      <w:tr>
+        <w:trPr>
+          <w:cantSplit/>
+        </w:trPr>
+        <w:tc>
+          <w:tcPr>
+            <w:tcW w:type="dxa" w:w="3391"/>
+            <w:tcBorders>
+              <w:top w:val="single" w:color="CCCCCC" w:sz="1"/>
+              <w:left w:val="single" w:color="CCCCCC" w:sz="1"/>
+              <w:bottom w:val="single" w:color="CCCCCC" w:sz="1"/>
+              <w:right w:val="single" w:color="CCCCCC" w:sz="1"/>
+            </w:tcBorders>
+            <w:shd w:fill="FFFFFF" w:val="clear"/>
+            <w:tcMar>
+              <w:top w:type="dxa" w:w="70"/>
+              <w:left w:type="dxa" w:w="100"/>
+              <w:bottom w:type="dxa" w:w="70"/>
+              <w:right w:type="dxa" w:w="100"/>
+            </w:tcMar>
+          </w:tcPr>
+          <w:p>
+            <w:pPr>
+              <w:spacing w:after="0"/>
+            </w:pPr>
+            <w:r>
+              <w:rPr>
+                <w:rFonts w:ascii="Courier New" w:cs="Courier New" w:eastAsia="Courier New" w:hAnsi="Courier New"/>
+                <w:color w:val="333333"/>
+                <w:sz w:val="15"/>
+                <w:szCs w:val="15"/>
+              </w:rPr>
+              <w:t xml:space="preserve">contrato_precio</w:t>
+            </w:r>
+          </w:p>
+        </w:tc>
+        <w:tc>
+          <w:tcPr>
+            <w:tcW w:type="dxa" w:w="6581"/>
+            <w:tcBorders>
+              <w:top w:val="single" w:color="CCCCCC" w:sz="1"/>
+              <w:left w:val="single" w:color="CCCCCC" w:sz="1"/>
+              <w:bottom w:val="single" w:color="CCCCCC" w:sz="1"/>
+              <w:right w:val="single" w:color="CCCCCC" w:sz="1"/>
+            </w:tcBorders>
+            <w:shd w:fill="FFFFFF" w:val="clear"/>
+            <w:tcMar>
+              <w:top w:type="dxa" w:w="70"/>
+              <w:left w:type="dxa" w:w="100"/>
+              <w:bottom w:type="dxa" w:w="70"/>
+              <w:right w:type="dxa" w:w="100"/>
+            </w:tcMar>
+          </w:tcPr>
+          <w:p>
+            <w:pPr>
+              <w:spacing w:after="0"/>
+            </w:pPr>
+            <w:r>
+              <w:rPr>
+                <w:rFonts w:ascii="Arial" w:cs="Arial" w:eastAsia="Arial" w:hAnsi="Arial"/>
+                <w:color w:val="333333"/>
+                <w:sz w:val="17"/>
+                <w:szCs w:val="17"/>
+              </w:rPr>
+              <w:t xml:space="preserve">El precio exacto de Juan David (solo el número, ej. 2350)</w:t>
+            </w:r>
+          </w:p>
+        </w:tc>
+      </w:tr>
+      <w:tr>
+        <w:trPr>
+          <w:cantSplit/>
+        </w:trPr>
+        <w:tc>
+          <w:tcPr>
+            <w:tcW w:type="dxa" w:w="3391"/>
+            <w:tcBorders>
+              <w:top w:val="single" w:color="CCCCCC" w:sz="1"/>
+              <w:left w:val="single" w:color="CCCCCC" w:sz="1"/>
+              <w:bottom w:val="single" w:color="CCCCCC" w:sz="1"/>
+              <w:right w:val="single" w:color="CCCCCC" w:sz="1"/>
+            </w:tcBorders>
+            <w:shd w:fill="F7F8FA" w:val="clear"/>
+            <w:tcMar>
+              <w:top w:type="dxa" w:w="70"/>
+              <w:left w:type="dxa" w:w="100"/>
+              <w:bottom w:type="dxa" w:w="70"/>
+              <w:right w:type="dxa" w:w="100"/>
+            </w:tcMar>
+          </w:tcPr>
+          <w:p>
+            <w:pPr>
+              <w:spacing w:after="0"/>
+            </w:pPr>
+            <w:r>
+              <w:rPr>
+                <w:rFonts w:ascii="Courier New" w:cs="Courier New" w:eastAsia="Courier New" w:hAnsi="Courier New"/>
+                <w:color w:val="333333"/>
+                <w:sz w:val="15"/>
+                <w:szCs w:val="15"/>
+              </w:rPr>
+              <w:t xml:space="preserve">contrato_forma_pago</w:t>
+            </w:r>
+          </w:p>
+        </w:tc>
+        <w:tc>
+          <w:tcPr>
+            <w:tcW w:type="dxa" w:w="6581"/>
+            <w:tcBorders>
+              <w:top w:val="single" w:color="CCCCCC" w:sz="1"/>
+              <w:left w:val="single" w:color="CCCCCC" w:sz="1"/>
+              <w:bottom w:val="single" w:color="CCCCCC" w:sz="1"/>
+              <w:right w:val="single" w:color="CCCCCC" w:sz="1"/>
+            </w:tcBorders>
+            <w:shd w:fill="F7F8FA" w:val="clear"/>
+            <w:tcMar>
+              <w:top w:type="dxa" w:w="70"/>
+              <w:left w:type="dxa" w:w="100"/>
+              <w:bottom w:type="dxa" w:w="70"/>
+              <w:right w:type="dxa" w:w="100"/>
+            </w:tcMar>
+          </w:tcPr>
+          <w:p>
+            <w:pPr>
+              <w:spacing w:after="0"/>
+            </w:pPr>
+            <w:r>
+              <w:rPr>
+                <w:rFonts w:ascii="Arial" w:cs="Arial" w:eastAsia="Arial" w:hAnsi="Arial"/>
+                <w:color w:val="333333"/>
+                <w:sz w:val="17"/>
+                <w:szCs w:val="17"/>
+              </w:rPr>
+              <w:t xml:space="preserve">*Pay in full when the job is done* (vive en la casa) o *Deposit before installation, balance when the job is done* (renta o inversión)</w:t>
+            </w:r>
+          </w:p>
+        </w:tc>
+      </w:tr>
+      <w:tr>
+        <w:trPr>
+          <w:cantSplit/>
+        </w:trPr>
+        <w:tc>
+          <w:tcPr>
+            <w:tcW w:type="dxa" w:w="3391"/>
+            <w:tcBorders>
+              <w:top w:val="single" w:color="CCCCCC" w:sz="1"/>
+              <w:left w:val="single" w:color="CCCCCC" w:sz="1"/>
+              <w:bottom w:val="single" w:color="CCCCCC" w:sz="1"/>
+              <w:right w:val="single" w:color="CCCCCC" w:sz="1"/>
+            </w:tcBorders>
+            <w:shd w:fill="FFFFFF" w:val="clear"/>
+            <w:tcMar>
+              <w:top w:type="dxa" w:w="70"/>
+              <w:left w:type="dxa" w:w="100"/>
+              <w:bottom w:type="dxa" w:w="70"/>
+              <w:right w:type="dxa" w:w="100"/>
+            </w:tcMar>
+          </w:tcPr>
+          <w:p>
+            <w:pPr>
+              <w:spacing w:after="0"/>
+            </w:pPr>
+            <w:r>
+              <w:rPr>
+                <w:rFonts w:ascii="Courier New" w:cs="Courier New" w:eastAsia="Courier New" w:hAnsi="Courier New"/>
+                <w:color w:val="333333"/>
+                <w:sz w:val="15"/>
+                <w:szCs w:val="15"/>
+              </w:rPr>
+              <w:t xml:space="preserve">contrato_anticipo</w:t>
+            </w:r>
+          </w:p>
+        </w:tc>
+        <w:tc>
+          <w:tcPr>
+            <w:tcW w:type="dxa" w:w="6581"/>
+            <w:tcBorders>
+              <w:top w:val="single" w:color="CCCCCC" w:sz="1"/>
+              <w:left w:val="single" w:color="CCCCCC" w:sz="1"/>
+              <w:bottom w:val="single" w:color="CCCCCC" w:sz="1"/>
+              <w:right w:val="single" w:color="CCCCCC" w:sz="1"/>
+            </w:tcBorders>
+            <w:shd w:fill="FFFFFF" w:val="clear"/>
+            <w:tcMar>
+              <w:top w:type="dxa" w:w="70"/>
+              <w:left w:type="dxa" w:w="100"/>
+              <w:bottom w:type="dxa" w:w="70"/>
+              <w:right w:type="dxa" w:w="100"/>
+            </w:tcMar>
+          </w:tcPr>
+          <w:p>
+            <w:pPr>
+              <w:spacing w:after="0"/>
+            </w:pPr>
+            <w:r>
+              <w:rPr>
+                <w:rFonts w:ascii="Arial" w:cs="Arial" w:eastAsia="Arial" w:hAnsi="Arial"/>
+                <w:b/>
+                <w:bCs/>
+                <w:color w:val="333333"/>
+                <w:sz w:val="17"/>
+                <w:szCs w:val="17"/>
+              </w:rPr>
+              <w:t xml:space="preserve">0</w:t>
+            </w:r>
+            <w:r>
+              <w:rPr>
+                <w:rFonts w:ascii="Arial" w:cs="Arial" w:eastAsia="Arial" w:hAnsi="Arial"/>
+                <w:color w:val="333333"/>
+                <w:sz w:val="17"/>
+                <w:szCs w:val="17"/>
+              </w:rPr>
+              <w:t xml:space="preserve"> si paga al terminar; si es renta o inversión, el monto que diga Juan David</w:t>
+            </w:r>
+          </w:p>
+        </w:tc>
+      </w:tr>
+      <w:tr>
+        <w:trPr>
+          <w:cantSplit/>
+        </w:trPr>
+        <w:tc>
+          <w:tcPr>
+            <w:tcW w:type="dxa" w:w="3391"/>
+            <w:tcBorders>
+              <w:top w:val="single" w:color="CCCCCC" w:sz="1"/>
+              <w:left w:val="single" w:color="CCCCCC" w:sz="1"/>
+              <w:bottom w:val="single" w:color="CCCCCC" w:sz="1"/>
+              <w:right w:val="single" w:color="CCCCCC" w:sz="1"/>
+            </w:tcBorders>
+            <w:shd w:fill="F7F8FA" w:val="clear"/>
+            <w:tcMar>
+              <w:top w:type="dxa" w:w="70"/>
+              <w:left w:type="dxa" w:w="100"/>
+              <w:bottom w:type="dxa" w:w="70"/>
+              <w:right w:type="dxa" w:w="100"/>
+            </w:tcMar>
+          </w:tcPr>
+          <w:p>
+            <w:pPr>
+              <w:spacing w:after="0"/>
+            </w:pPr>
+            <w:r>
+              <w:rPr>
+                <w:rFonts w:ascii="Courier New" w:cs="Courier New" w:eastAsia="Courier New" w:hAnsi="Courier New"/>
+                <w:color w:val="333333"/>
+                <w:sz w:val="15"/>
+                <w:szCs w:val="15"/>
+              </w:rPr>
+              <w:t xml:space="preserve">contrato_fecha_instalacion</w:t>
+            </w:r>
+          </w:p>
+        </w:tc>
+        <w:tc>
+          <w:tcPr>
+            <w:tcW w:type="dxa" w:w="6581"/>
+            <w:tcBorders>
+              <w:top w:val="single" w:color="CCCCCC" w:sz="1"/>
+              <w:left w:val="single" w:color="CCCCCC" w:sz="1"/>
+              <w:bottom w:val="single" w:color="CCCCCC" w:sz="1"/>
+              <w:right w:val="single" w:color="CCCCCC" w:sz="1"/>
+            </w:tcBorders>
+            <w:shd w:fill="F7F8FA" w:val="clear"/>
+            <w:tcMar>
+              <w:top w:type="dxa" w:w="70"/>
+              <w:left w:type="dxa" w:w="100"/>
+              <w:bottom w:type="dxa" w:w="70"/>
+              <w:right w:type="dxa" w:w="100"/>
+            </w:tcMar>
+          </w:tcPr>
+          <w:p>
+            <w:pPr>
+              <w:spacing w:after="0"/>
+            </w:pPr>
+            <w:r>
+              <w:rPr>
+                <w:rFonts w:ascii="Arial" w:cs="Arial" w:eastAsia="Arial" w:hAnsi="Arial"/>
+                <w:color w:val="333333"/>
+                <w:sz w:val="17"/>
+                <w:szCs w:val="17"/>
+              </w:rPr>
+              <w:t xml:space="preserve">El día que escogió</w:t>
+            </w:r>
+          </w:p>
+        </w:tc>
+      </w:tr>
+    </w:tbl>
+    <w:p>
+      <w:pPr>
+        <w:spacing w:after="160"/>
+      </w:pPr>
+      <w:r>
+        <w:t xml:space="preserve"/>
+      </w:r>
+    </w:p>
+    <w:p>
+      <w:pPr>
+        <w:spacing w:after="110"/>
+      </w:pPr>
+      <w:r>
+        <w:rPr>
+          <w:rFonts w:ascii="Arial" w:cs="Arial" w:eastAsia="Arial" w:hAnsi="Arial"/>
+          <w:color w:val="333333"/>
+          <w:sz w:val="20"/>
+          <w:szCs w:val="20"/>
+        </w:rPr>
+        <w:t xml:space="preserve">Después mueves la oportunidad a </w:t>
+      </w:r>
+      <w:r>
+        <w:rPr>
+          <w:rFonts w:ascii="Arial" w:cs="Arial" w:eastAsia="Arial" w:hAnsi="Arial"/>
+          <w:b/>
+          <w:bCs/>
+          <w:color w:val="333333"/>
+          <w:sz w:val="20"/>
+          <w:szCs w:val="20"/>
+        </w:rPr>
+        <w:t xml:space="preserve">Proposal Sent</w:t>
+      </w:r>
+      <w:r>
+        <w:rPr>
+          <w:rFonts w:ascii="Arial" w:cs="Arial" w:eastAsia="Arial" w:hAnsi="Arial"/>
+          <w:color w:val="333333"/>
+          <w:sz w:val="20"/>
+          <w:szCs w:val="20"/>
+        </w:rPr>
+        <w:t xml:space="preserve"> con el valor. El sistema le manda el contrato por texto para firmar, y Juan David lo contrafirma. Si falta uno de los 3 primeros campos o el anticipo, </w:t>
+      </w:r>
+      <w:r>
+        <w:rPr>
+          <w:rFonts w:ascii="Arial" w:cs="Arial" w:eastAsia="Arial" w:hAnsi="Arial"/>
+          <w:b/>
+          <w:bCs/>
+          <w:color w:val="333333"/>
+          <w:sz w:val="20"/>
+          <w:szCs w:val="20"/>
+        </w:rPr>
+        <w:t xml:space="preserve">no sale</w:t>
+      </w:r>
+      <w:r>
+        <w:rPr>
+          <w:rFonts w:ascii="Arial" w:cs="Arial" w:eastAsia="Arial" w:hAnsi="Arial"/>
+          <w:color w:val="333333"/>
+          <w:sz w:val="20"/>
+          <w:szCs w:val="20"/>
+        </w:rPr>
+        <w:t xml:space="preserve">: revisa que estén todos.</w:t>
       </w:r>
     </w:p>
     <w:p>
@@ -3766,22 +4335,11 @@
       <w:r>
         <w:rPr>
           <w:rFonts w:ascii="Arial" w:cs="Arial" w:eastAsia="Arial" w:hAnsi="Arial"/>
-          <w:b/>
-          <w:bCs/>
-          <w:color w:val="333333"/>
-          <w:sz w:val="20"/>
-          <w:szCs w:val="20"/>
-        </w:rPr>
-        <w:t xml:space="preserve">El contrato se manda en esta llamada</w:t>
-      </w:r>
-      <w:r>
-        <w:rPr>
-          <w:rFonts w:ascii="Arial" w:cs="Arial" w:eastAsia="Arial" w:hAnsi="Arial"/>
-          <w:color w:val="333333"/>
-          <w:sz w:val="20"/>
-          <w:szCs w:val="20"/>
-        </w:rPr>
-        <w:t xml:space="preserve"> (link de GHL al correo) para que lo firme antes del día de instalación: así Juan David</w:t>
+          <w:color w:val="333333"/>
+          <w:sz w:val="20"/>
+          <w:szCs w:val="20"/>
+        </w:rPr>
+        <w:t xml:space="preserve">Si no acepta mensajes de texto: pide el correo y avisa en el grupo; el contrato se manda a mano por correo desde GHL</w:t>
       </w:r>
     </w:p>
     <w:p>
@@ -3795,27 +4353,7 @@
           <w:sz w:val="20"/>
           <w:szCs w:val="20"/>
         </w:rPr>
-        <w:t xml:space="preserve">  sabe que la venta es en firme antes de cargar el furnace. Si no lo puede firmar en el celular: por correo, o en papel en la casa </w:t>
-      </w:r>
-      <w:r>
-        <w:rPr>
-          <w:rFonts w:ascii="Arial" w:cs="Arial" w:eastAsia="Arial" w:hAnsi="Arial"/>
-          <w:b/>
-          <w:bCs/>
-          <w:color w:val="333333"/>
-          <w:sz w:val="20"/>
-          <w:szCs w:val="20"/>
-        </w:rPr>
-        <w:t xml:space="preserve">antes de empezar el trabajo</w:t>
-      </w:r>
-      <w:r>
-        <w:rPr>
-          <w:rFonts w:ascii="Arial" w:cs="Arial" w:eastAsia="Arial" w:hAnsi="Arial"/>
-          <w:color w:val="333333"/>
-          <w:sz w:val="20"/>
-          <w:szCs w:val="20"/>
-        </w:rPr>
-        <w:t xml:space="preserve">. Nunca se empieza a trabajar sin contrato firmado (Juan David, 19-oct).</w:t>
+        <w:t xml:space="preserve">  (Documents &amp; Contracts → plantilla "Contrato - Reemplazo de furnace (venta directa)").</w:t>
       </w:r>
     </w:p>
     <w:p>
@@ -3841,6 +4379,86 @@
           <w:sz w:val="20"/>
           <w:szCs w:val="20"/>
         </w:rPr>
+        <w:t xml:space="preserve">El contrato se firma </w:t>
+      </w:r>
+      <w:r>
+        <w:rPr>
+          <w:rFonts w:ascii="Arial" w:cs="Arial" w:eastAsia="Arial" w:hAnsi="Arial"/>
+          <w:b/>
+          <w:bCs/>
+          <w:color w:val="333333"/>
+          <w:sz w:val="20"/>
+          <w:szCs w:val="20"/>
+        </w:rPr>
+        <w:t xml:space="preserve">antes del día de instalación</w:t>
+      </w:r>
+      <w:r>
+        <w:rPr>
+          <w:rFonts w:ascii="Arial" w:cs="Arial" w:eastAsia="Arial" w:hAnsi="Arial"/>
+          <w:color w:val="333333"/>
+          <w:sz w:val="20"/>
+          <w:szCs w:val="20"/>
+        </w:rPr>
+        <w:t xml:space="preserve">: así Juan David sabe que la venta es en firme antes de cargar el furnace.</w:t>
+      </w:r>
+    </w:p>
+    <w:p>
+      <w:pPr>
+        <w:spacing w:after="110"/>
+      </w:pPr>
+      <w:r>
+        <w:rPr>
+          <w:rFonts w:ascii="Arial" w:cs="Arial" w:eastAsia="Arial" w:hAnsi="Arial"/>
+          <w:color w:val="333333"/>
+          <w:sz w:val="20"/>
+          <w:szCs w:val="20"/>
+        </w:rPr>
+        <w:t xml:space="preserve">  Si no lo puede firmar en el celular: en papel en la casa </w:t>
+      </w:r>
+      <w:r>
+        <w:rPr>
+          <w:rFonts w:ascii="Arial" w:cs="Arial" w:eastAsia="Arial" w:hAnsi="Arial"/>
+          <w:b/>
+          <w:bCs/>
+          <w:color w:val="333333"/>
+          <w:sz w:val="20"/>
+          <w:szCs w:val="20"/>
+        </w:rPr>
+        <w:t xml:space="preserve">antes de empezar el trabajo</w:t>
+      </w:r>
+      <w:r>
+        <w:rPr>
+          <w:rFonts w:ascii="Arial" w:cs="Arial" w:eastAsia="Arial" w:hAnsi="Arial"/>
+          <w:color w:val="333333"/>
+          <w:sz w:val="20"/>
+          <w:szCs w:val="20"/>
+        </w:rPr>
+        <w:t xml:space="preserve">. Nunca se empieza a trabajar sin contrato firmado (Juan David, 19-oct).</w:t>
+      </w:r>
+    </w:p>
+    <w:p>
+      <w:pPr>
+        <w:spacing w:after="50"/>
+        <w:ind w:left="360" w:hanging="240"/>
+      </w:pPr>
+      <w:r>
+        <w:rPr>
+          <w:rFonts w:ascii="Arial" w:cs="Arial" w:eastAsia="Arial" w:hAnsi="Arial"/>
+          <w:b/>
+          <w:bCs/>
+          <w:color w:val="2E75B6"/>
+          <w:sz w:val="20"/>
+          <w:szCs w:val="20"/>
+        </w:rPr>
+        <w:t xml:space="preserve">• </w:t>
+      </w:r>
+      <w:r>
+        <w:rPr>
+          <w:rFonts w:ascii="Arial" w:cs="Arial" w:eastAsia="Arial" w:hAnsi="Arial"/>
+          <w:color w:val="333333"/>
+          <w:sz w:val="20"/>
+          <w:szCs w:val="20"/>
+        </w:rPr>
         <w:t xml:space="preserve">La instalación va al calendario como </w:t>
       </w:r>
       <w:r>
@@ -3861,41 +4479,7 @@
           <w:sz w:val="20"/>
           <w:szCs w:val="20"/>
         </w:rPr>
-        <w:t xml:space="preserve">, con dirección completa, y la oportunidad pasa a</w:t>
-      </w:r>
-    </w:p>
-    <w:p>
-      <w:pPr>
-        <w:spacing w:after="110"/>
-      </w:pPr>
-      <w:r>
-        <w:rPr>
-          <w:rFonts w:ascii="Arial" w:cs="Arial" w:eastAsia="Arial" w:hAnsi="Arial"/>
-          <w:color w:val="333333"/>
-          <w:sz w:val="20"/>
-          <w:szCs w:val="20"/>
-        </w:rPr>
-        <w:t xml:space="preserve">  </w:t>
-      </w:r>
-      <w:r>
-        <w:rPr>
-          <w:rFonts w:ascii="Arial" w:cs="Arial" w:eastAsia="Arial" w:hAnsi="Arial"/>
-          <w:b/>
-          <w:bCs/>
-          <w:color w:val="333333"/>
-          <w:sz w:val="20"/>
-          <w:szCs w:val="20"/>
-        </w:rPr>
-        <w:t xml:space="preserve">Proposal Sent</w:t>
-      </w:r>
-      <w:r>
-        <w:rPr>
-          <w:rFonts w:ascii="Arial" w:cs="Arial" w:eastAsia="Arial" w:hAnsi="Arial"/>
-          <w:color w:val="333333"/>
-          <w:sz w:val="20"/>
-          <w:szCs w:val="20"/>
-        </w:rPr>
-        <w:t xml:space="preserve"> con el valor.</w:t>
+        <w:t xml:space="preserve">, con dirección completa.</w:t>
       </w:r>
     </w:p>
     <w:p>

--- a/induccion-aire-express/guiones/docs/01_SPEECH_CONTACTABILIDAD.docx
+++ b/induccion-aire-express/guiones/docs/01_SPEECH_CONTACTABILIDAD.docx
@@ -4293,7 +4293,27 @@
           <w:sz w:val="20"/>
           <w:szCs w:val="20"/>
         </w:rPr>
-        <w:t xml:space="preserve"> con el valor. El sistema le manda el contrato por texto para firmar, y Juan David lo contrafirma. Si falta uno de los 3 primeros campos o el anticipo, </w:t>
+        <w:t xml:space="preserve"> con el valor. El sistema le manda el contrato por texto para firmar, y Juan David lo contrafirma. Si falta </w:t>
+      </w:r>
+      <w:r>
+        <w:rPr>
+          <w:rFonts w:ascii="Arial" w:cs="Arial" w:eastAsia="Arial" w:hAnsi="Arial"/>
+          <w:b/>
+          <w:bCs/>
+          <w:color w:val="333333"/>
+          <w:sz w:val="20"/>
+          <w:szCs w:val="20"/>
+        </w:rPr>
+        <w:t xml:space="preserve">cualquiera de los 5 campos</w:t>
+      </w:r>
+      <w:r>
+        <w:rPr>
+          <w:rFonts w:ascii="Arial" w:cs="Arial" w:eastAsia="Arial" w:hAnsi="Arial"/>
+          <w:color w:val="333333"/>
+          <w:sz w:val="20"/>
+          <w:szCs w:val="20"/>
+        </w:rPr>
+        <w:t xml:space="preserve">, el contrato </w:t>
       </w:r>
       <w:r>
         <w:rPr>
@@ -4313,7 +4333,7 @@
           <w:sz w:val="20"/>
           <w:szCs w:val="20"/>
         </w:rPr>
-        <w:t xml:space="preserve">: revisa que estén todos.</w:t>
+        <w:t xml:space="preserve">: revisa que estén todos (el anticipo en 0 también cuenta).</w:t>
       </w:r>
     </w:p>
     <w:p>

--- a/induccion-aire-express/guiones/docs/01_SPEECH_CONTACTABILIDAD.docx
+++ b/induccion-aire-express/guiones/docs/01_SPEECH_CONTACTABILIDAD.docx
@@ -4359,7 +4359,27 @@
           <w:sz w:val="20"/>
           <w:szCs w:val="20"/>
         </w:rPr>
-        <w:t xml:space="preserve">Si no acepta mensajes de texto: pide el correo y avisa en el grupo; el contrato se manda a mano por correo desde GHL</w:t>
+        <w:t xml:space="preserve">Si no acepta mensajes de texto: pide el correo y avisa en el grupo. </w:t>
+      </w:r>
+      <w:r>
+        <w:rPr>
+          <w:rFonts w:ascii="Arial" w:cs="Arial" w:eastAsia="Arial" w:hAnsi="Arial"/>
+          <w:b/>
+          <w:bCs/>
+          <w:color w:val="333333"/>
+          <w:sz w:val="20"/>
+          <w:szCs w:val="20"/>
+        </w:rPr>
+        <w:t xml:space="preserve">Tú no mandas el contrato a mano</w:t>
+      </w:r>
+      <w:r>
+        <w:rPr>
+          <w:rFonts w:ascii="Arial" w:cs="Arial" w:eastAsia="Arial" w:hAnsi="Arial"/>
+          <w:color w:val="333333"/>
+          <w:sz w:val="20"/>
+          <w:szCs w:val="20"/>
+        </w:rPr>
+        <w:t xml:space="preserve"> (quien lo envía queda como</w:t>
       </w:r>
     </w:p>
     <w:p>
@@ -4373,7 +4393,27 @@
           <w:sz w:val="20"/>
           <w:szCs w:val="20"/>
         </w:rPr>
-        <w:t xml:space="preserve">  (Documents &amp; Contracts → plantilla "Contrato - Reemplazo de furnace (venta directa)").</w:t>
+        <w:t xml:space="preserve">  firmante del contratista): lo manda </w:t>
+      </w:r>
+      <w:r>
+        <w:rPr>
+          <w:rFonts w:ascii="Arial" w:cs="Arial" w:eastAsia="Arial" w:hAnsi="Arial"/>
+          <w:b/>
+          <w:bCs/>
+          <w:color w:val="333333"/>
+          <w:sz w:val="20"/>
+          <w:szCs w:val="20"/>
+        </w:rPr>
+        <w:t xml:space="preserve">Juan David desde su usuario</w:t>
+      </w:r>
+      <w:r>
+        <w:rPr>
+          <w:rFonts w:ascii="Arial" w:cs="Arial" w:eastAsia="Arial" w:hAnsi="Arial"/>
+          <w:color w:val="333333"/>
+          <w:sz w:val="20"/>
+          <w:szCs w:val="20"/>
+        </w:rPr>
+        <w:t xml:space="preserve"> por correo (Documents &amp; Contracts → plantilla "Contrato - Reemplazo de furnace (venta directa)" → cliente → Send), así firma él.</w:t>
       </w:r>
     </w:p>
     <w:p>

--- a/induccion-aire-express/guiones/docs/01_SPEECH_CONTACTABILIDAD.docx
+++ b/induccion-aire-express/guiones/docs/01_SPEECH_CONTACTABILIDAD.docx
@@ -5229,6 +5229,57 @@
           <w:sz w:val="17"/>
           <w:szCs w:val="17"/>
         </w:rPr>
+        <w:t xml:space="preserve">Antes de los horarios, revisa la distancia de la dirección a Columbus. Más de 25 millas: di la línea del diagnóstico.</w:t>
+      </w:r>
+    </w:p>
+    <w:p>
+      <w:pPr>
+        <w:keepLines/>
+        <w:shd w:fill="F2F4F7" w:val="clear"/>
+        <w:spacing w:after="0"/>
+        <w:ind w:left="100" w:right="100"/>
+      </w:pPr>
+      <w:r>
+        <w:rPr>
+          <w:rFonts w:ascii="Courier New" w:cs="Courier New" w:eastAsia="Courier New" w:hAnsi="Courier New"/>
+          <w:color w:val="1B2A4A"/>
+          <w:sz w:val="17"/>
+          <w:szCs w:val="17"/>
+        </w:rPr>
+        <w:t xml:space="preserve">"Since you're more than 25 miles from Columbus, there's a $60 diagnostic fee only if you decide not to do the repair. If we fix it, you only pay for the repair." ← solo de 25 a 70 millas</w:t>
+      </w:r>
+    </w:p>
+    <w:p>
+      <w:pPr>
+        <w:keepLines/>
+        <w:shd w:fill="F2F4F7" w:val="clear"/>
+        <w:spacing w:after="0"/>
+        <w:ind w:left="100" w:right="100"/>
+      </w:pPr>
+      <w:r>
+        <w:rPr>
+          <w:rFonts w:ascii="Courier New" w:cs="Courier New" w:eastAsia="Courier New" w:hAnsi="Courier New"/>
+          <w:color w:val="1B2A4A"/>
+          <w:sz w:val="17"/>
+          <w:szCs w:val="17"/>
+        </w:rPr>
+        <w:t xml:space="preserve">(Como estás a más de 25 millas de Columbus, el diagnóstico cuesta $60 solo si decides no hacer la reparación. Si la hacemos, solo pagas la reparación.)</w:t>
+      </w:r>
+    </w:p>
+    <w:p>
+      <w:pPr>
+        <w:keepLines/>
+        <w:shd w:fill="F2F4F7" w:val="clear"/>
+        <w:spacing w:after="0"/>
+        <w:ind w:left="100" w:right="100"/>
+      </w:pPr>
+      <w:r>
+        <w:rPr>
+          <w:rFonts w:ascii="Courier New" w:cs="Courier New" w:eastAsia="Courier New" w:hAnsi="Courier New"/>
+          <w:color w:val="1B2A4A"/>
+          <w:sz w:val="17"/>
+          <w:szCs w:val="17"/>
+        </w:rPr>
         <w:t xml:space="preserve">"We find the problem first and repair it — no pressure to replace. We can come [Day] at [time] or [Day] at [time]. Which one works?"</w:t>
       </w:r>
     </w:p>

--- a/induccion-aire-express/guiones/docs/01_SPEECH_CONTACTABILIDAD.docx
+++ b/induccion-aire-express/guiones/docs/01_SPEECH_CONTACTABILIDAD.docx
@@ -15,7 +15,7 @@
           <w:sz w:val="32"/>
           <w:szCs w:val="32"/>
         </w:rPr>
-        <w:t xml:space="preserve">Speech 01 — Contactabilidad (primer contacto y 4 intentos con doble marcado)</w:t>
+        <w:t xml:space="preserve">Speech 01 — Contactabilidad (primer contacto y 6 intentos con doble marcado)</w:t>
       </w:r>
     </w:p>
     <w:p>
@@ -109,9 +109,9 @@
         </w:tblBorders>
       </w:tblPr>
       <w:tblGrid>
-        <w:gridCol w:w="1584"/>
-        <w:gridCol w:w="4602"/>
-        <w:gridCol w:w="3786"/>
+        <w:gridCol w:w="1751"/>
+        <w:gridCol w:w="3544"/>
+        <w:gridCol w:w="4677"/>
       </w:tblGrid>
       <w:tr>
         <w:trPr>
@@ -119,7 +119,7 @@
         </w:trPr>
         <w:tc>
           <w:tcPr>
-            <w:tcW w:type="dxa" w:w="1584"/>
+            <w:tcW w:type="dxa" w:w="1751"/>
             <w:tcBorders>
               <w:top w:val="single" w:color="CCCCCC" w:sz="1"/>
               <w:left w:val="single" w:color="CCCCCC" w:sz="1"/>
@@ -154,7 +154,7 @@
         </w:tc>
         <w:tc>
           <w:tcPr>
-            <w:tcW w:type="dxa" w:w="4602"/>
+            <w:tcW w:type="dxa" w:w="3544"/>
             <w:tcBorders>
               <w:top w:val="single" w:color="CCCCCC" w:sz="1"/>
               <w:left w:val="single" w:color="CCCCCC" w:sz="1"/>
@@ -189,7 +189,7 @@
         </w:tc>
         <w:tc>
           <w:tcPr>
-            <w:tcW w:type="dxa" w:w="3786"/>
+            <w:tcW w:type="dxa" w:w="4677"/>
             <w:tcBorders>
               <w:top w:val="single" w:color="CCCCCC" w:sz="1"/>
               <w:left w:val="single" w:color="CCCCCC" w:sz="1"/>
@@ -229,7 +229,7 @@
         </w:trPr>
         <w:tc>
           <w:tcPr>
-            <w:tcW w:type="dxa" w:w="1584"/>
+            <w:tcW w:type="dxa" w:w="1751"/>
             <w:tcBorders>
               <w:top w:val="single" w:color="CCCCCC" w:sz="1"/>
               <w:left w:val="single" w:color="CCCCCC" w:sz="1"/>
@@ -261,7 +261,7 @@
         </w:tc>
         <w:tc>
           <w:tcPr>
-            <w:tcW w:type="dxa" w:w="4602"/>
+            <w:tcW w:type="dxa" w:w="3544"/>
             <w:tcBorders>
               <w:top w:val="single" w:color="CCCCCC" w:sz="1"/>
               <w:left w:val="single" w:color="CCCCCC" w:sz="1"/>
@@ -293,7 +293,7 @@
         </w:tc>
         <w:tc>
           <w:tcPr>
-            <w:tcW w:type="dxa" w:w="3786"/>
+            <w:tcW w:type="dxa" w:w="4677"/>
             <w:tcBorders>
               <w:top w:val="single" w:color="CCCCCC" w:sz="1"/>
               <w:left w:val="single" w:color="CCCCCC" w:sz="1"/>
@@ -319,7 +319,7 @@
                 <w:sz w:val="17"/>
                 <w:szCs w:val="17"/>
               </w:rPr>
-              <w:t xml:space="preserve">Buzón de voz (abajo) después de la 2.ª marcada + nota + tarea del intento 2</w:t>
+              <w:t xml:space="preserve">Buzón de voz (abajo) después de la 2.ª marcada + formulario "No contesta"; el sistema crea el intento 2</w:t>
             </w:r>
           </w:p>
         </w:tc>
@@ -330,7 +330,7 @@
         </w:trPr>
         <w:tc>
           <w:tcPr>
-            <w:tcW w:type="dxa" w:w="1584"/>
+            <w:tcW w:type="dxa" w:w="1751"/>
             <w:tcBorders>
               <w:top w:val="single" w:color="CCCCCC" w:sz="1"/>
               <w:left w:val="single" w:color="CCCCCC" w:sz="1"/>
@@ -362,7 +362,7 @@
         </w:tc>
         <w:tc>
           <w:tcPr>
-            <w:tcW w:type="dxa" w:w="4602"/>
+            <w:tcW w:type="dxa" w:w="3544"/>
             <w:tcBorders>
               <w:top w:val="single" w:color="CCCCCC" w:sz="1"/>
               <w:left w:val="single" w:color="CCCCCC" w:sz="1"/>
@@ -388,13 +388,13 @@
                 <w:sz w:val="17"/>
                 <w:szCs w:val="17"/>
               </w:rPr>
-              <w:t xml:space="preserve">Día 0, en la otra franja (si el 1 fue en la mañana, el 2 en la tarde; si el lead entró en la tarde, a la mañana siguiente)</w:t>
+              <w:t xml:space="preserve">Día 0, 3 horas después</w:t>
             </w:r>
           </w:p>
         </w:tc>
         <w:tc>
           <w:tcPr>
-            <w:tcW w:type="dxa" w:w="3786"/>
+            <w:tcW w:type="dxa" w:w="4677"/>
             <w:tcBorders>
               <w:top w:val="single" w:color="CCCCCC" w:sz="1"/>
               <w:left w:val="single" w:color="CCCCCC" w:sz="1"/>
@@ -420,7 +420,7 @@
                 <w:sz w:val="17"/>
                 <w:szCs w:val="17"/>
               </w:rPr>
-              <w:t xml:space="preserve">Buzón + nota + tarea del intento 3</w:t>
+              <w:t xml:space="preserve">Buzón + formulario "No contesta"</w:t>
             </w:r>
           </w:p>
         </w:tc>
@@ -431,7 +431,7 @@
         </w:trPr>
         <w:tc>
           <w:tcPr>
-            <w:tcW w:type="dxa" w:w="1584"/>
+            <w:tcW w:type="dxa" w:w="1751"/>
             <w:tcBorders>
               <w:top w:val="single" w:color="CCCCCC" w:sz="1"/>
               <w:left w:val="single" w:color="CCCCCC" w:sz="1"/>
@@ -463,7 +463,7 @@
         </w:tc>
         <w:tc>
           <w:tcPr>
-            <w:tcW w:type="dxa" w:w="4602"/>
+            <w:tcW w:type="dxa" w:w="3544"/>
             <w:tcBorders>
               <w:top w:val="single" w:color="CCCCCC" w:sz="1"/>
               <w:left w:val="single" w:color="CCCCCC" w:sz="1"/>
@@ -489,13 +489,13 @@
                 <w:sz w:val="17"/>
                 <w:szCs w:val="17"/>
               </w:rPr>
-              <w:t xml:space="preserve">Día 2, de inmediato al abrir la tarea</w:t>
+              <w:t xml:space="preserve">Día 1 (la tarea trae un guion corto: úsalo en la llamada o en el buzón)</w:t>
             </w:r>
           </w:p>
         </w:tc>
         <w:tc>
           <w:tcPr>
-            <w:tcW w:type="dxa" w:w="3786"/>
+            <w:tcW w:type="dxa" w:w="4677"/>
             <w:tcBorders>
               <w:top w:val="single" w:color="CCCCCC" w:sz="1"/>
               <w:left w:val="single" w:color="CCCCCC" w:sz="1"/>
@@ -521,7 +521,7 @@
                 <w:sz w:val="17"/>
                 <w:szCs w:val="17"/>
               </w:rPr>
-              <w:t xml:space="preserve">Buzón + nota + tarea del intento 4</w:t>
+              <w:t xml:space="preserve">Buzón + formulario "No contesta"</w:t>
             </w:r>
           </w:p>
         </w:tc>
@@ -532,7 +532,7 @@
         </w:trPr>
         <w:tc>
           <w:tcPr>
-            <w:tcW w:type="dxa" w:w="1584"/>
+            <w:tcW w:type="dxa" w:w="1751"/>
             <w:tcBorders>
               <w:top w:val="single" w:color="CCCCCC" w:sz="1"/>
               <w:left w:val="single" w:color="CCCCCC" w:sz="1"/>
@@ -564,7 +564,7 @@
         </w:tc>
         <w:tc>
           <w:tcPr>
-            <w:tcW w:type="dxa" w:w="4602"/>
+            <w:tcW w:type="dxa" w:w="3544"/>
             <w:tcBorders>
               <w:top w:val="single" w:color="CCCCCC" w:sz="1"/>
               <w:left w:val="single" w:color="CCCCCC" w:sz="1"/>
@@ -590,13 +590,13 @@
                 <w:sz w:val="17"/>
                 <w:szCs w:val="17"/>
               </w:rPr>
-              <w:t xml:space="preserve">Día 5, en una franja distinta a las anteriores</w:t>
+              <w:t xml:space="preserve">Día 2</w:t>
             </w:r>
           </w:p>
         </w:tc>
         <w:tc>
           <w:tcPr>
-            <w:tcW w:type="dxa" w:w="3786"/>
+            <w:tcW w:type="dxa" w:w="4677"/>
             <w:tcBorders>
               <w:top w:val="single" w:color="CCCCCC" w:sz="1"/>
               <w:left w:val="single" w:color="CCCCCC" w:sz="1"/>
@@ -622,7 +622,209 @@
                 <w:sz w:val="17"/>
                 <w:szCs w:val="17"/>
               </w:rPr>
-              <w:t xml:space="preserve">Nota "No contactable" → oportunidad a </w:t>
+              <w:t xml:space="preserve">Buzón + formulario "No contesta"</w:t>
+            </w:r>
+          </w:p>
+        </w:tc>
+      </w:tr>
+      <w:tr>
+        <w:trPr>
+          <w:cantSplit/>
+        </w:trPr>
+        <w:tc>
+          <w:tcPr>
+            <w:tcW w:type="dxa" w:w="1751"/>
+            <w:tcBorders>
+              <w:top w:val="single" w:color="CCCCCC" w:sz="1"/>
+              <w:left w:val="single" w:color="CCCCCC" w:sz="1"/>
+              <w:bottom w:val="single" w:color="CCCCCC" w:sz="1"/>
+              <w:right w:val="single" w:color="CCCCCC" w:sz="1"/>
+            </w:tcBorders>
+            <w:shd w:fill="F7F8FA" w:val="clear"/>
+            <w:tcMar>
+              <w:top w:type="dxa" w:w="70"/>
+              <w:left w:type="dxa" w:w="100"/>
+              <w:bottom w:type="dxa" w:w="70"/>
+              <w:right w:type="dxa" w:w="100"/>
+            </w:tcMar>
+          </w:tcPr>
+          <w:p>
+            <w:pPr>
+              <w:spacing w:after="0"/>
+            </w:pPr>
+            <w:r>
+              <w:rPr>
+                <w:rFonts w:ascii="Arial" w:cs="Arial" w:eastAsia="Arial" w:hAnsi="Arial"/>
+                <w:color w:val="333333"/>
+                <w:sz w:val="17"/>
+                <w:szCs w:val="17"/>
+              </w:rPr>
+              <w:t xml:space="preserve">5</w:t>
+            </w:r>
+          </w:p>
+        </w:tc>
+        <w:tc>
+          <w:tcPr>
+            <w:tcW w:type="dxa" w:w="3544"/>
+            <w:tcBorders>
+              <w:top w:val="single" w:color="CCCCCC" w:sz="1"/>
+              <w:left w:val="single" w:color="CCCCCC" w:sz="1"/>
+              <w:bottom w:val="single" w:color="CCCCCC" w:sz="1"/>
+              <w:right w:val="single" w:color="CCCCCC" w:sz="1"/>
+            </w:tcBorders>
+            <w:shd w:fill="F7F8FA" w:val="clear"/>
+            <w:tcMar>
+              <w:top w:type="dxa" w:w="70"/>
+              <w:left w:type="dxa" w:w="100"/>
+              <w:bottom w:type="dxa" w:w="70"/>
+              <w:right w:type="dxa" w:w="100"/>
+            </w:tcMar>
+          </w:tcPr>
+          <w:p>
+            <w:pPr>
+              <w:spacing w:after="0"/>
+            </w:pPr>
+            <w:r>
+              <w:rPr>
+                <w:rFonts w:ascii="Arial" w:cs="Arial" w:eastAsia="Arial" w:hAnsi="Arial"/>
+                <w:color w:val="333333"/>
+                <w:sz w:val="17"/>
+                <w:szCs w:val="17"/>
+              </w:rPr>
+              <w:t xml:space="preserve">Día 5</w:t>
+            </w:r>
+          </w:p>
+        </w:tc>
+        <w:tc>
+          <w:tcPr>
+            <w:tcW w:type="dxa" w:w="4677"/>
+            <w:tcBorders>
+              <w:top w:val="single" w:color="CCCCCC" w:sz="1"/>
+              <w:left w:val="single" w:color="CCCCCC" w:sz="1"/>
+              <w:bottom w:val="single" w:color="CCCCCC" w:sz="1"/>
+              <w:right w:val="single" w:color="CCCCCC" w:sz="1"/>
+            </w:tcBorders>
+            <w:shd w:fill="F7F8FA" w:val="clear"/>
+            <w:tcMar>
+              <w:top w:type="dxa" w:w="70"/>
+              <w:left w:type="dxa" w:w="100"/>
+              <w:bottom w:type="dxa" w:w="70"/>
+              <w:right w:type="dxa" w:w="100"/>
+            </w:tcMar>
+          </w:tcPr>
+          <w:p>
+            <w:pPr>
+              <w:spacing w:after="0"/>
+            </w:pPr>
+            <w:r>
+              <w:rPr>
+                <w:rFonts w:ascii="Arial" w:cs="Arial" w:eastAsia="Arial" w:hAnsi="Arial"/>
+                <w:color w:val="333333"/>
+                <w:sz w:val="17"/>
+                <w:szCs w:val="17"/>
+              </w:rPr>
+              <w:t xml:space="preserve">Buzón + formulario "No contesta"</w:t>
+            </w:r>
+          </w:p>
+        </w:tc>
+      </w:tr>
+      <w:tr>
+        <w:trPr>
+          <w:cantSplit/>
+        </w:trPr>
+        <w:tc>
+          <w:tcPr>
+            <w:tcW w:type="dxa" w:w="1751"/>
+            <w:tcBorders>
+              <w:top w:val="single" w:color="CCCCCC" w:sz="1"/>
+              <w:left w:val="single" w:color="CCCCCC" w:sz="1"/>
+              <w:bottom w:val="single" w:color="CCCCCC" w:sz="1"/>
+              <w:right w:val="single" w:color="CCCCCC" w:sz="1"/>
+            </w:tcBorders>
+            <w:shd w:fill="FFFFFF" w:val="clear"/>
+            <w:tcMar>
+              <w:top w:type="dxa" w:w="70"/>
+              <w:left w:type="dxa" w:w="100"/>
+              <w:bottom w:type="dxa" w:w="70"/>
+              <w:right w:type="dxa" w:w="100"/>
+            </w:tcMar>
+          </w:tcPr>
+          <w:p>
+            <w:pPr>
+              <w:spacing w:after="0"/>
+            </w:pPr>
+            <w:r>
+              <w:rPr>
+                <w:rFonts w:ascii="Arial" w:cs="Arial" w:eastAsia="Arial" w:hAnsi="Arial"/>
+                <w:color w:val="333333"/>
+                <w:sz w:val="17"/>
+                <w:szCs w:val="17"/>
+              </w:rPr>
+              <w:t xml:space="preserve">6</w:t>
+            </w:r>
+          </w:p>
+        </w:tc>
+        <w:tc>
+          <w:tcPr>
+            <w:tcW w:type="dxa" w:w="3544"/>
+            <w:tcBorders>
+              <w:top w:val="single" w:color="CCCCCC" w:sz="1"/>
+              <w:left w:val="single" w:color="CCCCCC" w:sz="1"/>
+              <w:bottom w:val="single" w:color="CCCCCC" w:sz="1"/>
+              <w:right w:val="single" w:color="CCCCCC" w:sz="1"/>
+            </w:tcBorders>
+            <w:shd w:fill="FFFFFF" w:val="clear"/>
+            <w:tcMar>
+              <w:top w:type="dxa" w:w="70"/>
+              <w:left w:type="dxa" w:w="100"/>
+              <w:bottom w:type="dxa" w:w="70"/>
+              <w:right w:type="dxa" w:w="100"/>
+            </w:tcMar>
+          </w:tcPr>
+          <w:p>
+            <w:pPr>
+              <w:spacing w:after="0"/>
+            </w:pPr>
+            <w:r>
+              <w:rPr>
+                <w:rFonts w:ascii="Arial" w:cs="Arial" w:eastAsia="Arial" w:hAnsi="Arial"/>
+                <w:color w:val="333333"/>
+                <w:sz w:val="17"/>
+                <w:szCs w:val="17"/>
+              </w:rPr>
+              <w:t xml:space="preserve">Día 10</w:t>
+            </w:r>
+          </w:p>
+        </w:tc>
+        <w:tc>
+          <w:tcPr>
+            <w:tcW w:type="dxa" w:w="4677"/>
+            <w:tcBorders>
+              <w:top w:val="single" w:color="CCCCCC" w:sz="1"/>
+              <w:left w:val="single" w:color="CCCCCC" w:sz="1"/>
+              <w:bottom w:val="single" w:color="CCCCCC" w:sz="1"/>
+              <w:right w:val="single" w:color="CCCCCC" w:sz="1"/>
+            </w:tcBorders>
+            <w:shd w:fill="FFFFFF" w:val="clear"/>
+            <w:tcMar>
+              <w:top w:type="dxa" w:w="70"/>
+              <w:left w:type="dxa" w:w="100"/>
+              <w:bottom w:type="dxa" w:w="70"/>
+              <w:right w:type="dxa" w:w="100"/>
+            </w:tcMar>
+          </w:tcPr>
+          <w:p>
+            <w:pPr>
+              <w:spacing w:after="0"/>
+            </w:pPr>
+            <w:r>
+              <w:rPr>
+                <w:rFonts w:ascii="Arial" w:cs="Arial" w:eastAsia="Arial" w:hAnsi="Arial"/>
+                <w:color w:val="333333"/>
+                <w:sz w:val="17"/>
+                <w:szCs w:val="17"/>
+              </w:rPr>
+              <w:t xml:space="preserve">Formulario "No contesta": si no agendó, el cliente pasa solo a </w:t>
             </w:r>
             <w:r>
               <w:rPr>
@@ -633,7 +835,16 @@
                 <w:sz w:val="17"/>
                 <w:szCs w:val="17"/>
               </w:rPr>
-              <w:t xml:space="preserve">Lost</w:t>
+              <w:t xml:space="preserve">Seguimiento Mensual</w:t>
+            </w:r>
+            <w:r>
+              <w:rPr>
+                <w:rFonts w:ascii="Arial" w:cs="Arial" w:eastAsia="Arial" w:hAnsi="Arial"/>
+                <w:color w:val="333333"/>
+                <w:sz w:val="17"/>
+                <w:szCs w:val="17"/>
+              </w:rPr>
+              <w:t xml:space="preserve"> (un toque cada 30 días)</w:t>
             </w:r>
           </w:p>
         </w:tc>
@@ -669,7 +880,7 @@
           <w:sz w:val="20"/>
           <w:szCs w:val="20"/>
         </w:rPr>
-        <w:t xml:space="preserve"> cada intento son 2 llamadas seguidas (si no contesta, vuelves a marcar de inmediato). Una sola nota por intento; el buzón de voz, después de la segunda marcada. 4 intentos = 8 marcadas.</w:t>
+        <w:t xml:space="preserve"> cada intento son 2 llamadas seguidas (si no contesta, vuelves a marcar de inmediato). El buzón de voz, después de la segunda marcada. 6 intentos = 12 marcadas en 10 días. El sistema te crea cada tarea "Llamar - Intento N" en su día; tú no programas nada.</w:t>
       </w:r>
     </w:p>
     <w:p>
@@ -679,6 +890,31 @@
       <w:r>
         <w:rPr>
           <w:rFonts w:ascii="Arial" w:cs="Arial" w:eastAsia="Arial" w:hAnsi="Arial"/>
+          <w:b/>
+          <w:bCs/>
+          <w:color w:val="333333"/>
+          <w:sz w:val="20"/>
+          <w:szCs w:val="20"/>
+        </w:rPr>
+        <w:t xml:space="preserve">Después de CADA llamada</w:t>
+      </w:r>
+      <w:r>
+        <w:rPr>
+          <w:rFonts w:ascii="Arial" w:cs="Arial" w:eastAsia="Arial" w:hAnsi="Arial"/>
+          <w:color w:val="333333"/>
+          <w:sz w:val="20"/>
+          <w:szCs w:val="20"/>
+        </w:rPr>
+        <w:t xml:space="preserve"> llenas el formulario de resultado (link en la Inducción, paso 3.5): https://api.leadconnectorhq.com/widget/form/DGoYUAAWeaqimug9GUci . Los 8 resultados: Agendó visita · No contesta · Llamar después · No interesado · Número equivocado · Fuera de zona · Esperando foto / precio · Precio aceptado - enviar contrato. Sin el formulario no se completa la tarea.</w:t>
+      </w:r>
+    </w:p>
+    <w:p>
+      <w:pPr>
+        <w:spacing w:after="110"/>
+      </w:pPr>
+      <w:r>
+        <w:rPr>
+          <w:rFonts w:ascii="Arial" w:cs="Arial" w:eastAsia="Arial" w:hAnsi="Arial"/>
           <w:color w:val="333333"/>
           <w:sz w:val="20"/>
           <w:szCs w:val="20"/>
@@ -723,7 +959,7 @@
           <w:sz w:val="20"/>
           <w:szCs w:val="20"/>
         </w:rPr>
-        <w:t xml:space="preserve"> (hora de Ohio): la gente ya llegó al trabajo o ya está descansando. Nunca antes de las 9:00 ni después de las 8:00 p.m. Si el lead aceptó mensajes, el sistema le manda sus SMS de seguimiento (T1, T3, T5); tú no le escribes a mano.</w:t>
+        <w:t xml:space="preserve"> (hora de Ohio): la gente ya llegó al trabajo o ya está descansando. Nunca antes de las 9:00 ni después de las 8:00 p.m. Si el lead aceptó mensajes, el sistema le manda sus SMS de seguimiento; tú no le escribes a mano. Los leads del formulario de Facebook/Instagram, por ahora solo reciben llamadas (los correos sí salen). Si responde STOP, el sistema le bloquea los SMS: no le escribas por texto.</w:t>
       </w:r>
     </w:p>
     <w:p>
@@ -2993,7 +3229,7 @@
           <w:sz w:val="20"/>
           <w:szCs w:val="20"/>
         </w:rPr>
-        <w:t xml:space="preserve"> puede dar el precio (caso real 19-oct: Douglas y Crystal quedaron en visita porque no había foto). La visita en persona sigue siendo gratis, pero </w:t>
+        <w:t xml:space="preserve"> puede dar el precio (caso real 19-oct: dos clientes quedaron en visita porque no había foto). La visita en persona sigue siendo gratis, pero </w:t>
       </w:r>
       <w:r>
         <w:rPr>
@@ -3335,7 +3571,7 @@
           <w:sz w:val="17"/>
           <w:szCs w:val="17"/>
         </w:rPr>
-        <w:t xml:space="preserve">Furnaces start at $2,350, with a 5-year warranty, and the first 3 months parts and labor are free."</w:t>
+        <w:t xml:space="preserve">Furnaces start at $2,700, with a 5-year warranty, and the first 3 months parts and labor are free."</w:t>
       </w:r>
     </w:p>
     <w:p>
@@ -3369,7 +3605,7 @@
           <w:sz w:val="17"/>
           <w:szCs w:val="17"/>
         </w:rPr>
-        <w:t xml:space="preserve">para firmar y agendamos la instalación, que toma más o menos un día. El furnace arranca en $2,350, con 5 años de garantía y 3 meses gratis.)</w:t>
+        <w:t xml:space="preserve">para firmar y agendamos la instalación, que toma más o menos un día. El furnace arranca en $2,700, con 5 años de garantía y 3 meses gratis.)</w:t>
       </w:r>
     </w:p>
     <w:p>
@@ -3414,7 +3650,25 @@
           <w:sz w:val="20"/>
           <w:szCs w:val="20"/>
         </w:rPr>
-        <w:t xml:space="preserve"> solo si dijo que sí en la llamada (queda en la nota: "aceptó texto por llamada, [fecha]"). Si dice que no,</w:t>
+        <w:t xml:space="preserve"> desde que se active el protocolo nuevo (corte de </w:t>
+      </w:r>
+      <w:r>
+        <w:rPr>
+          <w:rFonts w:ascii="Courier New" w:cs="Courier New" w:eastAsia="Courier New" w:hAnsi="Courier New"/>
+          <w:color w:val="333333"/>
+          <w:sz w:val="18"/>
+          <w:szCs w:val="18"/>
+        </w:rPr>
+        <w:t xml:space="preserve">16_CONSTRUCCION_V1_GHL.md</w:t>
+      </w:r>
+      <w:r>
+        <w:rPr>
+          <w:rFonts w:ascii="Arial" w:cs="Arial" w:eastAsia="Arial" w:hAnsi="Arial"/>
+          <w:color w:val="333333"/>
+          <w:sz w:val="20"/>
+          <w:szCs w:val="20"/>
+        </w:rPr>
+        <w:t xml:space="preserve">), si marcó la casilla 1 en el</w:t>
       </w:r>
     </w:p>
     <w:p>
@@ -3428,7 +3682,7 @@
           <w:sz w:val="20"/>
           <w:szCs w:val="20"/>
         </w:rPr>
-        <w:t xml:space="preserve">  pide que la mande al correo.</w:t>
+        <w:t xml:space="preserve">  formulario el sistema ya le pidió la foto por SMS al entrar (JP 28-oct); en la llamada solo le recuerdas que responda a ese mensaje con la foto. Hasta el corte, o si no marcó la casilla, pídele permiso para escribirle (queda en la nota: "aceptó texto por llamada, [fecha]"); si dice que no, pide que la mande al correo.</w:t>
       </w:r>
     </w:p>
     <w:p>
@@ -3556,7 +3810,7 @@
           <w:sz w:val="20"/>
           <w:szCs w:val="20"/>
         </w:rPr>
-        <w:t xml:space="preserve">: solo el "desde $2,350". El precio exacto lo da Juan David con la foto.</w:t>
+        <w:t xml:space="preserve">: solo el "desde $2,700". El precio exacto lo da Juan David con la foto.</w:t>
       </w:r>
     </w:p>
     <w:p>
@@ -3581,7 +3835,87 @@
           <w:sz w:val="20"/>
           <w:szCs w:val="20"/>
         </w:rPr>
-        <w:t xml:space="preserve"> nota con todo (abajo) y, apenas lleguen las fotos, mándalas al grupo de Juan David con los datos de la casa, la dirección, si vive en la casa y la forma de pago. Juan David responde el precio exacto </w:t>
+        <w:t xml:space="preserve"> formulario de resultado con </w:t>
+      </w:r>
+      <w:r>
+        <w:rPr>
+          <w:rFonts w:ascii="Arial" w:cs="Arial" w:eastAsia="Arial" w:hAnsi="Arial"/>
+          <w:b/>
+          <w:bCs/>
+          <w:color w:val="333333"/>
+          <w:sz w:val="20"/>
+          <w:szCs w:val="20"/>
+        </w:rPr>
+        <w:t xml:space="preserve">Esperando foto / precio</w:t>
+      </w:r>
+      <w:r>
+        <w:rPr>
+          <w:rFonts w:ascii="Arial" w:cs="Arial" w:eastAsia="Arial" w:hAnsi="Arial"/>
+          <w:color w:val="333333"/>
+          <w:sz w:val="20"/>
+          <w:szCs w:val="20"/>
+        </w:rPr>
+        <w:t xml:space="preserve"> y en </w:t>
+      </w:r>
+      <w:r>
+        <w:rPr>
+          <w:rFonts w:ascii="Arial" w:cs="Arial" w:eastAsia="Arial" w:hAnsi="Arial"/>
+          <w:b/>
+          <w:bCs/>
+          <w:color w:val="333333"/>
+          <w:sz w:val="20"/>
+          <w:szCs w:val="20"/>
+        </w:rPr>
+        <w:t xml:space="preserve">Observaciones</w:t>
+      </w:r>
+      <w:r>
+        <w:rPr>
+          <w:rFonts w:ascii="Arial" w:cs="Arial" w:eastAsia="Arial" w:hAnsi="Arial"/>
+          <w:color w:val="333333"/>
+          <w:sz w:val="20"/>
+          <w:szCs w:val="20"/>
+        </w:rPr>
+        <w:t xml:space="preserve"> todo lo que dijo (abajo). El sistema le para los toques de venta, lo pasa a </w:t>
+      </w:r>
+      <w:r>
+        <w:rPr>
+          <w:rFonts w:ascii="Arial" w:cs="Arial" w:eastAsia="Arial" w:hAnsi="Arial"/>
+          <w:b/>
+          <w:bCs/>
+          <w:color w:val="333333"/>
+          <w:sz w:val="20"/>
+          <w:szCs w:val="20"/>
+        </w:rPr>
+        <w:t xml:space="preserve">Gestión Humana</w:t>
+      </w:r>
+      <w:r>
+        <w:rPr>
+          <w:rFonts w:ascii="Arial" w:cs="Arial" w:eastAsia="Arial" w:hAnsi="Arial"/>
+          <w:color w:val="333333"/>
+          <w:sz w:val="20"/>
+          <w:szCs w:val="20"/>
+        </w:rPr>
+        <w:t xml:space="preserve"> y te crea la tarea </w:t>
+      </w:r>
+      <w:r>
+        <w:rPr>
+          <w:rFonts w:ascii="Arial" w:cs="Arial" w:eastAsia="Arial" w:hAnsi="Arial"/>
+          <w:b/>
+          <w:bCs/>
+          <w:color w:val="333333"/>
+          <w:sz w:val="20"/>
+          <w:szCs w:val="20"/>
+        </w:rPr>
+        <w:t xml:space="preserve">"Pasar foto a Juan David"</w:t>
+      </w:r>
+      <w:r>
+        <w:rPr>
+          <w:rFonts w:ascii="Arial" w:cs="Arial" w:eastAsia="Arial" w:hAnsi="Arial"/>
+          <w:color w:val="333333"/>
+          <w:sz w:val="20"/>
+          <w:szCs w:val="20"/>
+        </w:rPr>
+        <w:t xml:space="preserve">. Apenas lleguen las fotos, mándalas al grupo de Juan David con los datos de la casa, la dirección, si vive en la casa y la forma de pago. Juan David responde el precio exacto </w:t>
       </w:r>
       <w:r>
         <w:rPr>
@@ -3601,7 +3935,27 @@
           <w:sz w:val="20"/>
           <w:szCs w:val="20"/>
         </w:rPr>
-        <w:t xml:space="preserve">. Si en 24 horas no llegó la foto: llama (doble marcado) y, si no la puede mandar, ofrece la visita gratis con los 2 horarios.</w:t>
+        <w:t xml:space="preserve">. Al día siguiente a las 9:00 a.m. te llega </w:t>
+      </w:r>
+      <w:r>
+        <w:rPr>
+          <w:rFonts w:ascii="Arial" w:cs="Arial" w:eastAsia="Arial" w:hAnsi="Arial"/>
+          <w:b/>
+          <w:bCs/>
+          <w:color w:val="333333"/>
+          <w:sz w:val="20"/>
+          <w:szCs w:val="20"/>
+        </w:rPr>
+        <w:t xml:space="preserve">"Llamar si no llegó la foto"</w:t>
+      </w:r>
+      <w:r>
+        <w:rPr>
+          <w:rFonts w:ascii="Arial" w:cs="Arial" w:eastAsia="Arial" w:hAnsi="Arial"/>
+          <w:color w:val="333333"/>
+          <w:sz w:val="20"/>
+          <w:szCs w:val="20"/>
+        </w:rPr>
+        <w:t xml:space="preserve">: si ya llegó, la marcas hecha; si no, llama (doble marcado) y, si no la puede mandar, ofrece la visita gratis con los 2 horarios.</w:t>
       </w:r>
     </w:p>
     <w:p>
@@ -3775,6 +4129,57 @@
     </w:p>
     <w:p>
       <w:pPr>
+        <w:keepLines/>
+        <w:shd w:fill="F2F4F7" w:val="clear"/>
+        <w:spacing w:after="0"/>
+        <w:ind w:left="100" w:right="100"/>
+      </w:pPr>
+      <w:r>
+        <w:rPr>
+          <w:rFonts w:ascii="Courier New" w:cs="Courier New" w:eastAsia="Courier New" w:hAnsi="Courier New"/>
+          <w:color w:val="1B2A4A"/>
+          <w:sz w:val="17"/>
+          <w:szCs w:val="17"/>
+        </w:rPr>
+        <w:t xml:space="preserve"> </w:t>
+      </w:r>
+    </w:p>
+    <w:p>
+      <w:pPr>
+        <w:keepLines/>
+        <w:shd w:fill="F2F4F7" w:val="clear"/>
+        <w:spacing w:after="0"/>
+        <w:ind w:left="100" w:right="100"/>
+      </w:pPr>
+      <w:r>
+        <w:rPr>
+          <w:rFonts w:ascii="Courier New" w:cs="Courier New" w:eastAsia="Courier New" w:hAnsi="Courier New"/>
+          <w:color w:val="1B2A4A"/>
+          <w:sz w:val="17"/>
+          <w:szCs w:val="17"/>
+        </w:rPr>
+        <w:t xml:space="preserve">"If it's easier, you can also sign it when our technician arrives, before we start the work."</w:t>
+      </w:r>
+    </w:p>
+    <w:p>
+      <w:pPr>
+        <w:keepLines/>
+        <w:shd w:fill="F2F4F7" w:val="clear"/>
+        <w:spacing w:after="0"/>
+        <w:ind w:left="100" w:right="100"/>
+      </w:pPr>
+      <w:r>
+        <w:rPr>
+          <w:rFonts w:ascii="Courier New" w:cs="Courier New" w:eastAsia="Courier New" w:hAnsi="Courier New"/>
+          <w:color w:val="1B2A4A"/>
+          <w:sz w:val="17"/>
+          <w:szCs w:val="17"/>
+        </w:rPr>
+        <w:t xml:space="preserve">(Si te queda más fácil, también lo puedes firmar cuando llegue el técnico, antes de empezar el trabajo.)</w:t>
+      </w:r>
+    </w:p>
+    <w:p>
+      <w:pPr>
         <w:spacing w:after="160"/>
       </w:pPr>
       <w:r>
@@ -3794,546 +4199,87 @@
           <w:sz w:val="20"/>
           <w:szCs w:val="20"/>
         </w:rPr>
-        <w:t xml:space="preserve">Cómo sale el contrato (automático, no lo escribes tú):</w:t>
-      </w:r>
-      <w:r>
-        <w:rPr>
-          <w:rFonts w:ascii="Arial" w:cs="Arial" w:eastAsia="Arial" w:hAnsi="Arial"/>
-          <w:color w:val="333333"/>
-          <w:sz w:val="20"/>
-          <w:szCs w:val="20"/>
-        </w:rPr>
-        <w:t xml:space="preserve"> solo si dijo que sí al texto, en el contacto (Additional Info) llenas:</w:t>
-      </w:r>
-    </w:p>
-    <w:tbl>
-      <w:tblPr>
-        <w:tblW w:type="dxa" w:w="9972"/>
-        <w:tblBorders>
-          <w:top w:val="single" w:color="auto" w:sz="4"/>
-          <w:left w:val="single" w:color="auto" w:sz="4"/>
-          <w:bottom w:val="single" w:color="auto" w:sz="4"/>
-          <w:right w:val="single" w:color="auto" w:sz="4"/>
-          <w:insideH w:val="single" w:color="auto" w:sz="4"/>
-          <w:insideV w:val="single" w:color="auto" w:sz="4"/>
-        </w:tblBorders>
-      </w:tblPr>
-      <w:tblGrid>
-        <w:gridCol w:w="3391"/>
-        <w:gridCol w:w="6581"/>
-      </w:tblGrid>
-      <w:tr>
-        <w:trPr>
-          <w:tblHeader/>
-        </w:trPr>
-        <w:tc>
-          <w:tcPr>
-            <w:tcW w:type="dxa" w:w="3391"/>
-            <w:tcBorders>
-              <w:top w:val="single" w:color="CCCCCC" w:sz="1"/>
-              <w:left w:val="single" w:color="CCCCCC" w:sz="1"/>
-              <w:bottom w:val="single" w:color="CCCCCC" w:sz="1"/>
-              <w:right w:val="single" w:color="CCCCCC" w:sz="1"/>
-            </w:tcBorders>
-            <w:shd w:fill="1B2A4A" w:val="clear"/>
-            <w:tcMar>
-              <w:top w:type="dxa" w:w="70"/>
-              <w:left w:type="dxa" w:w="100"/>
-              <w:bottom w:type="dxa" w:w="70"/>
-              <w:right w:type="dxa" w:w="100"/>
-            </w:tcMar>
-          </w:tcPr>
-          <w:p>
-            <w:pPr>
-              <w:spacing w:after="0"/>
-              <w:jc w:val="left"/>
-            </w:pPr>
-            <w:r>
-              <w:rPr>
-                <w:rFonts w:ascii="Arial" w:cs="Arial" w:eastAsia="Arial" w:hAnsi="Arial"/>
-                <w:b/>
-                <w:bCs/>
-                <w:color w:val="FFFFFF"/>
-                <w:sz w:val="18"/>
-                <w:szCs w:val="18"/>
-              </w:rPr>
-              <w:t xml:space="preserve">Campo</w:t>
-            </w:r>
-          </w:p>
-        </w:tc>
-        <w:tc>
-          <w:tcPr>
-            <w:tcW w:type="dxa" w:w="6581"/>
-            <w:tcBorders>
-              <w:top w:val="single" w:color="CCCCCC" w:sz="1"/>
-              <w:left w:val="single" w:color="CCCCCC" w:sz="1"/>
-              <w:bottom w:val="single" w:color="CCCCCC" w:sz="1"/>
-              <w:right w:val="single" w:color="CCCCCC" w:sz="1"/>
-            </w:tcBorders>
-            <w:shd w:fill="1B2A4A" w:val="clear"/>
-            <w:tcMar>
-              <w:top w:type="dxa" w:w="70"/>
-              <w:left w:type="dxa" w:w="100"/>
-              <w:bottom w:type="dxa" w:w="70"/>
-              <w:right w:type="dxa" w:w="100"/>
-            </w:tcMar>
-          </w:tcPr>
-          <w:p>
-            <w:pPr>
-              <w:spacing w:after="0"/>
-              <w:jc w:val="left"/>
-            </w:pPr>
-            <w:r>
-              <w:rPr>
-                <w:rFonts w:ascii="Arial" w:cs="Arial" w:eastAsia="Arial" w:hAnsi="Arial"/>
-                <w:b/>
-                <w:bCs/>
-                <w:color w:val="FFFFFF"/>
-                <w:sz w:val="18"/>
-                <w:szCs w:val="18"/>
-              </w:rPr>
-              <w:t xml:space="preserve">Qué pones</w:t>
-            </w:r>
-          </w:p>
-        </w:tc>
-      </w:tr>
-      <w:tr>
-        <w:trPr>
-          <w:cantSplit/>
-        </w:trPr>
-        <w:tc>
-          <w:tcPr>
-            <w:tcW w:type="dxa" w:w="3391"/>
-            <w:tcBorders>
-              <w:top w:val="single" w:color="CCCCCC" w:sz="1"/>
-              <w:left w:val="single" w:color="CCCCCC" w:sz="1"/>
-              <w:bottom w:val="single" w:color="CCCCCC" w:sz="1"/>
-              <w:right w:val="single" w:color="CCCCCC" w:sz="1"/>
-            </w:tcBorders>
-            <w:shd w:fill="F7F8FA" w:val="clear"/>
-            <w:tcMar>
-              <w:top w:type="dxa" w:w="70"/>
-              <w:left w:type="dxa" w:w="100"/>
-              <w:bottom w:type="dxa" w:w="70"/>
-              <w:right w:type="dxa" w:w="100"/>
-            </w:tcMar>
-          </w:tcPr>
-          <w:p>
-            <w:pPr>
-              <w:spacing w:after="0"/>
-            </w:pPr>
-            <w:r>
-              <w:rPr>
-                <w:rFonts w:ascii="Courier New" w:cs="Courier New" w:eastAsia="Courier New" w:hAnsi="Courier New"/>
-                <w:color w:val="333333"/>
-                <w:sz w:val="15"/>
-                <w:szCs w:val="15"/>
-              </w:rPr>
-              <w:t xml:space="preserve">contrato_equipo</w:t>
-            </w:r>
-          </w:p>
-        </w:tc>
-        <w:tc>
-          <w:tcPr>
-            <w:tcW w:type="dxa" w:w="6581"/>
-            <w:tcBorders>
-              <w:top w:val="single" w:color="CCCCCC" w:sz="1"/>
-              <w:left w:val="single" w:color="CCCCCC" w:sz="1"/>
-              <w:bottom w:val="single" w:color="CCCCCC" w:sz="1"/>
-              <w:right w:val="single" w:color="CCCCCC" w:sz="1"/>
-            </w:tcBorders>
-            <w:shd w:fill="F7F8FA" w:val="clear"/>
-            <w:tcMar>
-              <w:top w:type="dxa" w:w="70"/>
-              <w:left w:type="dxa" w:w="100"/>
-              <w:bottom w:type="dxa" w:w="70"/>
-              <w:right w:type="dxa" w:w="100"/>
-            </w:tcMar>
-          </w:tcPr>
-          <w:p>
-            <w:pPr>
-              <w:spacing w:after="0"/>
-            </w:pPr>
-            <w:r>
-              <w:rPr>
-                <w:rFonts w:ascii="Arial" w:cs="Arial" w:eastAsia="Arial" w:hAnsi="Arial"/>
-                <w:color w:val="333333"/>
-                <w:sz w:val="17"/>
-                <w:szCs w:val="17"/>
-              </w:rPr>
-              <w:t xml:space="preserve">Lo que dijo Juan David en el grupo, en inglés. Ej.: *Goodman natural-gas furnace, 80,000 BTU/h, 80% AFUE*</w:t>
-            </w:r>
-          </w:p>
-        </w:tc>
-      </w:tr>
-      <w:tr>
-        <w:trPr>
-          <w:cantSplit/>
-        </w:trPr>
-        <w:tc>
-          <w:tcPr>
-            <w:tcW w:type="dxa" w:w="3391"/>
-            <w:tcBorders>
-              <w:top w:val="single" w:color="CCCCCC" w:sz="1"/>
-              <w:left w:val="single" w:color="CCCCCC" w:sz="1"/>
-              <w:bottom w:val="single" w:color="CCCCCC" w:sz="1"/>
-              <w:right w:val="single" w:color="CCCCCC" w:sz="1"/>
-            </w:tcBorders>
-            <w:shd w:fill="FFFFFF" w:val="clear"/>
-            <w:tcMar>
-              <w:top w:type="dxa" w:w="70"/>
-              <w:left w:type="dxa" w:w="100"/>
-              <w:bottom w:type="dxa" w:w="70"/>
-              <w:right w:type="dxa" w:w="100"/>
-            </w:tcMar>
-          </w:tcPr>
-          <w:p>
-            <w:pPr>
-              <w:spacing w:after="0"/>
-            </w:pPr>
-            <w:r>
-              <w:rPr>
-                <w:rFonts w:ascii="Courier New" w:cs="Courier New" w:eastAsia="Courier New" w:hAnsi="Courier New"/>
-                <w:color w:val="333333"/>
-                <w:sz w:val="15"/>
-                <w:szCs w:val="15"/>
-              </w:rPr>
-              <w:t xml:space="preserve">contrato_precio</w:t>
-            </w:r>
-          </w:p>
-        </w:tc>
-        <w:tc>
-          <w:tcPr>
-            <w:tcW w:type="dxa" w:w="6581"/>
-            <w:tcBorders>
-              <w:top w:val="single" w:color="CCCCCC" w:sz="1"/>
-              <w:left w:val="single" w:color="CCCCCC" w:sz="1"/>
-              <w:bottom w:val="single" w:color="CCCCCC" w:sz="1"/>
-              <w:right w:val="single" w:color="CCCCCC" w:sz="1"/>
-            </w:tcBorders>
-            <w:shd w:fill="FFFFFF" w:val="clear"/>
-            <w:tcMar>
-              <w:top w:type="dxa" w:w="70"/>
-              <w:left w:type="dxa" w:w="100"/>
-              <w:bottom w:type="dxa" w:w="70"/>
-              <w:right w:type="dxa" w:w="100"/>
-            </w:tcMar>
-          </w:tcPr>
-          <w:p>
-            <w:pPr>
-              <w:spacing w:after="0"/>
-            </w:pPr>
-            <w:r>
-              <w:rPr>
-                <w:rFonts w:ascii="Arial" w:cs="Arial" w:eastAsia="Arial" w:hAnsi="Arial"/>
-                <w:color w:val="333333"/>
-                <w:sz w:val="17"/>
-                <w:szCs w:val="17"/>
-              </w:rPr>
-              <w:t xml:space="preserve">El precio exacto de Juan David (solo el número, ej. 2350)</w:t>
-            </w:r>
-          </w:p>
-        </w:tc>
-      </w:tr>
-      <w:tr>
-        <w:trPr>
-          <w:cantSplit/>
-        </w:trPr>
-        <w:tc>
-          <w:tcPr>
-            <w:tcW w:type="dxa" w:w="3391"/>
-            <w:tcBorders>
-              <w:top w:val="single" w:color="CCCCCC" w:sz="1"/>
-              <w:left w:val="single" w:color="CCCCCC" w:sz="1"/>
-              <w:bottom w:val="single" w:color="CCCCCC" w:sz="1"/>
-              <w:right w:val="single" w:color="CCCCCC" w:sz="1"/>
-            </w:tcBorders>
-            <w:shd w:fill="F7F8FA" w:val="clear"/>
-            <w:tcMar>
-              <w:top w:type="dxa" w:w="70"/>
-              <w:left w:type="dxa" w:w="100"/>
-              <w:bottom w:type="dxa" w:w="70"/>
-              <w:right w:type="dxa" w:w="100"/>
-            </w:tcMar>
-          </w:tcPr>
-          <w:p>
-            <w:pPr>
-              <w:spacing w:after="0"/>
-            </w:pPr>
-            <w:r>
-              <w:rPr>
-                <w:rFonts w:ascii="Courier New" w:cs="Courier New" w:eastAsia="Courier New" w:hAnsi="Courier New"/>
-                <w:color w:val="333333"/>
-                <w:sz w:val="15"/>
-                <w:szCs w:val="15"/>
-              </w:rPr>
-              <w:t xml:space="preserve">contrato_forma_pago</w:t>
-            </w:r>
-          </w:p>
-        </w:tc>
-        <w:tc>
-          <w:tcPr>
-            <w:tcW w:type="dxa" w:w="6581"/>
-            <w:tcBorders>
-              <w:top w:val="single" w:color="CCCCCC" w:sz="1"/>
-              <w:left w:val="single" w:color="CCCCCC" w:sz="1"/>
-              <w:bottom w:val="single" w:color="CCCCCC" w:sz="1"/>
-              <w:right w:val="single" w:color="CCCCCC" w:sz="1"/>
-            </w:tcBorders>
-            <w:shd w:fill="F7F8FA" w:val="clear"/>
-            <w:tcMar>
-              <w:top w:type="dxa" w:w="70"/>
-              <w:left w:type="dxa" w:w="100"/>
-              <w:bottom w:type="dxa" w:w="70"/>
-              <w:right w:type="dxa" w:w="100"/>
-            </w:tcMar>
-          </w:tcPr>
-          <w:p>
-            <w:pPr>
-              <w:spacing w:after="0"/>
-            </w:pPr>
-            <w:r>
-              <w:rPr>
-                <w:rFonts w:ascii="Arial" w:cs="Arial" w:eastAsia="Arial" w:hAnsi="Arial"/>
-                <w:color w:val="333333"/>
-                <w:sz w:val="17"/>
-                <w:szCs w:val="17"/>
-              </w:rPr>
-              <w:t xml:space="preserve">*Pay in full when the job is done* (vive en la casa) o *Deposit before installation, balance when the job is done* (renta o inversión)</w:t>
-            </w:r>
-          </w:p>
-        </w:tc>
-      </w:tr>
-      <w:tr>
-        <w:trPr>
-          <w:cantSplit/>
-        </w:trPr>
-        <w:tc>
-          <w:tcPr>
-            <w:tcW w:type="dxa" w:w="3391"/>
-            <w:tcBorders>
-              <w:top w:val="single" w:color="CCCCCC" w:sz="1"/>
-              <w:left w:val="single" w:color="CCCCCC" w:sz="1"/>
-              <w:bottom w:val="single" w:color="CCCCCC" w:sz="1"/>
-              <w:right w:val="single" w:color="CCCCCC" w:sz="1"/>
-            </w:tcBorders>
-            <w:shd w:fill="FFFFFF" w:val="clear"/>
-            <w:tcMar>
-              <w:top w:type="dxa" w:w="70"/>
-              <w:left w:type="dxa" w:w="100"/>
-              <w:bottom w:type="dxa" w:w="70"/>
-              <w:right w:type="dxa" w:w="100"/>
-            </w:tcMar>
-          </w:tcPr>
-          <w:p>
-            <w:pPr>
-              <w:spacing w:after="0"/>
-            </w:pPr>
-            <w:r>
-              <w:rPr>
-                <w:rFonts w:ascii="Courier New" w:cs="Courier New" w:eastAsia="Courier New" w:hAnsi="Courier New"/>
-                <w:color w:val="333333"/>
-                <w:sz w:val="15"/>
-                <w:szCs w:val="15"/>
-              </w:rPr>
-              <w:t xml:space="preserve">contrato_anticipo</w:t>
-            </w:r>
-          </w:p>
-        </w:tc>
-        <w:tc>
-          <w:tcPr>
-            <w:tcW w:type="dxa" w:w="6581"/>
-            <w:tcBorders>
-              <w:top w:val="single" w:color="CCCCCC" w:sz="1"/>
-              <w:left w:val="single" w:color="CCCCCC" w:sz="1"/>
-              <w:bottom w:val="single" w:color="CCCCCC" w:sz="1"/>
-              <w:right w:val="single" w:color="CCCCCC" w:sz="1"/>
-            </w:tcBorders>
-            <w:shd w:fill="FFFFFF" w:val="clear"/>
-            <w:tcMar>
-              <w:top w:type="dxa" w:w="70"/>
-              <w:left w:type="dxa" w:w="100"/>
-              <w:bottom w:type="dxa" w:w="70"/>
-              <w:right w:type="dxa" w:w="100"/>
-            </w:tcMar>
-          </w:tcPr>
-          <w:p>
-            <w:pPr>
-              <w:spacing w:after="0"/>
-            </w:pPr>
-            <w:r>
-              <w:rPr>
-                <w:rFonts w:ascii="Arial" w:cs="Arial" w:eastAsia="Arial" w:hAnsi="Arial"/>
-                <w:b/>
-                <w:bCs/>
-                <w:color w:val="333333"/>
-                <w:sz w:val="17"/>
-                <w:szCs w:val="17"/>
-              </w:rPr>
-              <w:t xml:space="preserve">0</w:t>
-            </w:r>
-            <w:r>
-              <w:rPr>
-                <w:rFonts w:ascii="Arial" w:cs="Arial" w:eastAsia="Arial" w:hAnsi="Arial"/>
-                <w:color w:val="333333"/>
-                <w:sz w:val="17"/>
-                <w:szCs w:val="17"/>
-              </w:rPr>
-              <w:t xml:space="preserve"> si paga al terminar; si es renta o inversión, el monto que diga Juan David</w:t>
-            </w:r>
-          </w:p>
-        </w:tc>
-      </w:tr>
-      <w:tr>
-        <w:trPr>
-          <w:cantSplit/>
-        </w:trPr>
-        <w:tc>
-          <w:tcPr>
-            <w:tcW w:type="dxa" w:w="3391"/>
-            <w:tcBorders>
-              <w:top w:val="single" w:color="CCCCCC" w:sz="1"/>
-              <w:left w:val="single" w:color="CCCCCC" w:sz="1"/>
-              <w:bottom w:val="single" w:color="CCCCCC" w:sz="1"/>
-              <w:right w:val="single" w:color="CCCCCC" w:sz="1"/>
-            </w:tcBorders>
-            <w:shd w:fill="F7F8FA" w:val="clear"/>
-            <w:tcMar>
-              <w:top w:type="dxa" w:w="70"/>
-              <w:left w:type="dxa" w:w="100"/>
-              <w:bottom w:type="dxa" w:w="70"/>
-              <w:right w:type="dxa" w:w="100"/>
-            </w:tcMar>
-          </w:tcPr>
-          <w:p>
-            <w:pPr>
-              <w:spacing w:after="0"/>
-            </w:pPr>
-            <w:r>
-              <w:rPr>
-                <w:rFonts w:ascii="Courier New" w:cs="Courier New" w:eastAsia="Courier New" w:hAnsi="Courier New"/>
-                <w:color w:val="333333"/>
-                <w:sz w:val="15"/>
-                <w:szCs w:val="15"/>
-              </w:rPr>
-              <w:t xml:space="preserve">contrato_fecha_instalacion</w:t>
-            </w:r>
-          </w:p>
-        </w:tc>
-        <w:tc>
-          <w:tcPr>
-            <w:tcW w:type="dxa" w:w="6581"/>
-            <w:tcBorders>
-              <w:top w:val="single" w:color="CCCCCC" w:sz="1"/>
-              <w:left w:val="single" w:color="CCCCCC" w:sz="1"/>
-              <w:bottom w:val="single" w:color="CCCCCC" w:sz="1"/>
-              <w:right w:val="single" w:color="CCCCCC" w:sz="1"/>
-            </w:tcBorders>
-            <w:shd w:fill="F7F8FA" w:val="clear"/>
-            <w:tcMar>
-              <w:top w:type="dxa" w:w="70"/>
-              <w:left w:type="dxa" w:w="100"/>
-              <w:bottom w:type="dxa" w:w="70"/>
-              <w:right w:type="dxa" w:w="100"/>
-            </w:tcMar>
-          </w:tcPr>
-          <w:p>
-            <w:pPr>
-              <w:spacing w:after="0"/>
-            </w:pPr>
-            <w:r>
-              <w:rPr>
-                <w:rFonts w:ascii="Arial" w:cs="Arial" w:eastAsia="Arial" w:hAnsi="Arial"/>
-                <w:color w:val="333333"/>
-                <w:sz w:val="17"/>
-                <w:szCs w:val="17"/>
-              </w:rPr>
-              <w:t xml:space="preserve">El día que escogió</w:t>
-            </w:r>
-          </w:p>
-        </w:tc>
-      </w:tr>
-    </w:tbl>
-    <w:p>
-      <w:pPr>
-        <w:spacing w:after="160"/>
-      </w:pPr>
-      <w:r>
-        <w:t xml:space="preserve"/>
-      </w:r>
-    </w:p>
-    <w:p>
-      <w:pPr>
-        <w:spacing w:after="110"/>
-      </w:pPr>
-      <w:r>
-        <w:rPr>
-          <w:rFonts w:ascii="Arial" w:cs="Arial" w:eastAsia="Arial" w:hAnsi="Arial"/>
-          <w:color w:val="333333"/>
-          <w:sz w:val="20"/>
-          <w:szCs w:val="20"/>
-        </w:rPr>
-        <w:t xml:space="preserve">Después mueves la oportunidad a </w:t>
-      </w:r>
-      <w:r>
-        <w:rPr>
-          <w:rFonts w:ascii="Arial" w:cs="Arial" w:eastAsia="Arial" w:hAnsi="Arial"/>
-          <w:b/>
-          <w:bCs/>
-          <w:color w:val="333333"/>
-          <w:sz w:val="20"/>
-          <w:szCs w:val="20"/>
-        </w:rPr>
-        <w:t xml:space="preserve">Proposal Sent</w:t>
-      </w:r>
-      <w:r>
-        <w:rPr>
-          <w:rFonts w:ascii="Arial" w:cs="Arial" w:eastAsia="Arial" w:hAnsi="Arial"/>
-          <w:color w:val="333333"/>
-          <w:sz w:val="20"/>
-          <w:szCs w:val="20"/>
-        </w:rPr>
-        <w:t xml:space="preserve"> con el valor. El sistema le manda el contrato por texto para firmar, y Juan David lo contrafirma. Si falta </w:t>
-      </w:r>
-      <w:r>
-        <w:rPr>
-          <w:rFonts w:ascii="Arial" w:cs="Arial" w:eastAsia="Arial" w:hAnsi="Arial"/>
-          <w:b/>
-          <w:bCs/>
-          <w:color w:val="333333"/>
-          <w:sz w:val="20"/>
-          <w:szCs w:val="20"/>
-        </w:rPr>
-        <w:t xml:space="preserve">cualquiera de los 5 campos</w:t>
-      </w:r>
-      <w:r>
-        <w:rPr>
-          <w:rFonts w:ascii="Arial" w:cs="Arial" w:eastAsia="Arial" w:hAnsi="Arial"/>
-          <w:color w:val="333333"/>
-          <w:sz w:val="20"/>
-          <w:szCs w:val="20"/>
-        </w:rPr>
-        <w:t xml:space="preserve">, el contrato </w:t>
-      </w:r>
-      <w:r>
-        <w:rPr>
-          <w:rFonts w:ascii="Arial" w:cs="Arial" w:eastAsia="Arial" w:hAnsi="Arial"/>
-          <w:b/>
-          <w:bCs/>
-          <w:color w:val="333333"/>
-          <w:sz w:val="20"/>
-          <w:szCs w:val="20"/>
-        </w:rPr>
-        <w:t xml:space="preserve">no sale</w:t>
-      </w:r>
-      <w:r>
-        <w:rPr>
-          <w:rFonts w:ascii="Arial" w:cs="Arial" w:eastAsia="Arial" w:hAnsi="Arial"/>
-          <w:color w:val="333333"/>
-          <w:sz w:val="20"/>
-          <w:szCs w:val="20"/>
-        </w:rPr>
-        <w:t xml:space="preserve">: revisa que estén todos (el anticipo en 0 también cuenta).</w:t>
+        <w:t xml:space="preserve">Cómo sale el contrato (a mano, tú lo envías):</w:t>
+      </w:r>
+      <w:r>
+        <w:rPr>
+          <w:rFonts w:ascii="Arial" w:cs="Arial" w:eastAsia="Arial" w:hAnsi="Arial"/>
+          <w:color w:val="333333"/>
+          <w:sz w:val="20"/>
+          <w:szCs w:val="20"/>
+        </w:rPr>
+        <w:t xml:space="preserve"> cuando el cliente acepta el precio, llenas el formulario con </w:t>
+      </w:r>
+      <w:r>
+        <w:rPr>
+          <w:rFonts w:ascii="Arial" w:cs="Arial" w:eastAsia="Arial" w:hAnsi="Arial"/>
+          <w:b/>
+          <w:bCs/>
+          <w:color w:val="333333"/>
+          <w:sz w:val="20"/>
+          <w:szCs w:val="20"/>
+        </w:rPr>
+        <w:t xml:space="preserve">Precio aceptado - enviar contrato</w:t>
+      </w:r>
+      <w:r>
+        <w:rPr>
+          <w:rFonts w:ascii="Arial" w:cs="Arial" w:eastAsia="Arial" w:hAnsi="Arial"/>
+          <w:color w:val="333333"/>
+          <w:sz w:val="20"/>
+          <w:szCs w:val="20"/>
+        </w:rPr>
+        <w:t xml:space="preserve">. Te llega la tarea </w:t>
+      </w:r>
+      <w:r>
+        <w:rPr>
+          <w:rFonts w:ascii="Arial" w:cs="Arial" w:eastAsia="Arial" w:hAnsi="Arial"/>
+          <w:b/>
+          <w:bCs/>
+          <w:color w:val="333333"/>
+          <w:sz w:val="20"/>
+          <w:szCs w:val="20"/>
+        </w:rPr>
+        <w:t xml:space="preserve">"Enviar contrato a mano"</w:t>
+      </w:r>
+      <w:r>
+        <w:rPr>
+          <w:rFonts w:ascii="Arial" w:cs="Arial" w:eastAsia="Arial" w:hAnsi="Arial"/>
+          <w:color w:val="333333"/>
+          <w:sz w:val="20"/>
+          <w:szCs w:val="20"/>
+        </w:rPr>
+        <w:t xml:space="preserve">: lo mandas como el de la primera venta (13-oct), </w:t>
+      </w:r>
+      <w:r>
+        <w:rPr>
+          <w:rFonts w:ascii="Arial" w:cs="Arial" w:eastAsia="Arial" w:hAnsi="Arial"/>
+          <w:b/>
+          <w:bCs/>
+          <w:color w:val="333333"/>
+          <w:sz w:val="20"/>
+          <w:szCs w:val="20"/>
+        </w:rPr>
+        <w:t xml:space="preserve">con todos los datos completos</w:t>
+      </w:r>
+      <w:r>
+        <w:rPr>
+          <w:rFonts w:ascii="Arial" w:cs="Arial" w:eastAsia="Arial" w:hAnsi="Arial"/>
+          <w:color w:val="333333"/>
+          <w:sz w:val="20"/>
+          <w:szCs w:val="20"/>
+        </w:rPr>
+        <w:t xml:space="preserve">: nombre, dirección, ciudad, ZIP, equipo (lo que dijo Juan David, en inglés; ej. *Goodman natural-gas furnace, 80,000 BTU/h, 80% AFUE*), precio exacto, forma de pago (*Pay in full when the job is done* si vive en la casa; *Deposit before installation, balance when the job is done* si es renta o inversión, con el anticipo que diga Juan David) y fecha de instalación. </w:t>
+      </w:r>
+      <w:r>
+        <w:rPr>
+          <w:rFonts w:ascii="Arial" w:cs="Arial" w:eastAsia="Arial" w:hAnsi="Arial"/>
+          <w:b/>
+          <w:bCs/>
+          <w:color w:val="333333"/>
+          <w:sz w:val="20"/>
+          <w:szCs w:val="20"/>
+        </w:rPr>
+        <w:t xml:space="preserve">No uses la plantilla automática del CRM.</w:t>
       </w:r>
     </w:p>
     <w:p>
@@ -4359,27 +4305,27 @@
           <w:sz w:val="20"/>
           <w:szCs w:val="20"/>
         </w:rPr>
-        <w:t xml:space="preserve">Si no acepta mensajes de texto: pide el correo y avisa en el grupo. </w:t>
-      </w:r>
-      <w:r>
-        <w:rPr>
-          <w:rFonts w:ascii="Arial" w:cs="Arial" w:eastAsia="Arial" w:hAnsi="Arial"/>
-          <w:b/>
-          <w:bCs/>
-          <w:color w:val="333333"/>
-          <w:sz w:val="20"/>
-          <w:szCs w:val="20"/>
-        </w:rPr>
-        <w:t xml:space="preserve">Tú no mandas el contrato a mano</w:t>
-      </w:r>
-      <w:r>
-        <w:rPr>
-          <w:rFonts w:ascii="Arial" w:cs="Arial" w:eastAsia="Arial" w:hAnsi="Arial"/>
-          <w:color w:val="333333"/>
-          <w:sz w:val="20"/>
-          <w:szCs w:val="20"/>
-        </w:rPr>
-        <w:t xml:space="preserve"> (quien lo envía queda como</w:t>
+        <w:t xml:space="preserve">El cliente lo firma desde el celular o cuando llegue el técnico, </w:t>
+      </w:r>
+      <w:r>
+        <w:rPr>
+          <w:rFonts w:ascii="Arial" w:cs="Arial" w:eastAsia="Arial" w:hAnsi="Arial"/>
+          <w:b/>
+          <w:bCs/>
+          <w:color w:val="333333"/>
+          <w:sz w:val="20"/>
+          <w:szCs w:val="20"/>
+        </w:rPr>
+        <w:t xml:space="preserve">siempre antes de empezar el trabajo</w:t>
+      </w:r>
+      <w:r>
+        <w:rPr>
+          <w:rFonts w:ascii="Arial" w:cs="Arial" w:eastAsia="Arial" w:hAnsi="Arial"/>
+          <w:color w:val="333333"/>
+          <w:sz w:val="20"/>
+          <w:szCs w:val="20"/>
+        </w:rPr>
+        <w:t xml:space="preserve"> (JP 28-oct). Nunca se</w:t>
       </w:r>
     </w:p>
     <w:p>
@@ -4393,107 +4339,7 @@
           <w:sz w:val="20"/>
           <w:szCs w:val="20"/>
         </w:rPr>
-        <w:t xml:space="preserve">  firmante del contratista): lo manda </w:t>
-      </w:r>
-      <w:r>
-        <w:rPr>
-          <w:rFonts w:ascii="Arial" w:cs="Arial" w:eastAsia="Arial" w:hAnsi="Arial"/>
-          <w:b/>
-          <w:bCs/>
-          <w:color w:val="333333"/>
-          <w:sz w:val="20"/>
-          <w:szCs w:val="20"/>
-        </w:rPr>
-        <w:t xml:space="preserve">Juan David desde su usuario</w:t>
-      </w:r>
-      <w:r>
-        <w:rPr>
-          <w:rFonts w:ascii="Arial" w:cs="Arial" w:eastAsia="Arial" w:hAnsi="Arial"/>
-          <w:color w:val="333333"/>
-          <w:sz w:val="20"/>
-          <w:szCs w:val="20"/>
-        </w:rPr>
-        <w:t xml:space="preserve"> por correo (Documents &amp; Contracts → plantilla "Contrato - Reemplazo de furnace (venta directa)" → cliente → Send), así firma él.</w:t>
-      </w:r>
-    </w:p>
-    <w:p>
-      <w:pPr>
-        <w:spacing w:after="50"/>
-        <w:ind w:left="360" w:hanging="240"/>
-      </w:pPr>
-      <w:r>
-        <w:rPr>
-          <w:rFonts w:ascii="Arial" w:cs="Arial" w:eastAsia="Arial" w:hAnsi="Arial"/>
-          <w:b/>
-          <w:bCs/>
-          <w:color w:val="2E75B6"/>
-          <w:sz w:val="20"/>
-          <w:szCs w:val="20"/>
-        </w:rPr>
-        <w:t xml:space="preserve">• </w:t>
-      </w:r>
-      <w:r>
-        <w:rPr>
-          <w:rFonts w:ascii="Arial" w:cs="Arial" w:eastAsia="Arial" w:hAnsi="Arial"/>
-          <w:color w:val="333333"/>
-          <w:sz w:val="20"/>
-          <w:szCs w:val="20"/>
-        </w:rPr>
-        <w:t xml:space="preserve">El contrato se firma </w:t>
-      </w:r>
-      <w:r>
-        <w:rPr>
-          <w:rFonts w:ascii="Arial" w:cs="Arial" w:eastAsia="Arial" w:hAnsi="Arial"/>
-          <w:b/>
-          <w:bCs/>
-          <w:color w:val="333333"/>
-          <w:sz w:val="20"/>
-          <w:szCs w:val="20"/>
-        </w:rPr>
-        <w:t xml:space="preserve">antes del día de instalación</w:t>
-      </w:r>
-      <w:r>
-        <w:rPr>
-          <w:rFonts w:ascii="Arial" w:cs="Arial" w:eastAsia="Arial" w:hAnsi="Arial"/>
-          <w:color w:val="333333"/>
-          <w:sz w:val="20"/>
-          <w:szCs w:val="20"/>
-        </w:rPr>
-        <w:t xml:space="preserve">: así Juan David sabe que la venta es en firme antes de cargar el furnace.</w:t>
-      </w:r>
-    </w:p>
-    <w:p>
-      <w:pPr>
-        <w:spacing w:after="110"/>
-      </w:pPr>
-      <w:r>
-        <w:rPr>
-          <w:rFonts w:ascii="Arial" w:cs="Arial" w:eastAsia="Arial" w:hAnsi="Arial"/>
-          <w:color w:val="333333"/>
-          <w:sz w:val="20"/>
-          <w:szCs w:val="20"/>
-        </w:rPr>
-        <w:t xml:space="preserve">  Si no lo puede firmar en el celular: en papel en la casa </w:t>
-      </w:r>
-      <w:r>
-        <w:rPr>
-          <w:rFonts w:ascii="Arial" w:cs="Arial" w:eastAsia="Arial" w:hAnsi="Arial"/>
-          <w:b/>
-          <w:bCs/>
-          <w:color w:val="333333"/>
-          <w:sz w:val="20"/>
-          <w:szCs w:val="20"/>
-        </w:rPr>
-        <w:t xml:space="preserve">antes de empezar el trabajo</w:t>
-      </w:r>
-      <w:r>
-        <w:rPr>
-          <w:rFonts w:ascii="Arial" w:cs="Arial" w:eastAsia="Arial" w:hAnsi="Arial"/>
-          <w:color w:val="333333"/>
-          <w:sz w:val="20"/>
-          <w:szCs w:val="20"/>
-        </w:rPr>
-        <w:t xml:space="preserve">. Nunca se empieza a trabajar sin contrato firmado (Juan David, 19-oct).</w:t>
+        <w:t xml:space="preserve">  empieza a trabajar sin contrato firmado (Juan David, 19-oct). Si quedó para firmar al llegar, anótalo en Observaciones ("firma al llegar el técnico") para que Juan David lo lleve listo.</w:t>
       </w:r>
     </w:p>
     <w:p>
@@ -5640,7 +5486,7 @@
           <w:sz w:val="24"/>
           <w:szCs w:val="24"/>
         </w:rPr>
-        <w:t xml:space="preserve">Buzón de voz (intentos 1 y 2)</w:t>
+        <w:t xml:space="preserve">Buzón de voz (todos los intentos)</w:t>
       </w:r>
     </w:p>
     <w:p>
@@ -6001,41 +5847,78 @@
           <w:sz w:val="24"/>
           <w:szCs w:val="24"/>
         </w:rPr>
-        <w:t xml:space="preserve">La nota en la app (después de cada intento)</w:t>
-      </w:r>
-    </w:p>
-    <w:p>
-      <w:pPr>
-        <w:keepLines/>
-        <w:shd w:fill="F2F4F7" w:val="clear"/>
-        <w:spacing w:after="0"/>
-        <w:ind w:left="100" w:right="100"/>
-      </w:pPr>
-      <w:r>
-        <w:rPr>
-          <w:rFonts w:ascii="Courier New" w:cs="Courier New" w:eastAsia="Courier New" w:hAnsi="Courier New"/>
-          <w:color w:val="1B2A4A"/>
-          <w:sz w:val="17"/>
-          <w:szCs w:val="17"/>
-        </w:rPr>
-        <w:t xml:space="preserve">Contestó: Sí | Resultado: Agendó</w:t>
-      </w:r>
-    </w:p>
-    <w:p>
-      <w:pPr>
-        <w:keepLines/>
-        <w:shd w:fill="F2F4F7" w:val="clear"/>
-        <w:spacing w:after="0"/>
-        <w:ind w:left="100" w:right="100"/>
-      </w:pPr>
-      <w:r>
-        <w:rPr>
-          <w:rFonts w:ascii="Courier New" w:cs="Courier New" w:eastAsia="Courier New" w:hAnsi="Courier New"/>
-          <w:color w:val="1B2A4A"/>
-          <w:sz w:val="17"/>
-          <w:szCs w:val="17"/>
-        </w:rPr>
-        <w:t xml:space="preserve">Detalle: furnace de 20 años, quiere cambiarlo antes del invierno. Casa de 2 pisos, basement habitable, sin chimenea. 123 Main St, Columbus 43227. Furnace en el basement. Vive en la casa, firma ella, paga con Zelle al terminar. Aceptó texto por llamada (19-oct); fotos del furnace y la etiqueta enviadas al grupo. Pasado a Juan David para el precio.</w:t>
+        <w:t xml:space="preserve">El formulario de resultado (después de cada llamada)</w:t>
+      </w:r>
+    </w:p>
+    <w:p>
+      <w:pPr>
+        <w:spacing w:after="110"/>
+      </w:pPr>
+      <w:r>
+        <w:rPr>
+          <w:rFonts w:ascii="Arial" w:cs="Arial" w:eastAsia="Arial" w:hAnsi="Arial"/>
+          <w:color w:val="333333"/>
+          <w:sz w:val="20"/>
+          <w:szCs w:val="20"/>
+        </w:rPr>
+        <w:t xml:space="preserve">Teléfono del lead (el mismo del CRM) + </w:t>
+      </w:r>
+      <w:r>
+        <w:rPr>
+          <w:rFonts w:ascii="Arial" w:cs="Arial" w:eastAsia="Arial" w:hAnsi="Arial"/>
+          <w:b/>
+          <w:bCs/>
+          <w:color w:val="333333"/>
+          <w:sz w:val="20"/>
+          <w:szCs w:val="20"/>
+        </w:rPr>
+        <w:t xml:space="preserve">Resultado de la llamada</w:t>
+      </w:r>
+      <w:r>
+        <w:rPr>
+          <w:rFonts w:ascii="Arial" w:cs="Arial" w:eastAsia="Arial" w:hAnsi="Arial"/>
+          <w:color w:val="333333"/>
+          <w:sz w:val="20"/>
+          <w:szCs w:val="20"/>
+        </w:rPr>
+        <w:t xml:space="preserve"> + </w:t>
+      </w:r>
+      <w:r>
+        <w:rPr>
+          <w:rFonts w:ascii="Arial" w:cs="Arial" w:eastAsia="Arial" w:hAnsi="Arial"/>
+          <w:b/>
+          <w:bCs/>
+          <w:color w:val="333333"/>
+          <w:sz w:val="20"/>
+          <w:szCs w:val="20"/>
+        </w:rPr>
+        <w:t xml:space="preserve">Observaciones</w:t>
+      </w:r>
+      <w:r>
+        <w:rPr>
+          <w:rFonts w:ascii="Arial" w:cs="Arial" w:eastAsia="Arial" w:hAnsi="Arial"/>
+          <w:color w:val="333333"/>
+          <w:sz w:val="20"/>
+          <w:szCs w:val="20"/>
+        </w:rPr>
+        <w:t xml:space="preserve"> (lo que dijo el cliente, con sus palabras; si pidió que lo llames después, el día y la hora). Resultados: Agendó visita · No contesta · Llamar después · No interesado · Número equivocado · Fuera de zona · Esperando foto / precio · Precio aceptado - enviar contrato. Ejemplo de Observaciones:</w:t>
+      </w:r>
+    </w:p>
+    <w:p>
+      <w:pPr>
+        <w:keepLines/>
+        <w:shd w:fill="F2F4F7" w:val="clear"/>
+        <w:spacing w:after="0"/>
+        <w:ind w:left="100" w:right="100"/>
+      </w:pPr>
+      <w:r>
+        <w:rPr>
+          <w:rFonts w:ascii="Courier New" w:cs="Courier New" w:eastAsia="Courier New" w:hAnsi="Courier New"/>
+          <w:color w:val="1B2A4A"/>
+          <w:sz w:val="17"/>
+          <w:szCs w:val="17"/>
+        </w:rPr>
+        <w:t xml:space="preserve">Furnace de 20 años, quiere cambiarlo antes del invierno. Casa de 2 pisos, basement habitable, sin chimenea. 123 Main St, Columbus 43227. Furnace en el basement. Vive en la casa, firma ella, paga con Zelle al terminar. Aceptó texto por llamada (19-oct); fotos del furnace y la etiqueta enviadas al grupo. Pasado a Juan David para el precio.</w:t>
       </w:r>
     </w:p>
     <w:p>
@@ -6057,7 +5940,25 @@
           <w:sz w:val="20"/>
           <w:szCs w:val="20"/>
         </w:rPr>
-        <w:t xml:space="preserve">Resultados: Agendó · Cotización por teléfono (datos completos) · Esperando foto · Instalación agendada (contrato enviado) · Reprogramó · No interesado · Objeción — precio · Objeción — tiempo · Ya contrató a otro · No disponible · Sin respuesta · Fuera de zona · Urgencia atendida.</w:t>
+        <w:t xml:space="preserve">La nota escrita queda solo para la visita: </w:t>
+      </w:r>
+      <w:r>
+        <w:rPr>
+          <w:rFonts w:ascii="Courier New" w:cs="Courier New" w:eastAsia="Courier New" w:hAnsi="Courier New"/>
+          <w:color w:val="333333"/>
+          <w:sz w:val="18"/>
+          <w:szCs w:val="18"/>
+        </w:rPr>
+        <w:t xml:space="preserve">Visitó: Sí | Compró: Sí | Valor: … | Anticipo: …</w:t>
+      </w:r>
+      <w:r>
+        <w:rPr>
+          <w:rFonts w:ascii="Arial" w:cs="Arial" w:eastAsia="Arial" w:hAnsi="Arial"/>
+          <w:color w:val="333333"/>
+          <w:sz w:val="20"/>
+          <w:szCs w:val="20"/>
+        </w:rPr>
+        <w:t xml:space="preserve">.</w:t>
       </w:r>
     </w:p>
     <w:sectPr>

--- a/induccion-aire-express/guiones/docs/01_SPEECH_CONTACTABILIDAD.docx
+++ b/induccion-aire-express/guiones/docs/01_SPEECH_CONTACTABILIDAD.docx
@@ -3915,7 +3915,7 @@
           <w:sz w:val="20"/>
           <w:szCs w:val="20"/>
         </w:rPr>
-        <w:t xml:space="preserve">. Apenas lleguen las fotos, mándalas al grupo de Juan David con los datos de la casa, la dirección, si vive en la casa y la forma de pago. Juan David responde el precio exacto </w:t>
+        <w:t xml:space="preserve">. Apenas lleguen las fotos, mándaselas a Juan David en el grupo de WhatsApp de Aire Express con los datos de la casa, la dirección, si vive en la casa y la forma de pago. Juan David responde el precio exacto </w:t>
       </w:r>
       <w:r>
         <w:rPr>
@@ -4248,7 +4248,7 @@
           <w:sz w:val="20"/>
           <w:szCs w:val="20"/>
         </w:rPr>
-        <w:t xml:space="preserve">: lo mandas como el de la primera venta (13-oct), </w:t>
+        <w:t xml:space="preserve">: lo mandas en PDF (la plantilla te la da Juan David), desde la conversación del cliente en la app (por correo, o por texto solo si marcó la casilla o te dio permiso en la llamada), </w:t>
       </w:r>
       <w:r>
         <w:rPr>

--- a/induccion-aire-express/guiones/docs/01_SPEECH_CONTACTABILIDAD.docx
+++ b/induccion-aire-express/guiones/docs/01_SPEECH_CONTACTABILIDAD.docx
@@ -905,7 +905,7 @@
           <w:sz w:val="20"/>
           <w:szCs w:val="20"/>
         </w:rPr>
-        <w:t xml:space="preserve"> llenas el formulario de resultado (link en la Inducción, paso 3.5): https://api.leadconnectorhq.com/widget/form/DGoYUAAWeaqimug9GUci . Los 8 resultados: Agendó visita · No contesta · Llamar después · No interesado · Número equivocado · Fuera de zona · Esperando foto / precio · Precio aceptado - enviar contrato. Sin el formulario no se completa la tarea.</w:t>
+        <w:t xml:space="preserve"> llenas el formulario de resultado (link en la Inducción, paso 3.5): https://api.leadconnectorhq.com/widget/form/DGoYUAAWeaqimug9GUci . Los 10 resultados: Agendó visita · No contesta · Llamar después · No interesado · Número equivocado · Fuera de zona · Esperando foto / precio · Precio aceptado - enviar contrato · Confirmó visita · Reprogramó visita. Sin el formulario no se completa la tarea.</w:t>
       </w:r>
     </w:p>
     <w:p>
